--- a/Politica_Comissionamento_Metas_v2.docx
+++ b/Politica_Comissionamento_Metas_v2.docx
@@ -2,62 +2,93 @@
 <file path=word/document.xml><?xml version="1.0" encoding="utf-8"?>
 <w:document xmlns:wpc="http://schemas.microsoft.com/office/word/2010/wordprocessingCanvas" xmlns:mc="http://schemas.openxmlformats.org/markup-compatibility/2006" xmlns:o="urn:schemas-microsoft-com:office:office" xmlns:r="http://schemas.openxmlformats.org/officeDocument/2006/relationships" xmlns:m="http://schemas.openxmlformats.org/officeDocument/2006/math" xmlns:v="urn:schemas-microsoft-com:vml" xmlns:wp14="http://schemas.microsoft.com/office/word/2010/wordprocessingDrawing" xmlns:wp="http://schemas.openxmlformats.org/drawingml/2006/wordprocessingDrawing" xmlns:w10="urn:schemas-microsoft-com:office:word" xmlns:w="http://schemas.openxmlformats.org/wordprocessingml/2006/main" xmlns:w14="http://schemas.microsoft.com/office/word/2010/wordml" xmlns:w15="http://schemas.microsoft.com/office/word/2012/wordml" xmlns:wpg="http://schemas.microsoft.com/office/word/2010/wordprocessingGroup" xmlns:wpi="http://schemas.microsoft.com/office/word/2010/wordprocessingInk" xmlns:wne="http://schemas.microsoft.com/office/word/2006/wordml" xmlns:wps="http://schemas.microsoft.com/office/word/2010/wordprocessingShape" xmlns:cx="http://schemas.microsoft.com/office/drawing/2014/chartex" xmlns:cx1="http://schemas.microsoft.com/office/drawing/2015/9/8/chartex" xmlns:cx2="http://schemas.microsoft.com/office/drawing/2015/10/21/chartex" xmlns:cx3="http://schemas.microsoft.com/office/drawing/2016/5/9/chartex" xmlns:cx4="http://schemas.microsoft.com/office/drawing/2016/5/10/chartex" xmlns:cx5="http://schemas.microsoft.com/office/drawing/2016/5/11/chartex" xmlns:cx6="http://schemas.microsoft.com/office/drawing/2016/5/12/chartex" xmlns:cx7="http://schemas.microsoft.com/office/drawing/2016/5/13/chartex" xmlns:cx8="http://schemas.microsoft.com/office/drawing/2016/5/14/chartex" xmlns:aink="http://schemas.microsoft.com/office/drawing/2016/ink" xmlns:am3d="http://schemas.microsoft.com/office/drawing/2017/model3d" xmlns:w16cex="http://schemas.microsoft.com/office/word/2018/wordml/cex" xmlns:w16cid="http://schemas.microsoft.com/office/word/2016/wordml/cid" xmlns:w16="http://schemas.microsoft.com/office/word/2018/wordml" xmlns:w16sdtdh="http://schemas.microsoft.com/office/word/2020/wordml/sdtdatahash" xmlns:w16se="http://schemas.microsoft.com/office/word/2015/wordml/symex" mc:Ignorable="w14 w15 wp14">
   <w:body>
-    <w:p>
-      <w:pPr>
-        <w:spacing w:after="80"/>
-        <w:jc w:val="center"/>
-      </w:pPr>
-      <w:r>
-        <w:rPr>
-          <w:b/>
-          <w:bCs/>
-          <w:color w:val="1F3864"/>
-          <w:sz w:val="32"/>
-          <w:szCs w:val="32"/>
-        </w:rPr>
-        <w:t xml:space="preserve">POLÍTICA DE COMISSIONAMENTO E METAS</w:t>
-      </w:r>
-    </w:p>
-    <w:p>
-      <w:pPr>
-        <w:spacing w:after="80"/>
-        <w:jc w:val="center"/>
-      </w:pPr>
-      <w:r>
-        <w:rPr>
-          <w:sz w:val="24"/>
-          <w:szCs w:val="24"/>
-        </w:rPr>
-        <w:t xml:space="preserve">Área Comercial — Amplificadores Next Pro</w:t>
-      </w:r>
-    </w:p>
-    <w:p>
-      <w:pPr>
-        <w:spacing w:after="80"/>
-        <w:jc w:val="center"/>
-      </w:pPr>
-      <w:r>
-        <w:rPr>
-          <w:i/>
-          <w:iCs/>
-          <w:sz w:val="22"/>
-          <w:szCs w:val="22"/>
+    <w:tbl>
+      <w:tblPr>
+        <w:tblW w:type="dxa" w:w="9638"/>
+        <w:tblBorders>
+          <w:top w:val="single" w:color="auto" w:sz="4"/>
+          <w:left w:val="single" w:color="auto" w:sz="4"/>
+          <w:bottom w:val="single" w:color="auto" w:sz="4"/>
+          <w:right w:val="single" w:color="auto" w:sz="4"/>
+          <w:insideH w:val="single" w:color="auto" w:sz="4"/>
+          <w:insideV w:val="single" w:color="auto" w:sz="4"/>
+        </w:tblBorders>
+      </w:tblPr>
+      <w:tblGrid>
+        <w:gridCol w:w="9638"/>
+      </w:tblGrid>
+      <w:tr>
+        <w:tc>
+          <w:tcPr>
+            <w:tcW w:type="dxa" w:w="9638"/>
+            <w:tcBorders>
+              <w:top w:val="none" w:color="FFFFFF" w:sz="0"/>
+              <w:left w:val="none" w:color="FFFFFF" w:sz="0"/>
+              <w:bottom w:val="none" w:color="FFFFFF" w:sz="0"/>
+              <w:right w:val="none" w:color="FFFFFF" w:sz="0"/>
+            </w:tcBorders>
+            <w:shd w:fill="0E5C3D" w:color="auto" w:val="clear"/>
+            <w:tcMar>
+              <w:top w:type="dxa" w:w="480"/>
+              <w:left w:type="dxa" w:w="360"/>
+              <w:bottom w:type="dxa" w:w="420"/>
+              <w:right w:type="dxa" w:w="360"/>
+            </w:tcMar>
+          </w:tcPr>
+          <w:p>
+            <w:pPr>
+              <w:spacing w:after="240"/>
+              <w:jc w:val="center"/>
+            </w:pPr>
+            <w:r>
+              <w:rPr>
+                <w:b/>
+                <w:bCs/>
+                <w:color w:val="FFFFFF"/>
+                <w:sz w:val="36"/>
+                <w:szCs w:val="36"/>
+              </w:rPr>
+              <w:t xml:space="preserve">POLÍTICA DE COMISSIONAMENTO E METAS</w:t>
+            </w:r>
+          </w:p>
+          <w:p>
+            <w:pPr>
+              <w:jc w:val="center"/>
+            </w:pPr>
+            <w:r>
+              <w:rPr>
+                <w:color w:val="FFFFFF"/>
+                <w:sz w:val="23"/>
+                <w:szCs w:val="23"/>
+              </w:rPr>
+              <w:t xml:space="preserve">Área Comercial — Amplificadores Next Pro</w:t>
+            </w:r>
+          </w:p>
+        </w:tc>
+      </w:tr>
+    </w:tbl>
+    <w:p>
+      <w:pPr>
+        <w:spacing w:after="40" w:before="240"/>
+      </w:pPr>
+      <w:r>
+        <w:rPr>
+          <w:b/>
+          <w:bCs/>
+          <w:color w:val="262626"/>
         </w:rPr>
         <w:t xml:space="preserve">Versão 2 · vigência a partir de 1º de outubro de 2026</w:t>
       </w:r>
     </w:p>
     <w:p>
       <w:pPr>
-        <w:spacing w:after="240"/>
-        <w:jc w:val="center"/>
+        <w:spacing w:after="120"/>
       </w:pPr>
       <w:r>
         <w:rPr>
           <w:i/>
           <w:iCs/>
           <w:color w:val="595959"/>
-          <w:sz w:val="20"/>
-          <w:szCs w:val="20"/>
         </w:rPr>
         <w:t xml:space="preserve">Documento interno — substitui integralmente as políticas anteriores</w:t>
       </w:r>
@@ -65,19 +96,21 @@
     <w:p>
       <w:pPr>
         <w:pStyle w:val="Heading1"/>
+        <w:keepNext/>
         <w:pBdr>
-          <w:bottom w:val="single" w:color="1F3864" w:sz="6" w:space="4"/>
+          <w:bottom w:val="single" w:color="0E5C3D" w:sz="6" w:space="4"/>
         </w:pBdr>
-        <w:spacing w:after="160" w:before="360"/>
+        <w:spacing w:after="200" w:before="360"/>
       </w:pPr>
       <w:r>
         <w:rPr>
           <w:rFonts w:ascii="Calibri" w:cs="Calibri" w:eastAsia="Calibri" w:hAnsi="Calibri"/>
           <w:b/>
           <w:bCs/>
-          <w:color w:val="1F3864"/>
-          <w:sz w:val="26"/>
-          <w:szCs w:val="26"/>
+          <w:color w:val="0E5C3D"/>
+          <w:spacing w:val="20"/>
+          <w:sz w:val="21"/>
+          <w:szCs w:val="21"/>
         </w:rPr>
         <w:t xml:space="preserve">1. OBJETIVO E ABRANGÊNCIA</w:t>
       </w:r>
@@ -87,7 +120,7 @@
         <w:tabs>
           <w:tab w:val="left" w:pos="720"/>
         </w:tabs>
-        <w:spacing w:after="120"/>
+        <w:spacing w:after="120" w:line="300"/>
         <w:ind w:left="720" w:hanging="720"/>
         <w:jc w:val="both"/>
       </w:pPr>
@@ -95,6 +128,7 @@
         <w:rPr>
           <w:b/>
           <w:bCs/>
+          <w:color w:val="0E5C3D"/>
         </w:rPr>
         <w:t xml:space="preserve">1.1.</w:t>
       </w:r>
@@ -110,7 +144,7 @@
         <w:tabs>
           <w:tab w:val="left" w:pos="720"/>
         </w:tabs>
-        <w:spacing w:after="120"/>
+        <w:spacing w:after="120" w:line="300"/>
         <w:ind w:left="720" w:hanging="720"/>
         <w:jc w:val="both"/>
       </w:pPr>
@@ -118,6 +152,7 @@
         <w:rPr>
           <w:b/>
           <w:bCs/>
+          <w:color w:val="0E5C3D"/>
         </w:rPr>
         <w:t xml:space="preserve">1.2.</w:t>
       </w:r>
@@ -133,7 +168,7 @@
         <w:tabs>
           <w:tab w:val="left" w:pos="720"/>
         </w:tabs>
-        <w:spacing w:after="120"/>
+        <w:spacing w:after="120" w:line="300"/>
         <w:ind w:left="720" w:hanging="720"/>
         <w:jc w:val="both"/>
       </w:pPr>
@@ -141,6 +176,7 @@
         <w:rPr>
           <w:b/>
           <w:bCs/>
+          <w:color w:val="0E5C3D"/>
         </w:rPr>
         <w:t xml:space="preserve">1.3.</w:t>
       </w:r>
@@ -154,19 +190,21 @@
     <w:p>
       <w:pPr>
         <w:pStyle w:val="Heading1"/>
+        <w:keepNext/>
         <w:pBdr>
-          <w:bottom w:val="single" w:color="1F3864" w:sz="6" w:space="4"/>
+          <w:bottom w:val="single" w:color="0E5C3D" w:sz="6" w:space="4"/>
         </w:pBdr>
-        <w:spacing w:after="160" w:before="360"/>
+        <w:spacing w:after="200" w:before="360"/>
       </w:pPr>
       <w:r>
         <w:rPr>
           <w:rFonts w:ascii="Calibri" w:cs="Calibri" w:eastAsia="Calibri" w:hAnsi="Calibri"/>
           <w:b/>
           <w:bCs/>
-          <w:color w:val="1F3864"/>
-          <w:sz w:val="26"/>
-          <w:szCs w:val="26"/>
+          <w:color w:val="0E5C3D"/>
+          <w:spacing w:val="20"/>
+          <w:sz w:val="21"/>
+          <w:szCs w:val="21"/>
         </w:rPr>
         <w:t xml:space="preserve">2. COMPOSIÇÃO DA REMUNERAÇÃO</w:t>
       </w:r>
@@ -176,7 +214,7 @@
         <w:tabs>
           <w:tab w:val="left" w:pos="720"/>
         </w:tabs>
-        <w:spacing w:after="120"/>
+        <w:spacing w:after="120" w:line="300"/>
         <w:ind w:left="720" w:hanging="720"/>
         <w:jc w:val="both"/>
       </w:pPr>
@@ -184,6 +222,7 @@
         <w:rPr>
           <w:b/>
           <w:bCs/>
+          <w:color w:val="0E5C3D"/>
         </w:rPr>
         <w:t xml:space="preserve">2.1.</w:t>
       </w:r>
@@ -197,6 +236,7 @@
     <w:tbl>
       <w:tblPr>
         <w:tblW w:type="dxa" w:w="9638"/>
+        <w:jc w:val="left"/>
         <w:tblBorders>
           <w:top w:val="single" w:color="auto" w:sz="4"/>
           <w:left w:val="single" w:color="auto" w:sz="4"/>
@@ -219,17 +259,17 @@
           <w:tcPr>
             <w:tcW w:type="dxa" w:w="1800"/>
             <w:tcBorders>
-              <w:top w:val="single" w:color="8EA9DB" w:sz="4"/>
-              <w:left w:val="single" w:color="8EA9DB" w:sz="4"/>
-              <w:bottom w:val="single" w:color="8EA9DB" w:sz="4"/>
-              <w:right w:val="single" w:color="8EA9DB" w:sz="4"/>
-            </w:tcBorders>
-            <w:shd w:fill="1F3864" w:color="auto" w:val="clear"/>
-            <w:tcMar>
-              <w:top w:type="dxa" w:w="80"/>
-              <w:left w:type="dxa" w:w="120"/>
-              <w:bottom w:type="dxa" w:w="80"/>
-              <w:right w:type="dxa" w:w="120"/>
+              <w:top w:val="single" w:color="BFD3C8" w:sz="4"/>
+              <w:left w:val="single" w:color="BFD3C8" w:sz="4"/>
+              <w:bottom w:val="single" w:color="BFD3C8" w:sz="4"/>
+              <w:right w:val="single" w:color="BFD3C8" w:sz="4"/>
+            </w:tcBorders>
+            <w:shd w:fill="0E5C3D" w:color="auto" w:val="clear"/>
+            <w:tcMar>
+              <w:top w:type="dxa" w:w="90"/>
+              <w:left w:type="dxa" w:w="140"/>
+              <w:bottom w:type="dxa" w:w="90"/>
+              <w:right w:type="dxa" w:w="140"/>
             </w:tcMar>
           </w:tcPr>
           <w:p>
@@ -238,6 +278,8 @@
                 <w:b/>
                 <w:bCs/>
                 <w:color w:val="FFFFFF"/>
+                <w:sz w:val="20"/>
+                <w:szCs w:val="20"/>
               </w:rPr>
               <w:t xml:space="preserve">Parcela</w:t>
             </w:r>
@@ -247,17 +289,17 @@
           <w:tcPr>
             <w:tcW w:type="dxa" w:w="5638"/>
             <w:tcBorders>
-              <w:top w:val="single" w:color="8EA9DB" w:sz="4"/>
-              <w:left w:val="single" w:color="8EA9DB" w:sz="4"/>
-              <w:bottom w:val="single" w:color="8EA9DB" w:sz="4"/>
-              <w:right w:val="single" w:color="8EA9DB" w:sz="4"/>
-            </w:tcBorders>
-            <w:shd w:fill="1F3864" w:color="auto" w:val="clear"/>
-            <w:tcMar>
-              <w:top w:type="dxa" w:w="80"/>
-              <w:left w:type="dxa" w:w="120"/>
-              <w:bottom w:type="dxa" w:w="80"/>
-              <w:right w:type="dxa" w:w="120"/>
+              <w:top w:val="single" w:color="BFD3C8" w:sz="4"/>
+              <w:left w:val="single" w:color="BFD3C8" w:sz="4"/>
+              <w:bottom w:val="single" w:color="BFD3C8" w:sz="4"/>
+              <w:right w:val="single" w:color="BFD3C8" w:sz="4"/>
+            </w:tcBorders>
+            <w:shd w:fill="0E5C3D" w:color="auto" w:val="clear"/>
+            <w:tcMar>
+              <w:top w:type="dxa" w:w="90"/>
+              <w:left w:type="dxa" w:w="140"/>
+              <w:bottom w:type="dxa" w:w="90"/>
+              <w:right w:type="dxa" w:w="140"/>
             </w:tcMar>
           </w:tcPr>
           <w:p>
@@ -266,6 +308,8 @@
                 <w:b/>
                 <w:bCs/>
                 <w:color w:val="FFFFFF"/>
+                <w:sz w:val="20"/>
+                <w:szCs w:val="20"/>
               </w:rPr>
               <w:t xml:space="preserve">O que é</w:t>
             </w:r>
@@ -275,17 +319,17 @@
           <w:tcPr>
             <w:tcW w:type="dxa" w:w="2200"/>
             <w:tcBorders>
-              <w:top w:val="single" w:color="8EA9DB" w:sz="4"/>
-              <w:left w:val="single" w:color="8EA9DB" w:sz="4"/>
-              <w:bottom w:val="single" w:color="8EA9DB" w:sz="4"/>
-              <w:right w:val="single" w:color="8EA9DB" w:sz="4"/>
-            </w:tcBorders>
-            <w:shd w:fill="1F3864" w:color="auto" w:val="clear"/>
-            <w:tcMar>
-              <w:top w:type="dxa" w:w="80"/>
-              <w:left w:type="dxa" w:w="120"/>
-              <w:bottom w:type="dxa" w:w="80"/>
-              <w:right w:type="dxa" w:w="120"/>
+              <w:top w:val="single" w:color="BFD3C8" w:sz="4"/>
+              <w:left w:val="single" w:color="BFD3C8" w:sz="4"/>
+              <w:bottom w:val="single" w:color="BFD3C8" w:sz="4"/>
+              <w:right w:val="single" w:color="BFD3C8" w:sz="4"/>
+            </w:tcBorders>
+            <w:shd w:fill="0E5C3D" w:color="auto" w:val="clear"/>
+            <w:tcMar>
+              <w:top w:type="dxa" w:w="90"/>
+              <w:left w:type="dxa" w:w="140"/>
+              <w:bottom w:type="dxa" w:w="90"/>
+              <w:right w:type="dxa" w:w="140"/>
             </w:tcMar>
           </w:tcPr>
           <w:p>
@@ -294,6 +338,8 @@
                 <w:b/>
                 <w:bCs/>
                 <w:color w:val="FFFFFF"/>
+                <w:sz w:val="20"/>
+                <w:szCs w:val="20"/>
               </w:rPr>
               <w:t xml:space="preserve">Periodicidade</w:t>
             </w:r>
@@ -301,24 +347,31 @@
         </w:tc>
       </w:tr>
       <w:tr>
+        <w:trPr>
+          <w:cantSplit/>
+        </w:trPr>
         <w:tc>
           <w:tcPr>
             <w:tcW w:type="dxa" w:w="1800"/>
             <w:tcBorders>
-              <w:top w:val="single" w:color="8EA9DB" w:sz="4"/>
-              <w:left w:val="single" w:color="8EA9DB" w:sz="4"/>
-              <w:bottom w:val="single" w:color="8EA9DB" w:sz="4"/>
-              <w:right w:val="single" w:color="8EA9DB" w:sz="4"/>
-            </w:tcBorders>
-            <w:tcMar>
-              <w:top w:type="dxa" w:w="80"/>
-              <w:left w:type="dxa" w:w="120"/>
-              <w:bottom w:type="dxa" w:w="80"/>
-              <w:right w:type="dxa" w:w="120"/>
-            </w:tcMar>
-          </w:tcPr>
-          <w:p>
-            <w:r>
+              <w:top w:val="single" w:color="BFD3C8" w:sz="4"/>
+              <w:left w:val="single" w:color="BFD3C8" w:sz="4"/>
+              <w:bottom w:val="single" w:color="BFD3C8" w:sz="4"/>
+              <w:right w:val="single" w:color="BFD3C8" w:sz="4"/>
+            </w:tcBorders>
+            <w:tcMar>
+              <w:top w:type="dxa" w:w="90"/>
+              <w:left w:type="dxa" w:w="140"/>
+              <w:bottom w:type="dxa" w:w="90"/>
+              <w:right w:type="dxa" w:w="140"/>
+            </w:tcMar>
+          </w:tcPr>
+          <w:p>
+            <w:r>
+              <w:rPr>
+                <w:sz w:val="20"/>
+                <w:szCs w:val="20"/>
+              </w:rPr>
               <w:t xml:space="preserve">Fixo</w:t>
             </w:r>
           </w:p>
@@ -327,20 +380,24 @@
           <w:tcPr>
             <w:tcW w:type="dxa" w:w="5638"/>
             <w:tcBorders>
-              <w:top w:val="single" w:color="8EA9DB" w:sz="4"/>
-              <w:left w:val="single" w:color="8EA9DB" w:sz="4"/>
-              <w:bottom w:val="single" w:color="8EA9DB" w:sz="4"/>
-              <w:right w:val="single" w:color="8EA9DB" w:sz="4"/>
-            </w:tcBorders>
-            <w:tcMar>
-              <w:top w:type="dxa" w:w="80"/>
-              <w:left w:type="dxa" w:w="120"/>
-              <w:bottom w:type="dxa" w:w="80"/>
-              <w:right w:type="dxa" w:w="120"/>
-            </w:tcMar>
-          </w:tcPr>
-          <w:p>
-            <w:r>
+              <w:top w:val="single" w:color="BFD3C8" w:sz="4"/>
+              <w:left w:val="single" w:color="BFD3C8" w:sz="4"/>
+              <w:bottom w:val="single" w:color="BFD3C8" w:sz="4"/>
+              <w:right w:val="single" w:color="BFD3C8" w:sz="4"/>
+            </w:tcBorders>
+            <w:tcMar>
+              <w:top w:type="dxa" w:w="90"/>
+              <w:left w:type="dxa" w:w="140"/>
+              <w:bottom w:type="dxa" w:w="90"/>
+              <w:right w:type="dxa" w:w="140"/>
+            </w:tcMar>
+          </w:tcPr>
+          <w:p>
+            <w:r>
+              <w:rPr>
+                <w:sz w:val="20"/>
+                <w:szCs w:val="20"/>
+              </w:rPr>
               <w:t xml:space="preserve">valor mensal</w:t>
             </w:r>
           </w:p>
@@ -349,44 +406,56 @@
           <w:tcPr>
             <w:tcW w:type="dxa" w:w="2200"/>
             <w:tcBorders>
-              <w:top w:val="single" w:color="8EA9DB" w:sz="4"/>
-              <w:left w:val="single" w:color="8EA9DB" w:sz="4"/>
-              <w:bottom w:val="single" w:color="8EA9DB" w:sz="4"/>
-              <w:right w:val="single" w:color="8EA9DB" w:sz="4"/>
-            </w:tcBorders>
-            <w:tcMar>
-              <w:top w:type="dxa" w:w="80"/>
-              <w:left w:type="dxa" w:w="120"/>
-              <w:bottom w:type="dxa" w:w="80"/>
-              <w:right w:type="dxa" w:w="120"/>
-            </w:tcMar>
-          </w:tcPr>
-          <w:p>
-            <w:r>
+              <w:top w:val="single" w:color="BFD3C8" w:sz="4"/>
+              <w:left w:val="single" w:color="BFD3C8" w:sz="4"/>
+              <w:bottom w:val="single" w:color="BFD3C8" w:sz="4"/>
+              <w:right w:val="single" w:color="BFD3C8" w:sz="4"/>
+            </w:tcBorders>
+            <w:tcMar>
+              <w:top w:type="dxa" w:w="90"/>
+              <w:left w:type="dxa" w:w="140"/>
+              <w:bottom w:type="dxa" w:w="90"/>
+              <w:right w:type="dxa" w:w="140"/>
+            </w:tcMar>
+          </w:tcPr>
+          <w:p>
+            <w:r>
+              <w:rPr>
+                <w:sz w:val="20"/>
+                <w:szCs w:val="20"/>
+              </w:rPr>
               <w:t xml:space="preserve">mensal</w:t>
             </w:r>
           </w:p>
         </w:tc>
       </w:tr>
       <w:tr>
+        <w:trPr>
+          <w:cantSplit/>
+        </w:trPr>
         <w:tc>
           <w:tcPr>
             <w:tcW w:type="dxa" w:w="1800"/>
             <w:tcBorders>
-              <w:top w:val="single" w:color="8EA9DB" w:sz="4"/>
-              <w:left w:val="single" w:color="8EA9DB" w:sz="4"/>
-              <w:bottom w:val="single" w:color="8EA9DB" w:sz="4"/>
-              <w:right w:val="single" w:color="8EA9DB" w:sz="4"/>
-            </w:tcBorders>
-            <w:tcMar>
-              <w:top w:type="dxa" w:w="80"/>
-              <w:left w:type="dxa" w:w="120"/>
-              <w:bottom w:type="dxa" w:w="80"/>
-              <w:right w:type="dxa" w:w="120"/>
-            </w:tcMar>
-          </w:tcPr>
-          <w:p>
-            <w:r>
+              <w:top w:val="single" w:color="BFD3C8" w:sz="4"/>
+              <w:left w:val="single" w:color="BFD3C8" w:sz="4"/>
+              <w:bottom w:val="single" w:color="BFD3C8" w:sz="4"/>
+              <w:right w:val="single" w:color="BFD3C8" w:sz="4"/>
+            </w:tcBorders>
+            <w:shd w:fill="E8F1EC" w:color="auto" w:val="clear"/>
+            <w:tcMar>
+              <w:top w:type="dxa" w:w="90"/>
+              <w:left w:type="dxa" w:w="140"/>
+              <w:bottom w:type="dxa" w:w="90"/>
+              <w:right w:type="dxa" w:w="140"/>
+            </w:tcMar>
+          </w:tcPr>
+          <w:p>
+            <w:r>
+              <w:rPr>
+                <w:sz w:val="20"/>
+                <w:szCs w:val="20"/>
+              </w:rPr>
               <w:t xml:space="preserve">Comissão</w:t>
             </w:r>
           </w:p>
@@ -395,20 +464,25 @@
           <w:tcPr>
             <w:tcW w:type="dxa" w:w="5638"/>
             <w:tcBorders>
-              <w:top w:val="single" w:color="8EA9DB" w:sz="4"/>
-              <w:left w:val="single" w:color="8EA9DB" w:sz="4"/>
-              <w:bottom w:val="single" w:color="8EA9DB" w:sz="4"/>
-              <w:right w:val="single" w:color="8EA9DB" w:sz="4"/>
-            </w:tcBorders>
-            <w:tcMar>
-              <w:top w:type="dxa" w:w="80"/>
-              <w:left w:type="dxa" w:w="120"/>
-              <w:bottom w:type="dxa" w:w="80"/>
-              <w:right w:type="dxa" w:w="120"/>
-            </w:tcMar>
-          </w:tcPr>
-          <w:p>
-            <w:r>
+              <w:top w:val="single" w:color="BFD3C8" w:sz="4"/>
+              <w:left w:val="single" w:color="BFD3C8" w:sz="4"/>
+              <w:bottom w:val="single" w:color="BFD3C8" w:sz="4"/>
+              <w:right w:val="single" w:color="BFD3C8" w:sz="4"/>
+            </w:tcBorders>
+            <w:shd w:fill="E8F1EC" w:color="auto" w:val="clear"/>
+            <w:tcMar>
+              <w:top w:type="dxa" w:w="90"/>
+              <w:left w:type="dxa" w:w="140"/>
+              <w:bottom w:type="dxa" w:w="90"/>
+              <w:right w:type="dxa" w:w="140"/>
+            </w:tcMar>
+          </w:tcPr>
+          <w:p>
+            <w:r>
+              <w:rPr>
+                <w:sz w:val="20"/>
+                <w:szCs w:val="20"/>
+              </w:rPr>
               <w:t xml:space="preserve">percentual sobre o valor recebido dos clientes, incluído o plus trimestral da carteira do Anexo II</w:t>
             </w:r>
           </w:p>
@@ -417,44 +491,56 @@
           <w:tcPr>
             <w:tcW w:type="dxa" w:w="2200"/>
             <w:tcBorders>
-              <w:top w:val="single" w:color="8EA9DB" w:sz="4"/>
-              <w:left w:val="single" w:color="8EA9DB" w:sz="4"/>
-              <w:bottom w:val="single" w:color="8EA9DB" w:sz="4"/>
-              <w:right w:val="single" w:color="8EA9DB" w:sz="4"/>
-            </w:tcBorders>
-            <w:tcMar>
-              <w:top w:type="dxa" w:w="80"/>
-              <w:left w:type="dxa" w:w="120"/>
-              <w:bottom w:type="dxa" w:w="80"/>
-              <w:right w:type="dxa" w:w="120"/>
-            </w:tcMar>
-          </w:tcPr>
-          <w:p>
-            <w:r>
+              <w:top w:val="single" w:color="BFD3C8" w:sz="4"/>
+              <w:left w:val="single" w:color="BFD3C8" w:sz="4"/>
+              <w:bottom w:val="single" w:color="BFD3C8" w:sz="4"/>
+              <w:right w:val="single" w:color="BFD3C8" w:sz="4"/>
+            </w:tcBorders>
+            <w:shd w:fill="E8F1EC" w:color="auto" w:val="clear"/>
+            <w:tcMar>
+              <w:top w:type="dxa" w:w="90"/>
+              <w:left w:type="dxa" w:w="140"/>
+              <w:bottom w:type="dxa" w:w="90"/>
+              <w:right w:type="dxa" w:w="140"/>
+            </w:tcMar>
+          </w:tcPr>
+          <w:p>
+            <w:r>
+              <w:rPr>
+                <w:sz w:val="20"/>
+                <w:szCs w:val="20"/>
+              </w:rPr>
               <w:t xml:space="preserve">mensal (plus: trimestral)</w:t>
             </w:r>
           </w:p>
         </w:tc>
       </w:tr>
       <w:tr>
+        <w:trPr>
+          <w:cantSplit/>
+        </w:trPr>
         <w:tc>
           <w:tcPr>
             <w:tcW w:type="dxa" w:w="1800"/>
             <w:tcBorders>
-              <w:top w:val="single" w:color="8EA9DB" w:sz="4"/>
-              <w:left w:val="single" w:color="8EA9DB" w:sz="4"/>
-              <w:bottom w:val="single" w:color="8EA9DB" w:sz="4"/>
-              <w:right w:val="single" w:color="8EA9DB" w:sz="4"/>
-            </w:tcBorders>
-            <w:tcMar>
-              <w:top w:type="dxa" w:w="80"/>
-              <w:left w:type="dxa" w:w="120"/>
-              <w:bottom w:type="dxa" w:w="80"/>
-              <w:right w:type="dxa" w:w="120"/>
-            </w:tcMar>
-          </w:tcPr>
-          <w:p>
-            <w:r>
+              <w:top w:val="single" w:color="BFD3C8" w:sz="4"/>
+              <w:left w:val="single" w:color="BFD3C8" w:sz="4"/>
+              <w:bottom w:val="single" w:color="BFD3C8" w:sz="4"/>
+              <w:right w:val="single" w:color="BFD3C8" w:sz="4"/>
+            </w:tcBorders>
+            <w:tcMar>
+              <w:top w:type="dxa" w:w="90"/>
+              <w:left w:type="dxa" w:w="140"/>
+              <w:bottom w:type="dxa" w:w="90"/>
+              <w:right w:type="dxa" w:w="140"/>
+            </w:tcMar>
+          </w:tcPr>
+          <w:p>
+            <w:r>
+              <w:rPr>
+                <w:sz w:val="20"/>
+                <w:szCs w:val="20"/>
+              </w:rPr>
               <w:t xml:space="preserve">UP</w:t>
             </w:r>
           </w:p>
@@ -463,20 +549,24 @@
           <w:tcPr>
             <w:tcW w:type="dxa" w:w="5638"/>
             <w:tcBorders>
-              <w:top w:val="single" w:color="8EA9DB" w:sz="4"/>
-              <w:left w:val="single" w:color="8EA9DB" w:sz="4"/>
-              <w:bottom w:val="single" w:color="8EA9DB" w:sz="4"/>
-              <w:right w:val="single" w:color="8EA9DB" w:sz="4"/>
-            </w:tcBorders>
-            <w:tcMar>
-              <w:top w:type="dxa" w:w="80"/>
-              <w:left w:type="dxa" w:w="120"/>
-              <w:bottom w:type="dxa" w:w="80"/>
-              <w:right w:type="dxa" w:w="120"/>
-            </w:tcMar>
-          </w:tcPr>
-          <w:p>
-            <w:r>
+              <w:top w:val="single" w:color="BFD3C8" w:sz="4"/>
+              <w:left w:val="single" w:color="BFD3C8" w:sz="4"/>
+              <w:bottom w:val="single" w:color="BFD3C8" w:sz="4"/>
+              <w:right w:val="single" w:color="BFD3C8" w:sz="4"/>
+            </w:tcBorders>
+            <w:tcMar>
+              <w:top w:type="dxa" w:w="90"/>
+              <w:left w:type="dxa" w:w="140"/>
+              <w:bottom w:type="dxa" w:w="90"/>
+              <w:right w:type="dxa" w:w="140"/>
+            </w:tcMar>
+          </w:tcPr>
+          <w:p>
+            <w:r>
+              <w:rPr>
+                <w:sz w:val="20"/>
+                <w:szCs w:val="20"/>
+              </w:rPr>
               <w:t xml:space="preserve">prêmio em valor fixo, condicionado ao atingimento de meta</w:t>
             </w:r>
           </w:p>
@@ -485,20 +575,24 @@
           <w:tcPr>
             <w:tcW w:type="dxa" w:w="2200"/>
             <w:tcBorders>
-              <w:top w:val="single" w:color="8EA9DB" w:sz="4"/>
-              <w:left w:val="single" w:color="8EA9DB" w:sz="4"/>
-              <w:bottom w:val="single" w:color="8EA9DB" w:sz="4"/>
-              <w:right w:val="single" w:color="8EA9DB" w:sz="4"/>
-            </w:tcBorders>
-            <w:tcMar>
-              <w:top w:type="dxa" w:w="80"/>
-              <w:left w:type="dxa" w:w="120"/>
-              <w:bottom w:type="dxa" w:w="80"/>
-              <w:right w:type="dxa" w:w="120"/>
-            </w:tcMar>
-          </w:tcPr>
-          <w:p>
-            <w:r>
+              <w:top w:val="single" w:color="BFD3C8" w:sz="4"/>
+              <w:left w:val="single" w:color="BFD3C8" w:sz="4"/>
+              <w:bottom w:val="single" w:color="BFD3C8" w:sz="4"/>
+              <w:right w:val="single" w:color="BFD3C8" w:sz="4"/>
+            </w:tcBorders>
+            <w:tcMar>
+              <w:top w:type="dxa" w:w="90"/>
+              <w:left w:type="dxa" w:w="140"/>
+              <w:bottom w:type="dxa" w:w="90"/>
+              <w:right w:type="dxa" w:w="140"/>
+            </w:tcMar>
+          </w:tcPr>
+          <w:p>
+            <w:r>
+              <w:rPr>
+                <w:sz w:val="20"/>
+                <w:szCs w:val="20"/>
+              </w:rPr>
               <w:t xml:space="preserve">trimestral</w:t>
             </w:r>
           </w:p>
@@ -515,7 +609,7 @@
         <w:tabs>
           <w:tab w:val="left" w:pos="720"/>
         </w:tabs>
-        <w:spacing w:after="120"/>
+        <w:spacing w:after="120" w:line="300"/>
         <w:ind w:left="720" w:hanging="720"/>
         <w:jc w:val="both"/>
       </w:pPr>
@@ -523,6 +617,7 @@
         <w:rPr>
           <w:b/>
           <w:bCs/>
+          <w:color w:val="0E5C3D"/>
         </w:rPr>
         <w:t xml:space="preserve">2.2.</w:t>
       </w:r>
@@ -536,19 +631,21 @@
     <w:p>
       <w:pPr>
         <w:pStyle w:val="Heading1"/>
+        <w:keepNext/>
         <w:pBdr>
-          <w:bottom w:val="single" w:color="1F3864" w:sz="6" w:space="4"/>
+          <w:bottom w:val="single" w:color="0E5C3D" w:sz="6" w:space="4"/>
         </w:pBdr>
-        <w:spacing w:after="160" w:before="360"/>
+        <w:spacing w:after="200" w:before="360"/>
       </w:pPr>
       <w:r>
         <w:rPr>
           <w:rFonts w:ascii="Calibri" w:cs="Calibri" w:eastAsia="Calibri" w:hAnsi="Calibri"/>
           <w:b/>
           <w:bCs/>
-          <w:color w:val="1F3864"/>
-          <w:sz w:val="26"/>
-          <w:szCs w:val="26"/>
+          <w:color w:val="0E5C3D"/>
+          <w:spacing w:val="20"/>
+          <w:sz w:val="21"/>
+          <w:szCs w:val="21"/>
         </w:rPr>
         <w:t xml:space="preserve">3. COMISSÃO</w:t>
       </w:r>
@@ -556,6 +653,7 @@
     <w:p>
       <w:pPr>
         <w:pStyle w:val="Heading2"/>
+        <w:keepNext/>
         <w:spacing w:after="120" w:before="240"/>
       </w:pPr>
       <w:r>
@@ -563,9 +661,9 @@
           <w:rFonts w:ascii="Calibri" w:cs="Calibri" w:eastAsia="Calibri" w:hAnsi="Calibri"/>
           <w:b/>
           <w:bCs/>
-          <w:color w:val="1F3864"/>
-          <w:sz w:val="23"/>
-          <w:szCs w:val="23"/>
+          <w:color w:val="262626"/>
+          <w:sz w:val="21"/>
+          <w:szCs w:val="21"/>
         </w:rPr>
         <w:t xml:space="preserve">3.1. Percentual</w:t>
       </w:r>
@@ -575,7 +673,7 @@
         <w:tabs>
           <w:tab w:val="left" w:pos="720"/>
         </w:tabs>
-        <w:spacing w:after="120"/>
+        <w:spacing w:after="120" w:line="300"/>
         <w:ind w:left="720" w:hanging="720"/>
         <w:jc w:val="both"/>
       </w:pPr>
@@ -583,6 +681,7 @@
         <w:rPr>
           <w:b/>
           <w:bCs/>
+          <w:color w:val="0E5C3D"/>
         </w:rPr>
         <w:t xml:space="preserve">3.1.1.</w:t>
       </w:r>
@@ -605,7 +704,7 @@
     </w:p>
     <w:p>
       <w:pPr>
-        <w:spacing w:after="120"/>
+        <w:spacing w:after="120" w:line="300"/>
         <w:ind w:left="720"/>
         <w:jc w:val="both"/>
       </w:pPr>
@@ -625,7 +724,7 @@
     </w:p>
     <w:p>
       <w:pPr>
-        <w:spacing w:after="120"/>
+        <w:spacing w:after="120" w:line="300"/>
         <w:ind w:left="720"/>
         <w:jc w:val="both"/>
       </w:pPr>
@@ -650,7 +749,7 @@
           <w:ilvl w:val="1"/>
           <w:numId w:val="2"/>
         </w:numPr>
-        <w:spacing w:after="60"/>
+        <w:spacing w:after="60" w:line="300"/>
         <w:jc w:val="both"/>
       </w:pPr>
       <w:r>
@@ -664,7 +763,7 @@
           <w:ilvl w:val="1"/>
           <w:numId w:val="2"/>
         </w:numPr>
-        <w:spacing w:after="60"/>
+        <w:spacing w:after="60" w:line="300"/>
         <w:jc w:val="both"/>
       </w:pPr>
       <w:r>
@@ -683,7 +782,7 @@
     </w:p>
     <w:p>
       <w:pPr>
-        <w:spacing w:after="120"/>
+        <w:spacing w:after="120" w:line="300"/>
         <w:ind w:left="720"/>
         <w:jc w:val="both"/>
       </w:pPr>
@@ -704,6 +803,7 @@
     <w:tbl>
       <w:tblPr>
         <w:tblW w:type="dxa" w:w="9638"/>
+        <w:jc w:val="left"/>
         <w:tblBorders>
           <w:top w:val="single" w:color="auto" w:sz="4"/>
           <w:left w:val="single" w:color="auto" w:sz="4"/>
@@ -725,17 +825,17 @@
           <w:tcPr>
             <w:tcW w:type="dxa" w:w="6638"/>
             <w:tcBorders>
-              <w:top w:val="single" w:color="8EA9DB" w:sz="4"/>
-              <w:left w:val="single" w:color="8EA9DB" w:sz="4"/>
-              <w:bottom w:val="single" w:color="8EA9DB" w:sz="4"/>
-              <w:right w:val="single" w:color="8EA9DB" w:sz="4"/>
-            </w:tcBorders>
-            <w:shd w:fill="1F3864" w:color="auto" w:val="clear"/>
-            <w:tcMar>
-              <w:top w:type="dxa" w:w="80"/>
-              <w:left w:type="dxa" w:w="120"/>
-              <w:bottom w:type="dxa" w:w="80"/>
-              <w:right w:type="dxa" w:w="120"/>
+              <w:top w:val="single" w:color="BFD3C8" w:sz="4"/>
+              <w:left w:val="single" w:color="BFD3C8" w:sz="4"/>
+              <w:bottom w:val="single" w:color="BFD3C8" w:sz="4"/>
+              <w:right w:val="single" w:color="BFD3C8" w:sz="4"/>
+            </w:tcBorders>
+            <w:shd w:fill="0E5C3D" w:color="auto" w:val="clear"/>
+            <w:tcMar>
+              <w:top w:type="dxa" w:w="90"/>
+              <w:left w:type="dxa" w:w="140"/>
+              <w:bottom w:type="dxa" w:w="90"/>
+              <w:right w:type="dxa" w:w="140"/>
             </w:tcMar>
           </w:tcPr>
           <w:p>
@@ -744,6 +844,8 @@
                 <w:b/>
                 <w:bCs/>
                 <w:color w:val="FFFFFF"/>
+                <w:sz w:val="20"/>
+                <w:szCs w:val="20"/>
               </w:rPr>
               <w:t xml:space="preserve">Sobre o quê</w:t>
             </w:r>
@@ -753,17 +855,17 @@
           <w:tcPr>
             <w:tcW w:type="dxa" w:w="3000"/>
             <w:tcBorders>
-              <w:top w:val="single" w:color="8EA9DB" w:sz="4"/>
-              <w:left w:val="single" w:color="8EA9DB" w:sz="4"/>
-              <w:bottom w:val="single" w:color="8EA9DB" w:sz="4"/>
-              <w:right w:val="single" w:color="8EA9DB" w:sz="4"/>
-            </w:tcBorders>
-            <w:shd w:fill="1F3864" w:color="auto" w:val="clear"/>
-            <w:tcMar>
-              <w:top w:type="dxa" w:w="80"/>
-              <w:left w:type="dxa" w:w="120"/>
-              <w:bottom w:type="dxa" w:w="80"/>
-              <w:right w:type="dxa" w:w="120"/>
+              <w:top w:val="single" w:color="BFD3C8" w:sz="4"/>
+              <w:left w:val="single" w:color="BFD3C8" w:sz="4"/>
+              <w:bottom w:val="single" w:color="BFD3C8" w:sz="4"/>
+              <w:right w:val="single" w:color="BFD3C8" w:sz="4"/>
+            </w:tcBorders>
+            <w:shd w:fill="0E5C3D" w:color="auto" w:val="clear"/>
+            <w:tcMar>
+              <w:top w:type="dxa" w:w="90"/>
+              <w:left w:type="dxa" w:w="140"/>
+              <w:bottom w:type="dxa" w:w="90"/>
+              <w:right w:type="dxa" w:w="140"/>
             </w:tcMar>
           </w:tcPr>
           <w:p>
@@ -772,6 +874,8 @@
                 <w:b/>
                 <w:bCs/>
                 <w:color w:val="FFFFFF"/>
+                <w:sz w:val="20"/>
+                <w:szCs w:val="20"/>
               </w:rPr>
               <w:t xml:space="preserve">Alíquota (pessoa jurídica)</w:t>
             </w:r>
@@ -779,24 +883,31 @@
         </w:tc>
       </w:tr>
       <w:tr>
+        <w:trPr>
+          <w:cantSplit/>
+        </w:trPr>
         <w:tc>
           <w:tcPr>
             <w:tcW w:type="dxa" w:w="6638"/>
             <w:tcBorders>
-              <w:top w:val="single" w:color="8EA9DB" w:sz="4"/>
-              <w:left w:val="single" w:color="8EA9DB" w:sz="4"/>
-              <w:bottom w:val="single" w:color="8EA9DB" w:sz="4"/>
-              <w:right w:val="single" w:color="8EA9DB" w:sz="4"/>
-            </w:tcBorders>
-            <w:tcMar>
-              <w:top w:type="dxa" w:w="80"/>
-              <w:left w:type="dxa" w:w="120"/>
-              <w:bottom w:type="dxa" w:w="80"/>
-              <w:right w:type="dxa" w:w="120"/>
-            </w:tcMar>
-          </w:tcPr>
-          <w:p>
-            <w:r>
+              <w:top w:val="single" w:color="BFD3C8" w:sz="4"/>
+              <w:left w:val="single" w:color="BFD3C8" w:sz="4"/>
+              <w:bottom w:val="single" w:color="BFD3C8" w:sz="4"/>
+              <w:right w:val="single" w:color="BFD3C8" w:sz="4"/>
+            </w:tcBorders>
+            <w:tcMar>
+              <w:top w:type="dxa" w:w="90"/>
+              <w:left w:type="dxa" w:w="140"/>
+              <w:bottom w:type="dxa" w:w="90"/>
+              <w:right w:type="dxa" w:w="140"/>
+            </w:tcMar>
+          </w:tcPr>
+          <w:p>
+            <w:r>
+              <w:rPr>
+                <w:sz w:val="20"/>
+                <w:szCs w:val="20"/>
+              </w:rPr>
               <w:t xml:space="preserve">Regra geral: carteira própria, pool livre, cliente novo e cliente reativado</w:t>
             </w:r>
           </w:p>
@@ -805,16 +916,16 @@
           <w:tcPr>
             <w:tcW w:type="dxa" w:w="3000"/>
             <w:tcBorders>
-              <w:top w:val="single" w:color="8EA9DB" w:sz="4"/>
-              <w:left w:val="single" w:color="8EA9DB" w:sz="4"/>
-              <w:bottom w:val="single" w:color="8EA9DB" w:sz="4"/>
-              <w:right w:val="single" w:color="8EA9DB" w:sz="4"/>
-            </w:tcBorders>
-            <w:tcMar>
-              <w:top w:type="dxa" w:w="80"/>
-              <w:left w:type="dxa" w:w="120"/>
-              <w:bottom w:type="dxa" w:w="80"/>
-              <w:right w:type="dxa" w:w="120"/>
+              <w:top w:val="single" w:color="BFD3C8" w:sz="4"/>
+              <w:left w:val="single" w:color="BFD3C8" w:sz="4"/>
+              <w:bottom w:val="single" w:color="BFD3C8" w:sz="4"/>
+              <w:right w:val="single" w:color="BFD3C8" w:sz="4"/>
+            </w:tcBorders>
+            <w:tcMar>
+              <w:top w:type="dxa" w:w="90"/>
+              <w:left w:type="dxa" w:w="140"/>
+              <w:bottom w:type="dxa" w:w="90"/>
+              <w:right w:type="dxa" w:w="140"/>
             </w:tcMar>
           </w:tcPr>
           <w:p>
@@ -822,6 +933,8 @@
               <w:rPr>
                 <w:b/>
                 <w:bCs/>
+                <w:sz w:val="20"/>
+                <w:szCs w:val="20"/>
               </w:rPr>
               <w:t xml:space="preserve">1,00%</w:t>
             </w:r>
@@ -829,30 +942,40 @@
         </w:tc>
       </w:tr>
       <w:tr>
+        <w:trPr>
+          <w:cantSplit/>
+        </w:trPr>
         <w:tc>
           <w:tcPr>
             <w:tcW w:type="dxa" w:w="6638"/>
             <w:tcBorders>
-              <w:top w:val="single" w:color="8EA9DB" w:sz="4"/>
-              <w:left w:val="single" w:color="8EA9DB" w:sz="4"/>
-              <w:bottom w:val="single" w:color="8EA9DB" w:sz="4"/>
-              <w:right w:val="single" w:color="8EA9DB" w:sz="4"/>
-            </w:tcBorders>
-            <w:tcMar>
-              <w:top w:type="dxa" w:w="80"/>
-              <w:left w:type="dxa" w:w="120"/>
-              <w:bottom w:type="dxa" w:w="80"/>
-              <w:right w:type="dxa" w:w="120"/>
-            </w:tcMar>
-          </w:tcPr>
-          <w:p>
-            <w:r>
+              <w:top w:val="single" w:color="BFD3C8" w:sz="4"/>
+              <w:left w:val="single" w:color="BFD3C8" w:sz="4"/>
+              <w:bottom w:val="single" w:color="BFD3C8" w:sz="4"/>
+              <w:right w:val="single" w:color="BFD3C8" w:sz="4"/>
+            </w:tcBorders>
+            <w:shd w:fill="E8F1EC" w:color="auto" w:val="clear"/>
+            <w:tcMar>
+              <w:top w:type="dxa" w:w="90"/>
+              <w:left w:type="dxa" w:w="140"/>
+              <w:bottom w:type="dxa" w:w="90"/>
+              <w:right w:type="dxa" w:w="140"/>
+            </w:tcMar>
+          </w:tcPr>
+          <w:p>
+            <w:r>
+              <w:rPr>
+                <w:sz w:val="20"/>
+                <w:szCs w:val="20"/>
+              </w:rPr>
               <w:t xml:space="preserve">Carteira consolidada transferida: </w:t>
             </w:r>
             <w:r>
               <w:rPr>
                 <w:b/>
                 <w:bCs/>
+                <w:sz w:val="20"/>
+                <w:szCs w:val="20"/>
               </w:rPr>
               <w:t xml:space="preserve">Anexo II (Carteira com Nome NEXT PRO)</w:t>
             </w:r>
@@ -862,16 +985,17 @@
           <w:tcPr>
             <w:tcW w:type="dxa" w:w="3000"/>
             <w:tcBorders>
-              <w:top w:val="single" w:color="8EA9DB" w:sz="4"/>
-              <w:left w:val="single" w:color="8EA9DB" w:sz="4"/>
-              <w:bottom w:val="single" w:color="8EA9DB" w:sz="4"/>
-              <w:right w:val="single" w:color="8EA9DB" w:sz="4"/>
-            </w:tcBorders>
-            <w:tcMar>
-              <w:top w:type="dxa" w:w="80"/>
-              <w:left w:type="dxa" w:w="120"/>
-              <w:bottom w:type="dxa" w:w="80"/>
-              <w:right w:type="dxa" w:w="120"/>
+              <w:top w:val="single" w:color="BFD3C8" w:sz="4"/>
+              <w:left w:val="single" w:color="BFD3C8" w:sz="4"/>
+              <w:bottom w:val="single" w:color="BFD3C8" w:sz="4"/>
+              <w:right w:val="single" w:color="BFD3C8" w:sz="4"/>
+            </w:tcBorders>
+            <w:shd w:fill="E8F1EC" w:color="auto" w:val="clear"/>
+            <w:tcMar>
+              <w:top w:type="dxa" w:w="90"/>
+              <w:left w:type="dxa" w:w="140"/>
+              <w:bottom w:type="dxa" w:w="90"/>
+              <w:right w:type="dxa" w:w="140"/>
             </w:tcMar>
           </w:tcPr>
           <w:p>
@@ -879,6 +1003,8 @@
               <w:rPr>
                 <w:b/>
                 <w:bCs/>
+                <w:sz w:val="20"/>
+                <w:szCs w:val="20"/>
               </w:rPr>
               <w:t xml:space="preserve">0,30%</w:t>
             </w:r>
@@ -886,24 +1012,31 @@
         </w:tc>
       </w:tr>
       <w:tr>
+        <w:trPr>
+          <w:cantSplit/>
+        </w:trPr>
         <w:tc>
           <w:tcPr>
             <w:tcW w:type="dxa" w:w="6638"/>
             <w:tcBorders>
-              <w:top w:val="single" w:color="8EA9DB" w:sz="4"/>
-              <w:left w:val="single" w:color="8EA9DB" w:sz="4"/>
-              <w:bottom w:val="single" w:color="8EA9DB" w:sz="4"/>
-              <w:right w:val="single" w:color="8EA9DB" w:sz="4"/>
-            </w:tcBorders>
-            <w:tcMar>
-              <w:top w:type="dxa" w:w="80"/>
-              <w:left w:type="dxa" w:w="120"/>
-              <w:bottom w:type="dxa" w:w="80"/>
-              <w:right w:type="dxa" w:w="120"/>
-            </w:tcMar>
-          </w:tcPr>
-          <w:p>
-            <w:r>
+              <w:top w:val="single" w:color="BFD3C8" w:sz="4"/>
+              <w:left w:val="single" w:color="BFD3C8" w:sz="4"/>
+              <w:bottom w:val="single" w:color="BFD3C8" w:sz="4"/>
+              <w:right w:val="single" w:color="BFD3C8" w:sz="4"/>
+            </w:tcBorders>
+            <w:tcMar>
+              <w:top w:type="dxa" w:w="90"/>
+              <w:left w:type="dxa" w:w="140"/>
+              <w:bottom w:type="dxa" w:w="90"/>
+              <w:right w:type="dxa" w:w="140"/>
+            </w:tcMar>
+          </w:tcPr>
+          <w:p>
+            <w:r>
+              <w:rPr>
+                <w:sz w:val="20"/>
+                <w:szCs w:val="20"/>
+              </w:rPr>
               <w:t xml:space="preserve">Carteira consolidada transferida, no trimestre em que o gatilho do plus for atingido (item 3.1.4)</w:t>
             </w:r>
           </w:p>
@@ -912,16 +1045,16 @@
           <w:tcPr>
             <w:tcW w:type="dxa" w:w="3000"/>
             <w:tcBorders>
-              <w:top w:val="single" w:color="8EA9DB" w:sz="4"/>
-              <w:left w:val="single" w:color="8EA9DB" w:sz="4"/>
-              <w:bottom w:val="single" w:color="8EA9DB" w:sz="4"/>
-              <w:right w:val="single" w:color="8EA9DB" w:sz="4"/>
-            </w:tcBorders>
-            <w:tcMar>
-              <w:top w:type="dxa" w:w="80"/>
-              <w:left w:type="dxa" w:w="120"/>
-              <w:bottom w:type="dxa" w:w="80"/>
-              <w:right w:type="dxa" w:w="120"/>
+              <w:top w:val="single" w:color="BFD3C8" w:sz="4"/>
+              <w:left w:val="single" w:color="BFD3C8" w:sz="4"/>
+              <w:bottom w:val="single" w:color="BFD3C8" w:sz="4"/>
+              <w:right w:val="single" w:color="BFD3C8" w:sz="4"/>
+            </w:tcBorders>
+            <w:tcMar>
+              <w:top w:type="dxa" w:w="90"/>
+              <w:left w:type="dxa" w:w="140"/>
+              <w:bottom w:type="dxa" w:w="90"/>
+              <w:right w:type="dxa" w:w="140"/>
             </w:tcMar>
           </w:tcPr>
           <w:p>
@@ -929,6 +1062,8 @@
               <w:rPr>
                 <w:b/>
                 <w:bCs/>
+                <w:sz w:val="20"/>
+                <w:szCs w:val="20"/>
               </w:rPr>
               <w:t xml:space="preserve">0,30% + 0,20% = 0,50%</w:t>
             </w:r>
@@ -946,7 +1081,7 @@
         <w:tabs>
           <w:tab w:val="left" w:pos="720"/>
         </w:tabs>
-        <w:spacing w:after="120"/>
+        <w:spacing w:after="120" w:line="300"/>
         <w:ind w:left="720" w:hanging="720"/>
         <w:jc w:val="both"/>
       </w:pPr>
@@ -954,6 +1089,7 @@
         <w:rPr>
           <w:b/>
           <w:bCs/>
+          <w:color w:val="0E5C3D"/>
         </w:rPr>
         <w:t xml:space="preserve">3.1.2.</w:t>
       </w:r>
@@ -976,7 +1112,7 @@
         <w:tabs>
           <w:tab w:val="left" w:pos="720"/>
         </w:tabs>
-        <w:spacing w:after="120"/>
+        <w:spacing w:after="120" w:line="300"/>
         <w:ind w:left="720" w:hanging="720"/>
         <w:jc w:val="both"/>
       </w:pPr>
@@ -984,6 +1120,7 @@
         <w:rPr>
           <w:b/>
           <w:bCs/>
+          <w:color w:val="0E5C3D"/>
         </w:rPr>
         <w:t xml:space="preserve">3.1.3.</w:t>
       </w:r>
@@ -1000,19 +1137,26 @@
     </w:p>
     <w:p>
       <w:pPr>
-        <w:spacing w:after="120"/>
-        <w:ind w:left="720"/>
-        <w:jc w:val="both"/>
-      </w:pPr>
-      <w:r>
-        <w:rPr>
-          <w:b/>
-          <w:bCs/>
+        <w:tabs>
+          <w:tab w:val="left" w:pos="1440"/>
+        </w:tabs>
+        <w:spacing w:after="140" w:line="300"/>
+        <w:ind w:left="1440" w:hanging="720"/>
+        <w:jc w:val="both"/>
+      </w:pPr>
+      <w:r>
+        <w:rPr>
+          <w:b/>
+          <w:bCs/>
+          <w:color w:val="0E5C3D"/>
         </w:rPr>
         <w:t xml:space="preserve">(a)</w:t>
       </w:r>
       <w:r>
-        <w:t xml:space="preserve"> Para fins deste instrumento, considera-se carteira transferida exclusivamente o conjunto de contas relacionadas no </w:t>
+        <w:t xml:space="preserve">	</w:t>
+      </w:r>
+      <w:r>
+        <w:t xml:space="preserve">Para fins deste instrumento, considera-se carteira transferida exclusivamente o conjunto de contas relacionadas no </w:t>
       </w:r>
       <w:r>
         <w:rPr>
@@ -1027,16 +1171,30 @@
     </w:p>
     <w:p>
       <w:pPr>
-        <w:spacing w:after="120"/>
-        <w:ind w:left="720"/>
-        <w:jc w:val="both"/>
-      </w:pPr>
-      <w:r>
-        <w:rPr>
-          <w:b/>
-          <w:bCs/>
-        </w:rPr>
-        <w:t xml:space="preserve">(b) Caráter definitivo da carteira transferida.</w:t>
+        <w:tabs>
+          <w:tab w:val="left" w:pos="1440"/>
+        </w:tabs>
+        <w:spacing w:after="140" w:line="300"/>
+        <w:ind w:left="1440" w:hanging="720"/>
+        <w:jc w:val="both"/>
+      </w:pPr>
+      <w:r>
+        <w:rPr>
+          <w:b/>
+          <w:bCs/>
+          <w:color w:val="0E5C3D"/>
+        </w:rPr>
+        <w:t xml:space="preserve">(b)</w:t>
+      </w:r>
+      <w:r>
+        <w:t xml:space="preserve">	</w:t>
+      </w:r>
+      <w:r>
+        <w:rPr>
+          <w:b/>
+          <w:bCs/>
+        </w:rPr>
+        <w:t xml:space="preserve">Caráter definitivo da carteira transferida.</w:t>
       </w:r>
       <w:r>
         <w:t xml:space="preserve"> A relação de contas do </w:t>
@@ -1064,19 +1222,26 @@
     </w:p>
     <w:p>
       <w:pPr>
-        <w:spacing w:after="120"/>
-        <w:ind w:left="720"/>
-        <w:jc w:val="both"/>
-      </w:pPr>
-      <w:r>
-        <w:rPr>
-          <w:b/>
-          <w:bCs/>
+        <w:tabs>
+          <w:tab w:val="left" w:pos="1440"/>
+        </w:tabs>
+        <w:spacing w:after="140" w:line="300"/>
+        <w:ind w:left="1440" w:hanging="720"/>
+        <w:jc w:val="both"/>
+      </w:pPr>
+      <w:r>
+        <w:rPr>
+          <w:b/>
+          <w:bCs/>
+          <w:color w:val="0E5C3D"/>
         </w:rPr>
         <w:t xml:space="preserve">(c)</w:t>
       </w:r>
       <w:r>
-        <w:t xml:space="preserve"> Não integram a carteira transferida, ainda que venham a ser atendidos pelo vendedor:</w:t>
+        <w:t xml:space="preserve">	</w:t>
+      </w:r>
+      <w:r>
+        <w:t xml:space="preserve">Não integram a carteira transferida, ainda que venham a ser atendidos pelo vendedor:</w:t>
       </w:r>
     </w:p>
     <w:p>
@@ -1086,7 +1251,7 @@
           <w:ilvl w:val="1"/>
           <w:numId w:val="2"/>
         </w:numPr>
-        <w:spacing w:after="60"/>
+        <w:spacing w:after="60" w:line="300"/>
         <w:jc w:val="both"/>
       </w:pPr>
       <w:r>
@@ -1100,7 +1265,7 @@
           <w:ilvl w:val="1"/>
           <w:numId w:val="2"/>
         </w:numPr>
-        <w:spacing w:after="60"/>
+        <w:spacing w:after="60" w:line="300"/>
         <w:jc w:val="both"/>
       </w:pPr>
       <w:r>
@@ -1114,7 +1279,7 @@
           <w:ilvl w:val="1"/>
           <w:numId w:val="2"/>
         </w:numPr>
-        <w:spacing w:after="60"/>
+        <w:spacing w:after="60" w:line="300"/>
         <w:jc w:val="both"/>
       </w:pPr>
       <w:r>
@@ -1128,7 +1293,7 @@
           <w:ilvl w:val="1"/>
           <w:numId w:val="2"/>
         </w:numPr>
-        <w:spacing w:after="60"/>
+        <w:spacing w:after="60" w:line="300"/>
         <w:jc w:val="both"/>
       </w:pPr>
       <w:r>
@@ -1137,7 +1302,7 @@
     </w:p>
     <w:p>
       <w:pPr>
-        <w:spacing w:after="120"/>
+        <w:spacing w:after="120" w:line="300"/>
         <w:ind w:left="720"/>
         <w:jc w:val="both"/>
       </w:pPr>
@@ -1147,19 +1312,26 @@
     </w:p>
     <w:p>
       <w:pPr>
-        <w:spacing w:after="120"/>
-        <w:ind w:left="720"/>
-        <w:jc w:val="both"/>
-      </w:pPr>
-      <w:r>
-        <w:rPr>
-          <w:b/>
-          <w:bCs/>
+        <w:tabs>
+          <w:tab w:val="left" w:pos="1440"/>
+        </w:tabs>
+        <w:spacing w:after="140" w:line="300"/>
+        <w:ind w:left="1440" w:hanging="720"/>
+        <w:jc w:val="both"/>
+      </w:pPr>
+      <w:r>
+        <w:rPr>
+          <w:b/>
+          <w:bCs/>
+          <w:color w:val="0E5C3D"/>
         </w:rPr>
         <w:t xml:space="preserve">(d)</w:t>
       </w:r>
       <w:r>
-        <w:t xml:space="preserve"> A conta da carteira transferida que ficar 12 (doze) meses consecutivos sem nenhuma compra é excluída automaticamente do </w:t>
+        <w:t xml:space="preserve">	</w:t>
+      </w:r>
+      <w:r>
+        <w:t xml:space="preserve">A conta da carteira transferida que ficar 12 (doze) meses consecutivos sem nenhuma compra é excluída automaticamente do </w:t>
       </w:r>
       <w:r>
         <w:rPr>
@@ -1174,36 +1346,50 @@
     </w:p>
     <w:p>
       <w:pPr>
-        <w:spacing w:after="120"/>
-        <w:ind w:left="720"/>
-        <w:jc w:val="both"/>
-      </w:pPr>
-      <w:r>
-        <w:rPr>
-          <w:b/>
-          <w:bCs/>
+        <w:tabs>
+          <w:tab w:val="left" w:pos="1440"/>
+        </w:tabs>
+        <w:spacing w:after="140" w:line="300"/>
+        <w:ind w:left="1440" w:hanging="720"/>
+        <w:jc w:val="both"/>
+      </w:pPr>
+      <w:r>
+        <w:rPr>
+          <w:b/>
+          <w:bCs/>
+          <w:color w:val="0E5C3D"/>
         </w:rPr>
         <w:t xml:space="preserve">(e)</w:t>
       </w:r>
       <w:r>
-        <w:t xml:space="preserve"> A conta da carteira transferida não é excluída da carteira em caso de alteração do CNPJ, abertura de filial, alteração ou substituição da razão social ou qualquer outra alteração cadastral. A condição é que se trate do mesmo cliente ou grupo econômico e que seja possível identificar a continuidade da relação comercial.</w:t>
-      </w:r>
-    </w:p>
-    <w:p>
-      <w:pPr>
-        <w:spacing w:after="120"/>
-        <w:ind w:left="720"/>
-        <w:jc w:val="both"/>
-      </w:pPr>
-      <w:r>
-        <w:rPr>
-          <w:b/>
-          <w:bCs/>
+        <w:t xml:space="preserve">	</w:t>
+      </w:r>
+      <w:r>
+        <w:t xml:space="preserve">A conta da carteira transferida não é excluída da carteira em caso de alteração do CNPJ, abertura de filial, alteração ou substituição da razão social ou qualquer outra alteração cadastral. A condição é que se trate do mesmo cliente ou grupo econômico e que seja possível identificar a continuidade da relação comercial.</w:t>
+      </w:r>
+    </w:p>
+    <w:p>
+      <w:pPr>
+        <w:tabs>
+          <w:tab w:val="left" w:pos="1440"/>
+        </w:tabs>
+        <w:spacing w:after="140" w:line="300"/>
+        <w:ind w:left="1440" w:hanging="720"/>
+        <w:jc w:val="both"/>
+      </w:pPr>
+      <w:r>
+        <w:rPr>
+          <w:b/>
+          <w:bCs/>
+          <w:color w:val="0E5C3D"/>
         </w:rPr>
         <w:t xml:space="preserve">(f)</w:t>
       </w:r>
       <w:r>
-        <w:t xml:space="preserve"> A identificação de cada conta da carteira transferida será registrada no ERP em 1º de outubro de 2026 e reproduzida no </w:t>
+        <w:t xml:space="preserve">	</w:t>
+      </w:r>
+      <w:r>
+        <w:t xml:space="preserve">A identificação de cada conta da carteira transferida será registrada no ERP em 1º de outubro de 2026 e reproduzida no </w:t>
       </w:r>
       <w:r>
         <w:rPr>
@@ -1218,19 +1404,26 @@
     </w:p>
     <w:p>
       <w:pPr>
-        <w:spacing w:after="120"/>
-        <w:ind w:left="720"/>
-        <w:jc w:val="both"/>
-      </w:pPr>
-      <w:r>
-        <w:rPr>
-          <w:b/>
-          <w:bCs/>
+        <w:tabs>
+          <w:tab w:val="left" w:pos="1440"/>
+        </w:tabs>
+        <w:spacing w:after="140" w:line="300"/>
+        <w:ind w:left="1440" w:hanging="720"/>
+        <w:jc w:val="both"/>
+      </w:pPr>
+      <w:r>
+        <w:rPr>
+          <w:b/>
+          <w:bCs/>
+          <w:color w:val="0E5C3D"/>
         </w:rPr>
         <w:t xml:space="preserve">(g)</w:t>
       </w:r>
       <w:r>
-        <w:t xml:space="preserve"> A alíquota reduzida vale somente para as operações com as contas que, nos termos desta cláusula, permanecerem no </w:t>
+        <w:t xml:space="preserve">	</w:t>
+      </w:r>
+      <w:r>
+        <w:t xml:space="preserve">A alíquota reduzida vale somente para as operações com as contas que, nos termos desta cláusula, permanecerem no </w:t>
       </w:r>
       <w:r>
         <w:rPr>
@@ -1248,7 +1441,7 @@
         <w:tabs>
           <w:tab w:val="left" w:pos="720"/>
         </w:tabs>
-        <w:spacing w:after="120"/>
+        <w:spacing w:after="120" w:line="300"/>
         <w:ind w:left="720" w:hanging="720"/>
         <w:jc w:val="both"/>
       </w:pPr>
@@ -1256,6 +1449,7 @@
         <w:rPr>
           <w:b/>
           <w:bCs/>
+          <w:color w:val="0E5C3D"/>
         </w:rPr>
         <w:t xml:space="preserve">3.1.4.</w:t>
       </w:r>
@@ -1296,6 +1490,7 @@
     <w:p>
       <w:pPr>
         <w:pStyle w:val="Heading2"/>
+        <w:keepNext/>
         <w:spacing w:after="120" w:before="240"/>
       </w:pPr>
       <w:r>
@@ -1303,9 +1498,9 @@
           <w:rFonts w:ascii="Calibri" w:cs="Calibri" w:eastAsia="Calibri" w:hAnsi="Calibri"/>
           <w:b/>
           <w:bCs/>
-          <w:color w:val="1F3864"/>
-          <w:sz w:val="23"/>
-          <w:szCs w:val="23"/>
+          <w:color w:val="262626"/>
+          <w:sz w:val="21"/>
+          <w:szCs w:val="21"/>
         </w:rPr>
         <w:t xml:space="preserve">3.2. Base de cálculo</w:t>
       </w:r>
@@ -1315,7 +1510,7 @@
         <w:tabs>
           <w:tab w:val="left" w:pos="720"/>
         </w:tabs>
-        <w:spacing w:after="120"/>
+        <w:spacing w:after="120" w:line="300"/>
         <w:ind w:left="720" w:hanging="720"/>
         <w:jc w:val="both"/>
       </w:pPr>
@@ -1323,6 +1518,7 @@
         <w:rPr>
           <w:b/>
           <w:bCs/>
+          <w:color w:val="0E5C3D"/>
         </w:rPr>
         <w:t xml:space="preserve">3.2.1.</w:t>
       </w:r>
@@ -1340,7 +1536,7 @@
           <w:ilvl w:val="1"/>
           <w:numId w:val="2"/>
         </w:numPr>
-        <w:spacing w:after="60"/>
+        <w:spacing w:after="60" w:line="300"/>
         <w:jc w:val="both"/>
       </w:pPr>
       <w:r>
@@ -1354,7 +1550,7 @@
           <w:ilvl w:val="1"/>
           <w:numId w:val="2"/>
         </w:numPr>
-        <w:spacing w:after="60"/>
+        <w:spacing w:after="60" w:line="300"/>
         <w:jc w:val="both"/>
       </w:pPr>
       <w:r>
@@ -1368,7 +1564,7 @@
           <w:ilvl w:val="1"/>
           <w:numId w:val="2"/>
         </w:numPr>
-        <w:spacing w:after="60"/>
+        <w:spacing w:after="60" w:line="300"/>
         <w:jc w:val="both"/>
       </w:pPr>
       <w:r>
@@ -1382,7 +1578,7 @@
           <w:ilvl w:val="1"/>
           <w:numId w:val="2"/>
         </w:numPr>
-        <w:spacing w:after="60"/>
+        <w:spacing w:after="60" w:line="300"/>
         <w:jc w:val="both"/>
       </w:pPr>
       <w:r>
@@ -1394,7 +1590,7 @@
         <w:tabs>
           <w:tab w:val="left" w:pos="720"/>
         </w:tabs>
-        <w:spacing w:after="120"/>
+        <w:spacing w:after="120" w:line="300"/>
         <w:ind w:left="720" w:hanging="720"/>
         <w:jc w:val="both"/>
       </w:pPr>
@@ -1402,6 +1598,7 @@
         <w:rPr>
           <w:b/>
           <w:bCs/>
+          <w:color w:val="0E5C3D"/>
         </w:rPr>
         <w:t xml:space="preserve">3.2.2.</w:t>
       </w:r>
@@ -1417,7 +1614,7 @@
         <w:tabs>
           <w:tab w:val="left" w:pos="720"/>
         </w:tabs>
-        <w:spacing w:after="120"/>
+        <w:spacing w:after="120" w:line="300"/>
         <w:ind w:left="720" w:hanging="720"/>
         <w:jc w:val="both"/>
       </w:pPr>
@@ -1425,6 +1622,7 @@
         <w:rPr>
           <w:b/>
           <w:bCs/>
+          <w:color w:val="0E5C3D"/>
         </w:rPr>
         <w:t xml:space="preserve">3.2.3.</w:t>
       </w:r>
@@ -1438,6 +1636,7 @@
     <w:p>
       <w:pPr>
         <w:pStyle w:val="Heading2"/>
+        <w:keepNext/>
         <w:spacing w:after="120" w:before="240"/>
       </w:pPr>
       <w:r>
@@ -1445,9 +1644,9 @@
           <w:rFonts w:ascii="Calibri" w:cs="Calibri" w:eastAsia="Calibri" w:hAnsi="Calibri"/>
           <w:b/>
           <w:bCs/>
-          <w:color w:val="1F3864"/>
-          <w:sz w:val="23"/>
-          <w:szCs w:val="23"/>
+          <w:color w:val="262626"/>
+          <w:sz w:val="21"/>
+          <w:szCs w:val="21"/>
         </w:rPr>
         <w:t xml:space="preserve">3.3. Momento do pagamento</w:t>
       </w:r>
@@ -1457,7 +1656,7 @@
         <w:tabs>
           <w:tab w:val="left" w:pos="720"/>
         </w:tabs>
-        <w:spacing w:after="120"/>
+        <w:spacing w:after="120" w:line="300"/>
         <w:ind w:left="720" w:hanging="720"/>
         <w:jc w:val="both"/>
       </w:pPr>
@@ -1465,6 +1664,7 @@
         <w:rPr>
           <w:b/>
           <w:bCs/>
+          <w:color w:val="0E5C3D"/>
         </w:rPr>
         <w:t xml:space="preserve">3.3.1.</w:t>
       </w:r>
@@ -1478,6 +1678,7 @@
     <w:p>
       <w:pPr>
         <w:pStyle w:val="Heading2"/>
+        <w:keepNext/>
         <w:spacing w:after="120" w:before="240"/>
       </w:pPr>
       <w:r>
@@ -1485,9 +1686,9 @@
           <w:rFonts w:ascii="Calibri" w:cs="Calibri" w:eastAsia="Calibri" w:hAnsi="Calibri"/>
           <w:b/>
           <w:bCs/>
-          <w:color w:val="1F3864"/>
-          <w:sz w:val="23"/>
-          <w:szCs w:val="23"/>
+          <w:color w:val="262626"/>
+          <w:sz w:val="21"/>
+          <w:szCs w:val="21"/>
         </w:rPr>
         <w:t xml:space="preserve">3.4. Apuração e pagamento</w:t>
       </w:r>
@@ -1497,7 +1698,7 @@
         <w:tabs>
           <w:tab w:val="left" w:pos="720"/>
         </w:tabs>
-        <w:spacing w:after="120"/>
+        <w:spacing w:after="120" w:line="300"/>
         <w:ind w:left="720" w:hanging="720"/>
         <w:jc w:val="both"/>
       </w:pPr>
@@ -1505,6 +1706,7 @@
         <w:rPr>
           <w:b/>
           <w:bCs/>
+          <w:color w:val="0E5C3D"/>
         </w:rPr>
         <w:t xml:space="preserve">3.4.1.</w:t>
       </w:r>
@@ -1520,7 +1722,7 @@
         <w:tabs>
           <w:tab w:val="left" w:pos="720"/>
         </w:tabs>
-        <w:spacing w:after="120"/>
+        <w:spacing w:after="120" w:line="300"/>
         <w:ind w:left="720" w:hanging="720"/>
         <w:jc w:val="both"/>
       </w:pPr>
@@ -1528,6 +1730,7 @@
         <w:rPr>
           <w:b/>
           <w:bCs/>
+          <w:color w:val="0E5C3D"/>
         </w:rPr>
         <w:t xml:space="preserve">3.4.2.</w:t>
       </w:r>
@@ -1541,6 +1744,7 @@
     <w:p>
       <w:pPr>
         <w:pStyle w:val="Heading2"/>
+        <w:keepNext/>
         <w:spacing w:after="120" w:before="240"/>
       </w:pPr>
       <w:r>
@@ -1548,9 +1752,9 @@
           <w:rFonts w:ascii="Calibri" w:cs="Calibri" w:eastAsia="Calibri" w:hAnsi="Calibri"/>
           <w:b/>
           <w:bCs/>
-          <w:color w:val="1F3864"/>
-          <w:sz w:val="23"/>
-          <w:szCs w:val="23"/>
+          <w:color w:val="262626"/>
+          <w:sz w:val="21"/>
+          <w:szCs w:val="21"/>
         </w:rPr>
         <w:t xml:space="preserve">3.5. Estorno</w:t>
       </w:r>
@@ -1560,7 +1764,7 @@
         <w:tabs>
           <w:tab w:val="left" w:pos="720"/>
         </w:tabs>
-        <w:spacing w:after="120"/>
+        <w:spacing w:after="120" w:line="300"/>
         <w:ind w:left="720" w:hanging="720"/>
         <w:jc w:val="both"/>
       </w:pPr>
@@ -1568,6 +1772,7 @@
         <w:rPr>
           <w:b/>
           <w:bCs/>
+          <w:color w:val="0E5C3D"/>
         </w:rPr>
         <w:t xml:space="preserve">3.5.1.</w:t>
       </w:r>
@@ -1583,7 +1788,7 @@
         <w:tabs>
           <w:tab w:val="left" w:pos="720"/>
         </w:tabs>
-        <w:spacing w:after="120"/>
+        <w:spacing w:after="120" w:line="300"/>
         <w:ind w:left="720" w:hanging="720"/>
         <w:jc w:val="both"/>
       </w:pPr>
@@ -1591,6 +1796,7 @@
         <w:rPr>
           <w:b/>
           <w:bCs/>
+          <w:color w:val="0E5C3D"/>
         </w:rPr>
         <w:t xml:space="preserve">3.5.2.</w:t>
       </w:r>
@@ -1604,6 +1810,7 @@
     <w:p>
       <w:pPr>
         <w:pStyle w:val="Heading2"/>
+        <w:keepNext/>
         <w:spacing w:after="120" w:before="240"/>
       </w:pPr>
       <w:r>
@@ -1611,9 +1818,9 @@
           <w:rFonts w:ascii="Calibri" w:cs="Calibri" w:eastAsia="Calibri" w:hAnsi="Calibri"/>
           <w:b/>
           <w:bCs/>
-          <w:color w:val="1F3864"/>
-          <w:sz w:val="23"/>
-          <w:szCs w:val="23"/>
+          <w:color w:val="262626"/>
+          <w:sz w:val="21"/>
+          <w:szCs w:val="21"/>
         </w:rPr>
         <w:t xml:space="preserve">3.6. Encerramento</w:t>
       </w:r>
@@ -1623,7 +1830,7 @@
         <w:tabs>
           <w:tab w:val="left" w:pos="720"/>
         </w:tabs>
-        <w:spacing w:after="120"/>
+        <w:spacing w:after="120" w:line="300"/>
         <w:ind w:left="720" w:hanging="720"/>
         <w:jc w:val="both"/>
       </w:pPr>
@@ -1631,6 +1838,7 @@
         <w:rPr>
           <w:b/>
           <w:bCs/>
+          <w:color w:val="0E5C3D"/>
         </w:rPr>
         <w:t xml:space="preserve">3.6.1.</w:t>
       </w:r>
@@ -1646,7 +1854,7 @@
         <w:tabs>
           <w:tab w:val="left" w:pos="720"/>
         </w:tabs>
-        <w:spacing w:after="120"/>
+        <w:spacing w:after="120" w:line="300"/>
         <w:ind w:left="720" w:hanging="720"/>
         <w:jc w:val="both"/>
       </w:pPr>
@@ -1654,6 +1862,7 @@
         <w:rPr>
           <w:b/>
           <w:bCs/>
+          <w:color w:val="0E5C3D"/>
         </w:rPr>
         <w:t xml:space="preserve">3.6.2.</w:t>
       </w:r>
@@ -1667,19 +1876,21 @@
     <w:p>
       <w:pPr>
         <w:pStyle w:val="Heading1"/>
+        <w:keepNext/>
         <w:pBdr>
-          <w:bottom w:val="single" w:color="1F3864" w:sz="6" w:space="4"/>
+          <w:bottom w:val="single" w:color="0E5C3D" w:sz="6" w:space="4"/>
         </w:pBdr>
-        <w:spacing w:after="160" w:before="360"/>
+        <w:spacing w:after="200" w:before="360"/>
       </w:pPr>
       <w:r>
         <w:rPr>
           <w:rFonts w:ascii="Calibri" w:cs="Calibri" w:eastAsia="Calibri" w:hAnsi="Calibri"/>
           <w:b/>
           <w:bCs/>
-          <w:color w:val="1F3864"/>
-          <w:sz w:val="26"/>
-          <w:szCs w:val="26"/>
+          <w:color w:val="0E5C3D"/>
+          <w:spacing w:val="20"/>
+          <w:sz w:val="21"/>
+          <w:szCs w:val="21"/>
         </w:rPr>
         <w:t xml:space="preserve">4. META INDIVIDUAL</w:t>
       </w:r>
@@ -1689,7 +1900,7 @@
         <w:tabs>
           <w:tab w:val="left" w:pos="720"/>
         </w:tabs>
-        <w:spacing w:after="120"/>
+        <w:spacing w:after="120" w:line="300"/>
         <w:ind w:left="720" w:hanging="720"/>
         <w:jc w:val="both"/>
       </w:pPr>
@@ -1697,6 +1908,7 @@
         <w:rPr>
           <w:b/>
           <w:bCs/>
+          <w:color w:val="0E5C3D"/>
         </w:rPr>
         <w:t xml:space="preserve">4.1.</w:t>
       </w:r>
@@ -1712,7 +1924,7 @@
         <w:tabs>
           <w:tab w:val="left" w:pos="720"/>
         </w:tabs>
-        <w:spacing w:after="120"/>
+        <w:spacing w:after="120" w:line="300"/>
         <w:ind w:left="720" w:hanging="720"/>
         <w:jc w:val="both"/>
       </w:pPr>
@@ -1720,6 +1932,7 @@
         <w:rPr>
           <w:b/>
           <w:bCs/>
+          <w:color w:val="0E5C3D"/>
         </w:rPr>
         <w:t xml:space="preserve">4.2.</w:t>
       </w:r>
@@ -1737,7 +1950,7 @@
           <w:ilvl w:val="1"/>
           <w:numId w:val="2"/>
         </w:numPr>
-        <w:spacing w:after="60"/>
+        <w:spacing w:after="60" w:line="300"/>
         <w:jc w:val="both"/>
       </w:pPr>
       <w:r>
@@ -1751,7 +1964,7 @@
           <w:ilvl w:val="1"/>
           <w:numId w:val="2"/>
         </w:numPr>
-        <w:spacing w:after="60"/>
+        <w:spacing w:after="60" w:line="300"/>
         <w:jc w:val="both"/>
       </w:pPr>
       <w:r>
@@ -1765,7 +1978,7 @@
           <w:ilvl w:val="1"/>
           <w:numId w:val="2"/>
         </w:numPr>
-        <w:spacing w:after="60"/>
+        <w:spacing w:after="60" w:line="300"/>
         <w:jc w:val="both"/>
       </w:pPr>
       <w:r>
@@ -1777,7 +1990,7 @@
         <w:tabs>
           <w:tab w:val="left" w:pos="720"/>
         </w:tabs>
-        <w:spacing w:after="120"/>
+        <w:spacing w:after="120" w:line="300"/>
         <w:ind w:left="720" w:hanging="720"/>
         <w:jc w:val="both"/>
       </w:pPr>
@@ -1785,6 +1998,7 @@
         <w:rPr>
           <w:b/>
           <w:bCs/>
+          <w:color w:val="0E5C3D"/>
         </w:rPr>
         <w:t xml:space="preserve">4.3.</w:t>
       </w:r>
@@ -1798,6 +2012,7 @@
     <w:tbl>
       <w:tblPr>
         <w:tblW w:type="dxa" w:w="9638"/>
+        <w:jc w:val="left"/>
         <w:tblBorders>
           <w:top w:val="single" w:color="auto" w:sz="4"/>
           <w:left w:val="single" w:color="auto" w:sz="4"/>
@@ -1819,17 +2034,17 @@
           <w:tcPr>
             <w:tcW w:type="dxa" w:w="4819"/>
             <w:tcBorders>
-              <w:top w:val="single" w:color="8EA9DB" w:sz="4"/>
-              <w:left w:val="single" w:color="8EA9DB" w:sz="4"/>
-              <w:bottom w:val="single" w:color="8EA9DB" w:sz="4"/>
-              <w:right w:val="single" w:color="8EA9DB" w:sz="4"/>
-            </w:tcBorders>
-            <w:shd w:fill="1F3864" w:color="auto" w:val="clear"/>
-            <w:tcMar>
-              <w:top w:type="dxa" w:w="80"/>
-              <w:left w:type="dxa" w:w="120"/>
-              <w:bottom w:type="dxa" w:w="80"/>
-              <w:right w:type="dxa" w:w="120"/>
+              <w:top w:val="single" w:color="BFD3C8" w:sz="4"/>
+              <w:left w:val="single" w:color="BFD3C8" w:sz="4"/>
+              <w:bottom w:val="single" w:color="BFD3C8" w:sz="4"/>
+              <w:right w:val="single" w:color="BFD3C8" w:sz="4"/>
+            </w:tcBorders>
+            <w:shd w:fill="0E5C3D" w:color="auto" w:val="clear"/>
+            <w:tcMar>
+              <w:top w:type="dxa" w:w="90"/>
+              <w:left w:type="dxa" w:w="140"/>
+              <w:bottom w:type="dxa" w:w="90"/>
+              <w:right w:type="dxa" w:w="140"/>
             </w:tcMar>
           </w:tcPr>
           <w:p>
@@ -1838,6 +2053,8 @@
                 <w:b/>
                 <w:bCs/>
                 <w:color w:val="FFFFFF"/>
+                <w:sz w:val="20"/>
+                <w:szCs w:val="20"/>
               </w:rPr>
               <w:t xml:space="preserve">Mês</w:t>
             </w:r>
@@ -1847,17 +2064,17 @@
           <w:tcPr>
             <w:tcW w:type="dxa" w:w="4819"/>
             <w:tcBorders>
-              <w:top w:val="single" w:color="8EA9DB" w:sz="4"/>
-              <w:left w:val="single" w:color="8EA9DB" w:sz="4"/>
-              <w:bottom w:val="single" w:color="8EA9DB" w:sz="4"/>
-              <w:right w:val="single" w:color="8EA9DB" w:sz="4"/>
-            </w:tcBorders>
-            <w:shd w:fill="1F3864" w:color="auto" w:val="clear"/>
-            <w:tcMar>
-              <w:top w:type="dxa" w:w="80"/>
-              <w:left w:type="dxa" w:w="120"/>
-              <w:bottom w:type="dxa" w:w="80"/>
-              <w:right w:type="dxa" w:w="120"/>
+              <w:top w:val="single" w:color="BFD3C8" w:sz="4"/>
+              <w:left w:val="single" w:color="BFD3C8" w:sz="4"/>
+              <w:bottom w:val="single" w:color="BFD3C8" w:sz="4"/>
+              <w:right w:val="single" w:color="BFD3C8" w:sz="4"/>
+            </w:tcBorders>
+            <w:shd w:fill="0E5C3D" w:color="auto" w:val="clear"/>
+            <w:tcMar>
+              <w:top w:type="dxa" w:w="90"/>
+              <w:left w:type="dxa" w:w="140"/>
+              <w:bottom w:type="dxa" w:w="90"/>
+              <w:right w:type="dxa" w:w="140"/>
             </w:tcMar>
           </w:tcPr>
           <w:p>
@@ -1866,6 +2083,8 @@
                 <w:b/>
                 <w:bCs/>
                 <w:color w:val="FFFFFF"/>
+                <w:sz w:val="20"/>
+                <w:szCs w:val="20"/>
               </w:rPr>
               <w:t xml:space="preserve">Leandro Favarim</w:t>
             </w:r>
@@ -1873,24 +2092,31 @@
         </w:tc>
       </w:tr>
       <w:tr>
+        <w:trPr>
+          <w:cantSplit/>
+        </w:trPr>
         <w:tc>
           <w:tcPr>
             <w:tcW w:type="dxa" w:w="4819"/>
             <w:tcBorders>
-              <w:top w:val="single" w:color="8EA9DB" w:sz="4"/>
-              <w:left w:val="single" w:color="8EA9DB" w:sz="4"/>
-              <w:bottom w:val="single" w:color="8EA9DB" w:sz="4"/>
-              <w:right w:val="single" w:color="8EA9DB" w:sz="4"/>
-            </w:tcBorders>
-            <w:tcMar>
-              <w:top w:type="dxa" w:w="80"/>
-              <w:left w:type="dxa" w:w="120"/>
-              <w:bottom w:type="dxa" w:w="80"/>
-              <w:right w:type="dxa" w:w="120"/>
-            </w:tcMar>
-          </w:tcPr>
-          <w:p>
-            <w:r>
+              <w:top w:val="single" w:color="BFD3C8" w:sz="4"/>
+              <w:left w:val="single" w:color="BFD3C8" w:sz="4"/>
+              <w:bottom w:val="single" w:color="BFD3C8" w:sz="4"/>
+              <w:right w:val="single" w:color="BFD3C8" w:sz="4"/>
+            </w:tcBorders>
+            <w:tcMar>
+              <w:top w:type="dxa" w:w="90"/>
+              <w:left w:type="dxa" w:w="140"/>
+              <w:bottom w:type="dxa" w:w="90"/>
+              <w:right w:type="dxa" w:w="140"/>
+            </w:tcMar>
+          </w:tcPr>
+          <w:p>
+            <w:r>
+              <w:rPr>
+                <w:sz w:val="20"/>
+                <w:szCs w:val="20"/>
+              </w:rPr>
               <w:t xml:space="preserve">Outubro/2026</w:t>
             </w:r>
           </w:p>
@@ -1899,44 +2125,56 @@
           <w:tcPr>
             <w:tcW w:type="dxa" w:w="4819"/>
             <w:tcBorders>
-              <w:top w:val="single" w:color="8EA9DB" w:sz="4"/>
-              <w:left w:val="single" w:color="8EA9DB" w:sz="4"/>
-              <w:bottom w:val="single" w:color="8EA9DB" w:sz="4"/>
-              <w:right w:val="single" w:color="8EA9DB" w:sz="4"/>
-            </w:tcBorders>
-            <w:tcMar>
-              <w:top w:type="dxa" w:w="80"/>
-              <w:left w:type="dxa" w:w="120"/>
-              <w:bottom w:type="dxa" w:w="80"/>
-              <w:right w:type="dxa" w:w="120"/>
-            </w:tcMar>
-          </w:tcPr>
-          <w:p>
-            <w:r>
+              <w:top w:val="single" w:color="BFD3C8" w:sz="4"/>
+              <w:left w:val="single" w:color="BFD3C8" w:sz="4"/>
+              <w:bottom w:val="single" w:color="BFD3C8" w:sz="4"/>
+              <w:right w:val="single" w:color="BFD3C8" w:sz="4"/>
+            </w:tcBorders>
+            <w:tcMar>
+              <w:top w:type="dxa" w:w="90"/>
+              <w:left w:type="dxa" w:w="140"/>
+              <w:bottom w:type="dxa" w:w="90"/>
+              <w:right w:type="dxa" w:w="140"/>
+            </w:tcMar>
+          </w:tcPr>
+          <w:p>
+            <w:r>
+              <w:rPr>
+                <w:sz w:val="20"/>
+                <w:szCs w:val="20"/>
+              </w:rPr>
               <w:t xml:space="preserve">R$ 600.000,00</w:t>
             </w:r>
           </w:p>
         </w:tc>
       </w:tr>
       <w:tr>
+        <w:trPr>
+          <w:cantSplit/>
+        </w:trPr>
         <w:tc>
           <w:tcPr>
             <w:tcW w:type="dxa" w:w="4819"/>
             <w:tcBorders>
-              <w:top w:val="single" w:color="8EA9DB" w:sz="4"/>
-              <w:left w:val="single" w:color="8EA9DB" w:sz="4"/>
-              <w:bottom w:val="single" w:color="8EA9DB" w:sz="4"/>
-              <w:right w:val="single" w:color="8EA9DB" w:sz="4"/>
-            </w:tcBorders>
-            <w:tcMar>
-              <w:top w:type="dxa" w:w="80"/>
-              <w:left w:type="dxa" w:w="120"/>
-              <w:bottom w:type="dxa" w:w="80"/>
-              <w:right w:type="dxa" w:w="120"/>
-            </w:tcMar>
-          </w:tcPr>
-          <w:p>
-            <w:r>
+              <w:top w:val="single" w:color="BFD3C8" w:sz="4"/>
+              <w:left w:val="single" w:color="BFD3C8" w:sz="4"/>
+              <w:bottom w:val="single" w:color="BFD3C8" w:sz="4"/>
+              <w:right w:val="single" w:color="BFD3C8" w:sz="4"/>
+            </w:tcBorders>
+            <w:shd w:fill="E8F1EC" w:color="auto" w:val="clear"/>
+            <w:tcMar>
+              <w:top w:type="dxa" w:w="90"/>
+              <w:left w:type="dxa" w:w="140"/>
+              <w:bottom w:type="dxa" w:w="90"/>
+              <w:right w:type="dxa" w:w="140"/>
+            </w:tcMar>
+          </w:tcPr>
+          <w:p>
+            <w:r>
+              <w:rPr>
+                <w:sz w:val="20"/>
+                <w:szCs w:val="20"/>
+              </w:rPr>
               <w:t xml:space="preserve">Novembro/2026</w:t>
             </w:r>
           </w:p>
@@ -1945,44 +2183,56 @@
           <w:tcPr>
             <w:tcW w:type="dxa" w:w="4819"/>
             <w:tcBorders>
-              <w:top w:val="single" w:color="8EA9DB" w:sz="4"/>
-              <w:left w:val="single" w:color="8EA9DB" w:sz="4"/>
-              <w:bottom w:val="single" w:color="8EA9DB" w:sz="4"/>
-              <w:right w:val="single" w:color="8EA9DB" w:sz="4"/>
-            </w:tcBorders>
-            <w:tcMar>
-              <w:top w:type="dxa" w:w="80"/>
-              <w:left w:type="dxa" w:w="120"/>
-              <w:bottom w:type="dxa" w:w="80"/>
-              <w:right w:type="dxa" w:w="120"/>
-            </w:tcMar>
-          </w:tcPr>
-          <w:p>
-            <w:r>
+              <w:top w:val="single" w:color="BFD3C8" w:sz="4"/>
+              <w:left w:val="single" w:color="BFD3C8" w:sz="4"/>
+              <w:bottom w:val="single" w:color="BFD3C8" w:sz="4"/>
+              <w:right w:val="single" w:color="BFD3C8" w:sz="4"/>
+            </w:tcBorders>
+            <w:shd w:fill="E8F1EC" w:color="auto" w:val="clear"/>
+            <w:tcMar>
+              <w:top w:type="dxa" w:w="90"/>
+              <w:left w:type="dxa" w:w="140"/>
+              <w:bottom w:type="dxa" w:w="90"/>
+              <w:right w:type="dxa" w:w="140"/>
+            </w:tcMar>
+          </w:tcPr>
+          <w:p>
+            <w:r>
+              <w:rPr>
+                <w:sz w:val="20"/>
+                <w:szCs w:val="20"/>
+              </w:rPr>
               <w:t xml:space="preserve">R$ 600.000,00</w:t>
             </w:r>
           </w:p>
         </w:tc>
       </w:tr>
       <w:tr>
+        <w:trPr>
+          <w:cantSplit/>
+        </w:trPr>
         <w:tc>
           <w:tcPr>
             <w:tcW w:type="dxa" w:w="4819"/>
             <w:tcBorders>
-              <w:top w:val="single" w:color="8EA9DB" w:sz="4"/>
-              <w:left w:val="single" w:color="8EA9DB" w:sz="4"/>
-              <w:bottom w:val="single" w:color="8EA9DB" w:sz="4"/>
-              <w:right w:val="single" w:color="8EA9DB" w:sz="4"/>
-            </w:tcBorders>
-            <w:tcMar>
-              <w:top w:type="dxa" w:w="80"/>
-              <w:left w:type="dxa" w:w="120"/>
-              <w:bottom w:type="dxa" w:w="80"/>
-              <w:right w:type="dxa" w:w="120"/>
-            </w:tcMar>
-          </w:tcPr>
-          <w:p>
-            <w:r>
+              <w:top w:val="single" w:color="BFD3C8" w:sz="4"/>
+              <w:left w:val="single" w:color="BFD3C8" w:sz="4"/>
+              <w:bottom w:val="single" w:color="BFD3C8" w:sz="4"/>
+              <w:right w:val="single" w:color="BFD3C8" w:sz="4"/>
+            </w:tcBorders>
+            <w:tcMar>
+              <w:top w:type="dxa" w:w="90"/>
+              <w:left w:type="dxa" w:w="140"/>
+              <w:bottom w:type="dxa" w:w="90"/>
+              <w:right w:type="dxa" w:w="140"/>
+            </w:tcMar>
+          </w:tcPr>
+          <w:p>
+            <w:r>
+              <w:rPr>
+                <w:sz w:val="20"/>
+                <w:szCs w:val="20"/>
+              </w:rPr>
               <w:t xml:space="preserve">Dezembro/2026</w:t>
             </w:r>
           </w:p>
@@ -1991,41 +2241,48 @@
           <w:tcPr>
             <w:tcW w:type="dxa" w:w="4819"/>
             <w:tcBorders>
-              <w:top w:val="single" w:color="8EA9DB" w:sz="4"/>
-              <w:left w:val="single" w:color="8EA9DB" w:sz="4"/>
-              <w:bottom w:val="single" w:color="8EA9DB" w:sz="4"/>
-              <w:right w:val="single" w:color="8EA9DB" w:sz="4"/>
-            </w:tcBorders>
-            <w:tcMar>
-              <w:top w:type="dxa" w:w="80"/>
-              <w:left w:type="dxa" w:w="120"/>
-              <w:bottom w:type="dxa" w:w="80"/>
-              <w:right w:type="dxa" w:w="120"/>
-            </w:tcMar>
-          </w:tcPr>
-          <w:p>
-            <w:r>
+              <w:top w:val="single" w:color="BFD3C8" w:sz="4"/>
+              <w:left w:val="single" w:color="BFD3C8" w:sz="4"/>
+              <w:bottom w:val="single" w:color="BFD3C8" w:sz="4"/>
+              <w:right w:val="single" w:color="BFD3C8" w:sz="4"/>
+            </w:tcBorders>
+            <w:tcMar>
+              <w:top w:type="dxa" w:w="90"/>
+              <w:left w:type="dxa" w:w="140"/>
+              <w:bottom w:type="dxa" w:w="90"/>
+              <w:right w:type="dxa" w:w="140"/>
+            </w:tcMar>
+          </w:tcPr>
+          <w:p>
+            <w:r>
+              <w:rPr>
+                <w:sz w:val="20"/>
+                <w:szCs w:val="20"/>
+              </w:rPr>
               <w:t xml:space="preserve">R$ 400.000,00</w:t>
             </w:r>
           </w:p>
         </w:tc>
       </w:tr>
       <w:tr>
+        <w:trPr>
+          <w:cantSplit/>
+        </w:trPr>
         <w:tc>
           <w:tcPr>
             <w:tcW w:type="dxa" w:w="4819"/>
             <w:tcBorders>
-              <w:top w:val="single" w:color="8EA9DB" w:sz="4"/>
-              <w:left w:val="single" w:color="8EA9DB" w:sz="4"/>
-              <w:bottom w:val="single" w:color="8EA9DB" w:sz="4"/>
-              <w:right w:val="single" w:color="8EA9DB" w:sz="4"/>
-            </w:tcBorders>
-            <w:shd w:fill="D9E2F3" w:color="auto" w:val="clear"/>
-            <w:tcMar>
-              <w:top w:type="dxa" w:w="80"/>
-              <w:left w:type="dxa" w:w="120"/>
-              <w:bottom w:type="dxa" w:w="80"/>
-              <w:right w:type="dxa" w:w="120"/>
+              <w:top w:val="single" w:color="BFD3C8" w:sz="4"/>
+              <w:left w:val="single" w:color="BFD3C8" w:sz="4"/>
+              <w:bottom w:val="single" w:color="BFD3C8" w:sz="4"/>
+              <w:right w:val="single" w:color="BFD3C8" w:sz="4"/>
+            </w:tcBorders>
+            <w:shd w:fill="E8F1EC" w:color="auto" w:val="clear"/>
+            <w:tcMar>
+              <w:top w:type="dxa" w:w="90"/>
+              <w:left w:type="dxa" w:w="140"/>
+              <w:bottom w:type="dxa" w:w="90"/>
+              <w:right w:type="dxa" w:w="140"/>
             </w:tcMar>
           </w:tcPr>
           <w:p>
@@ -2033,6 +2290,8 @@
               <w:rPr>
                 <w:b/>
                 <w:bCs/>
+                <w:sz w:val="20"/>
+                <w:szCs w:val="20"/>
               </w:rPr>
               <w:t xml:space="preserve">Total do trimestre</w:t>
             </w:r>
@@ -2042,17 +2301,17 @@
           <w:tcPr>
             <w:tcW w:type="dxa" w:w="4819"/>
             <w:tcBorders>
-              <w:top w:val="single" w:color="8EA9DB" w:sz="4"/>
-              <w:left w:val="single" w:color="8EA9DB" w:sz="4"/>
-              <w:bottom w:val="single" w:color="8EA9DB" w:sz="4"/>
-              <w:right w:val="single" w:color="8EA9DB" w:sz="4"/>
-            </w:tcBorders>
-            <w:shd w:fill="D9E2F3" w:color="auto" w:val="clear"/>
-            <w:tcMar>
-              <w:top w:type="dxa" w:w="80"/>
-              <w:left w:type="dxa" w:w="120"/>
-              <w:bottom w:type="dxa" w:w="80"/>
-              <w:right w:type="dxa" w:w="120"/>
+              <w:top w:val="single" w:color="BFD3C8" w:sz="4"/>
+              <w:left w:val="single" w:color="BFD3C8" w:sz="4"/>
+              <w:bottom w:val="single" w:color="BFD3C8" w:sz="4"/>
+              <w:right w:val="single" w:color="BFD3C8" w:sz="4"/>
+            </w:tcBorders>
+            <w:shd w:fill="E8F1EC" w:color="auto" w:val="clear"/>
+            <w:tcMar>
+              <w:top w:type="dxa" w:w="90"/>
+              <w:left w:type="dxa" w:w="140"/>
+              <w:bottom w:type="dxa" w:w="90"/>
+              <w:right w:type="dxa" w:w="140"/>
             </w:tcMar>
           </w:tcPr>
           <w:p>
@@ -2060,6 +2319,8 @@
               <w:rPr>
                 <w:b/>
                 <w:bCs/>
+                <w:sz w:val="20"/>
+                <w:szCs w:val="20"/>
               </w:rPr>
               <w:t xml:space="preserve">R$ 1.600.000,00</w:t>
             </w:r>
@@ -2077,7 +2338,7 @@
         <w:tabs>
           <w:tab w:val="left" w:pos="720"/>
         </w:tabs>
-        <w:spacing w:after="120"/>
+        <w:spacing w:after="120" w:line="300"/>
         <w:ind w:left="720" w:hanging="720"/>
         <w:jc w:val="both"/>
       </w:pPr>
@@ -2085,6 +2346,7 @@
         <w:rPr>
           <w:b/>
           <w:bCs/>
+          <w:color w:val="0E5C3D"/>
         </w:rPr>
         <w:t xml:space="preserve">4.4.</w:t>
       </w:r>
@@ -2107,7 +2369,7 @@
         <w:tabs>
           <w:tab w:val="left" w:pos="720"/>
         </w:tabs>
-        <w:spacing w:after="120"/>
+        <w:spacing w:after="120" w:line="300"/>
         <w:ind w:left="720" w:hanging="720"/>
         <w:jc w:val="both"/>
       </w:pPr>
@@ -2115,6 +2377,7 @@
         <w:rPr>
           <w:b/>
           <w:bCs/>
+          <w:color w:val="0E5C3D"/>
         </w:rPr>
         <w:t xml:space="preserve">4.5.</w:t>
       </w:r>
@@ -2130,7 +2393,7 @@
         <w:tabs>
           <w:tab w:val="left" w:pos="720"/>
         </w:tabs>
-        <w:spacing w:after="120"/>
+        <w:spacing w:after="120" w:line="300"/>
         <w:ind w:left="720" w:hanging="720"/>
         <w:jc w:val="both"/>
       </w:pPr>
@@ -2138,6 +2401,7 @@
         <w:rPr>
           <w:b/>
           <w:bCs/>
+          <w:color w:val="0E5C3D"/>
         </w:rPr>
         <w:t xml:space="preserve">4.6.</w:t>
       </w:r>
@@ -2155,6 +2419,7 @@
     <w:tbl>
       <w:tblPr>
         <w:tblW w:type="dxa" w:w="9638"/>
+        <w:jc w:val="left"/>
         <w:tblBorders>
           <w:top w:val="single" w:color="auto" w:sz="4"/>
           <w:left w:val="single" w:color="auto" w:sz="4"/>
@@ -2176,17 +2441,17 @@
           <w:tcPr>
             <w:tcW w:type="dxa" w:w="4819"/>
             <w:tcBorders>
-              <w:top w:val="single" w:color="8EA9DB" w:sz="4"/>
-              <w:left w:val="single" w:color="8EA9DB" w:sz="4"/>
-              <w:bottom w:val="single" w:color="8EA9DB" w:sz="4"/>
-              <w:right w:val="single" w:color="8EA9DB" w:sz="4"/>
-            </w:tcBorders>
-            <w:shd w:fill="1F3864" w:color="auto" w:val="clear"/>
-            <w:tcMar>
-              <w:top w:type="dxa" w:w="80"/>
-              <w:left w:type="dxa" w:w="120"/>
-              <w:bottom w:type="dxa" w:w="80"/>
-              <w:right w:type="dxa" w:w="120"/>
+              <w:top w:val="single" w:color="BFD3C8" w:sz="4"/>
+              <w:left w:val="single" w:color="BFD3C8" w:sz="4"/>
+              <w:bottom w:val="single" w:color="BFD3C8" w:sz="4"/>
+              <w:right w:val="single" w:color="BFD3C8" w:sz="4"/>
+            </w:tcBorders>
+            <w:shd w:fill="0E5C3D" w:color="auto" w:val="clear"/>
+            <w:tcMar>
+              <w:top w:type="dxa" w:w="90"/>
+              <w:left w:type="dxa" w:w="140"/>
+              <w:bottom w:type="dxa" w:w="90"/>
+              <w:right w:type="dxa" w:w="140"/>
             </w:tcMar>
           </w:tcPr>
           <w:p>
@@ -2195,6 +2460,8 @@
                 <w:b/>
                 <w:bCs/>
                 <w:color w:val="FFFFFF"/>
+                <w:sz w:val="20"/>
+                <w:szCs w:val="20"/>
               </w:rPr>
               <w:t xml:space="preserve">Atingimento da meta</w:t>
             </w:r>
@@ -2204,17 +2471,17 @@
           <w:tcPr>
             <w:tcW w:type="dxa" w:w="4819"/>
             <w:tcBorders>
-              <w:top w:val="single" w:color="8EA9DB" w:sz="4"/>
-              <w:left w:val="single" w:color="8EA9DB" w:sz="4"/>
-              <w:bottom w:val="single" w:color="8EA9DB" w:sz="4"/>
-              <w:right w:val="single" w:color="8EA9DB" w:sz="4"/>
-            </w:tcBorders>
-            <w:shd w:fill="1F3864" w:color="auto" w:val="clear"/>
-            <w:tcMar>
-              <w:top w:type="dxa" w:w="80"/>
-              <w:left w:type="dxa" w:w="120"/>
-              <w:bottom w:type="dxa" w:w="80"/>
-              <w:right w:type="dxa" w:w="120"/>
+              <w:top w:val="single" w:color="BFD3C8" w:sz="4"/>
+              <w:left w:val="single" w:color="BFD3C8" w:sz="4"/>
+              <w:bottom w:val="single" w:color="BFD3C8" w:sz="4"/>
+              <w:right w:val="single" w:color="BFD3C8" w:sz="4"/>
+            </w:tcBorders>
+            <w:shd w:fill="0E5C3D" w:color="auto" w:val="clear"/>
+            <w:tcMar>
+              <w:top w:type="dxa" w:w="90"/>
+              <w:left w:type="dxa" w:w="140"/>
+              <w:bottom w:type="dxa" w:w="90"/>
+              <w:right w:type="dxa" w:w="140"/>
             </w:tcMar>
           </w:tcPr>
           <w:p>
@@ -2223,6 +2490,8 @@
                 <w:b/>
                 <w:bCs/>
                 <w:color w:val="FFFFFF"/>
+                <w:sz w:val="20"/>
+                <w:szCs w:val="20"/>
               </w:rPr>
               <w:t xml:space="preserve">Consequência</w:t>
             </w:r>
@@ -2230,24 +2499,31 @@
         </w:tc>
       </w:tr>
       <w:tr>
+        <w:trPr>
+          <w:cantSplit/>
+        </w:trPr>
         <w:tc>
           <w:tcPr>
             <w:tcW w:type="dxa" w:w="4819"/>
             <w:tcBorders>
-              <w:top w:val="single" w:color="8EA9DB" w:sz="4"/>
-              <w:left w:val="single" w:color="8EA9DB" w:sz="4"/>
-              <w:bottom w:val="single" w:color="8EA9DB" w:sz="4"/>
-              <w:right w:val="single" w:color="8EA9DB" w:sz="4"/>
-            </w:tcBorders>
-            <w:tcMar>
-              <w:top w:type="dxa" w:w="80"/>
-              <w:left w:type="dxa" w:w="120"/>
-              <w:bottom w:type="dxa" w:w="80"/>
-              <w:right w:type="dxa" w:w="120"/>
-            </w:tcMar>
-          </w:tcPr>
-          <w:p>
-            <w:r>
+              <w:top w:val="single" w:color="BFD3C8" w:sz="4"/>
+              <w:left w:val="single" w:color="BFD3C8" w:sz="4"/>
+              <w:bottom w:val="single" w:color="BFD3C8" w:sz="4"/>
+              <w:right w:val="single" w:color="BFD3C8" w:sz="4"/>
+            </w:tcBorders>
+            <w:tcMar>
+              <w:top w:type="dxa" w:w="90"/>
+              <w:left w:type="dxa" w:w="140"/>
+              <w:bottom w:type="dxa" w:w="90"/>
+              <w:right w:type="dxa" w:w="140"/>
+            </w:tcMar>
+          </w:tcPr>
+          <w:p>
+            <w:r>
+              <w:rPr>
+                <w:sz w:val="20"/>
+                <w:szCs w:val="20"/>
+              </w:rPr>
               <w:t xml:space="preserve">Abaixo de 70%</w:t>
             </w:r>
           </w:p>
@@ -2256,44 +2532,56 @@
           <w:tcPr>
             <w:tcW w:type="dxa" w:w="4819"/>
             <w:tcBorders>
-              <w:top w:val="single" w:color="8EA9DB" w:sz="4"/>
-              <w:left w:val="single" w:color="8EA9DB" w:sz="4"/>
-              <w:bottom w:val="single" w:color="8EA9DB" w:sz="4"/>
-              <w:right w:val="single" w:color="8EA9DB" w:sz="4"/>
-            </w:tcBorders>
-            <w:tcMar>
-              <w:top w:type="dxa" w:w="80"/>
-              <w:left w:type="dxa" w:w="120"/>
-              <w:bottom w:type="dxa" w:w="80"/>
-              <w:right w:type="dxa" w:w="120"/>
-            </w:tcMar>
-          </w:tcPr>
-          <w:p>
-            <w:r>
+              <w:top w:val="single" w:color="BFD3C8" w:sz="4"/>
+              <w:left w:val="single" w:color="BFD3C8" w:sz="4"/>
+              <w:bottom w:val="single" w:color="BFD3C8" w:sz="4"/>
+              <w:right w:val="single" w:color="BFD3C8" w:sz="4"/>
+            </w:tcBorders>
+            <w:tcMar>
+              <w:top w:type="dxa" w:w="90"/>
+              <w:left w:type="dxa" w:w="140"/>
+              <w:bottom w:type="dxa" w:w="90"/>
+              <w:right w:type="dxa" w:w="140"/>
+            </w:tcMar>
+          </w:tcPr>
+          <w:p>
+            <w:r>
+              <w:rPr>
+                <w:sz w:val="20"/>
+                <w:szCs w:val="20"/>
+              </w:rPr>
               <w:t xml:space="preserve">plano de ação</w:t>
             </w:r>
           </w:p>
         </w:tc>
       </w:tr>
       <w:tr>
+        <w:trPr>
+          <w:cantSplit/>
+        </w:trPr>
         <w:tc>
           <w:tcPr>
             <w:tcW w:type="dxa" w:w="4819"/>
             <w:tcBorders>
-              <w:top w:val="single" w:color="8EA9DB" w:sz="4"/>
-              <w:left w:val="single" w:color="8EA9DB" w:sz="4"/>
-              <w:bottom w:val="single" w:color="8EA9DB" w:sz="4"/>
-              <w:right w:val="single" w:color="8EA9DB" w:sz="4"/>
-            </w:tcBorders>
-            <w:tcMar>
-              <w:top w:type="dxa" w:w="80"/>
-              <w:left w:type="dxa" w:w="120"/>
-              <w:bottom w:type="dxa" w:w="80"/>
-              <w:right w:type="dxa" w:w="120"/>
-            </w:tcMar>
-          </w:tcPr>
-          <w:p>
-            <w:r>
+              <w:top w:val="single" w:color="BFD3C8" w:sz="4"/>
+              <w:left w:val="single" w:color="BFD3C8" w:sz="4"/>
+              <w:bottom w:val="single" w:color="BFD3C8" w:sz="4"/>
+              <w:right w:val="single" w:color="BFD3C8" w:sz="4"/>
+            </w:tcBorders>
+            <w:shd w:fill="E8F1EC" w:color="auto" w:val="clear"/>
+            <w:tcMar>
+              <w:top w:type="dxa" w:w="90"/>
+              <w:left w:type="dxa" w:w="140"/>
+              <w:bottom w:type="dxa" w:w="90"/>
+              <w:right w:type="dxa" w:w="140"/>
+            </w:tcMar>
+          </w:tcPr>
+          <w:p>
+            <w:r>
+              <w:rPr>
+                <w:sz w:val="20"/>
+                <w:szCs w:val="20"/>
+              </w:rPr>
               <w:t xml:space="preserve">De 70% a 90%</w:t>
             </w:r>
           </w:p>
@@ -2302,44 +2590,56 @@
           <w:tcPr>
             <w:tcW w:type="dxa" w:w="4819"/>
             <w:tcBorders>
-              <w:top w:val="single" w:color="8EA9DB" w:sz="4"/>
-              <w:left w:val="single" w:color="8EA9DB" w:sz="4"/>
-              <w:bottom w:val="single" w:color="8EA9DB" w:sz="4"/>
-              <w:right w:val="single" w:color="8EA9DB" w:sz="4"/>
-            </w:tcBorders>
-            <w:tcMar>
-              <w:top w:type="dxa" w:w="80"/>
-              <w:left w:type="dxa" w:w="120"/>
-              <w:bottom w:type="dxa" w:w="80"/>
-              <w:right w:type="dxa" w:w="120"/>
-            </w:tcMar>
-          </w:tcPr>
-          <w:p>
-            <w:r>
+              <w:top w:val="single" w:color="BFD3C8" w:sz="4"/>
+              <w:left w:val="single" w:color="BFD3C8" w:sz="4"/>
+              <w:bottom w:val="single" w:color="BFD3C8" w:sz="4"/>
+              <w:right w:val="single" w:color="BFD3C8" w:sz="4"/>
+            </w:tcBorders>
+            <w:shd w:fill="E8F1EC" w:color="auto" w:val="clear"/>
+            <w:tcMar>
+              <w:top w:type="dxa" w:w="90"/>
+              <w:left w:type="dxa" w:w="140"/>
+              <w:bottom w:type="dxa" w:w="90"/>
+              <w:right w:type="dxa" w:w="140"/>
+            </w:tcMar>
+          </w:tcPr>
+          <w:p>
+            <w:r>
+              <w:rPr>
+                <w:sz w:val="20"/>
+                <w:szCs w:val="20"/>
+              </w:rPr>
               <w:t xml:space="preserve">acompanhamento quinzenal</w:t>
             </w:r>
           </w:p>
         </w:tc>
       </w:tr>
       <w:tr>
+        <w:trPr>
+          <w:cantSplit/>
+        </w:trPr>
         <w:tc>
           <w:tcPr>
             <w:tcW w:type="dxa" w:w="4819"/>
             <w:tcBorders>
-              <w:top w:val="single" w:color="8EA9DB" w:sz="4"/>
-              <w:left w:val="single" w:color="8EA9DB" w:sz="4"/>
-              <w:bottom w:val="single" w:color="8EA9DB" w:sz="4"/>
-              <w:right w:val="single" w:color="8EA9DB" w:sz="4"/>
-            </w:tcBorders>
-            <w:tcMar>
-              <w:top w:type="dxa" w:w="80"/>
-              <w:left w:type="dxa" w:w="120"/>
-              <w:bottom w:type="dxa" w:w="80"/>
-              <w:right w:type="dxa" w:w="120"/>
-            </w:tcMar>
-          </w:tcPr>
-          <w:p>
-            <w:r>
+              <w:top w:val="single" w:color="BFD3C8" w:sz="4"/>
+              <w:left w:val="single" w:color="BFD3C8" w:sz="4"/>
+              <w:bottom w:val="single" w:color="BFD3C8" w:sz="4"/>
+              <w:right w:val="single" w:color="BFD3C8" w:sz="4"/>
+            </w:tcBorders>
+            <w:tcMar>
+              <w:top w:type="dxa" w:w="90"/>
+              <w:left w:type="dxa" w:w="140"/>
+              <w:bottom w:type="dxa" w:w="90"/>
+              <w:right w:type="dxa" w:w="140"/>
+            </w:tcMar>
+          </w:tcPr>
+          <w:p>
+            <w:r>
+              <w:rPr>
+                <w:sz w:val="20"/>
+                <w:szCs w:val="20"/>
+              </w:rPr>
               <w:t xml:space="preserve">De 90% a 110%</w:t>
             </w:r>
           </w:p>
@@ -2348,44 +2648,56 @@
           <w:tcPr>
             <w:tcW w:type="dxa" w:w="4819"/>
             <w:tcBorders>
-              <w:top w:val="single" w:color="8EA9DB" w:sz="4"/>
-              <w:left w:val="single" w:color="8EA9DB" w:sz="4"/>
-              <w:bottom w:val="single" w:color="8EA9DB" w:sz="4"/>
-              <w:right w:val="single" w:color="8EA9DB" w:sz="4"/>
-            </w:tcBorders>
-            <w:tcMar>
-              <w:top w:type="dxa" w:w="80"/>
-              <w:left w:type="dxa" w:w="120"/>
-              <w:bottom w:type="dxa" w:w="80"/>
-              <w:right w:type="dxa" w:w="120"/>
-            </w:tcMar>
-          </w:tcPr>
-          <w:p>
-            <w:r>
+              <w:top w:val="single" w:color="BFD3C8" w:sz="4"/>
+              <w:left w:val="single" w:color="BFD3C8" w:sz="4"/>
+              <w:bottom w:val="single" w:color="BFD3C8" w:sz="4"/>
+              <w:right w:val="single" w:color="BFD3C8" w:sz="4"/>
+            </w:tcBorders>
+            <w:tcMar>
+              <w:top w:type="dxa" w:w="90"/>
+              <w:left w:type="dxa" w:w="140"/>
+              <w:bottom w:type="dxa" w:w="90"/>
+              <w:right w:type="dxa" w:w="140"/>
+            </w:tcMar>
+          </w:tcPr>
+          <w:p>
+            <w:r>
+              <w:rPr>
+                <w:sz w:val="20"/>
+                <w:szCs w:val="20"/>
+              </w:rPr>
               <w:t xml:space="preserve">no rumo</w:t>
             </w:r>
           </w:p>
         </w:tc>
       </w:tr>
       <w:tr>
+        <w:trPr>
+          <w:cantSplit/>
+        </w:trPr>
         <w:tc>
           <w:tcPr>
             <w:tcW w:type="dxa" w:w="4819"/>
             <w:tcBorders>
-              <w:top w:val="single" w:color="8EA9DB" w:sz="4"/>
-              <w:left w:val="single" w:color="8EA9DB" w:sz="4"/>
-              <w:bottom w:val="single" w:color="8EA9DB" w:sz="4"/>
-              <w:right w:val="single" w:color="8EA9DB" w:sz="4"/>
-            </w:tcBorders>
-            <w:tcMar>
-              <w:top w:type="dxa" w:w="80"/>
-              <w:left w:type="dxa" w:w="120"/>
-              <w:bottom w:type="dxa" w:w="80"/>
-              <w:right w:type="dxa" w:w="120"/>
-            </w:tcMar>
-          </w:tcPr>
-          <w:p>
-            <w:r>
+              <w:top w:val="single" w:color="BFD3C8" w:sz="4"/>
+              <w:left w:val="single" w:color="BFD3C8" w:sz="4"/>
+              <w:bottom w:val="single" w:color="BFD3C8" w:sz="4"/>
+              <w:right w:val="single" w:color="BFD3C8" w:sz="4"/>
+            </w:tcBorders>
+            <w:shd w:fill="E8F1EC" w:color="auto" w:val="clear"/>
+            <w:tcMar>
+              <w:top w:type="dxa" w:w="90"/>
+              <w:left w:type="dxa" w:w="140"/>
+              <w:bottom w:type="dxa" w:w="90"/>
+              <w:right w:type="dxa" w:w="140"/>
+            </w:tcMar>
+          </w:tcPr>
+          <w:p>
+            <w:r>
+              <w:rPr>
+                <w:sz w:val="20"/>
+                <w:szCs w:val="20"/>
+              </w:rPr>
               <w:t xml:space="preserve">Acima de 110% por três meses seguidos</w:t>
             </w:r>
           </w:p>
@@ -2394,20 +2706,25 @@
           <w:tcPr>
             <w:tcW w:type="dxa" w:w="4819"/>
             <w:tcBorders>
-              <w:top w:val="single" w:color="8EA9DB" w:sz="4"/>
-              <w:left w:val="single" w:color="8EA9DB" w:sz="4"/>
-              <w:bottom w:val="single" w:color="8EA9DB" w:sz="4"/>
-              <w:right w:val="single" w:color="8EA9DB" w:sz="4"/>
-            </w:tcBorders>
-            <w:tcMar>
-              <w:top w:type="dxa" w:w="80"/>
-              <w:left w:type="dxa" w:w="120"/>
-              <w:bottom w:type="dxa" w:w="80"/>
-              <w:right w:type="dxa" w:w="120"/>
-            </w:tcMar>
-          </w:tcPr>
-          <w:p>
-            <w:r>
+              <w:top w:val="single" w:color="BFD3C8" w:sz="4"/>
+              <w:left w:val="single" w:color="BFD3C8" w:sz="4"/>
+              <w:bottom w:val="single" w:color="BFD3C8" w:sz="4"/>
+              <w:right w:val="single" w:color="BFD3C8" w:sz="4"/>
+            </w:tcBorders>
+            <w:shd w:fill="E8F1EC" w:color="auto" w:val="clear"/>
+            <w:tcMar>
+              <w:top w:type="dxa" w:w="90"/>
+              <w:left w:type="dxa" w:w="140"/>
+              <w:bottom w:type="dxa" w:w="90"/>
+              <w:right w:type="dxa" w:w="140"/>
+            </w:tcMar>
+          </w:tcPr>
+          <w:p>
+            <w:r>
+              <w:rPr>
+                <w:sz w:val="20"/>
+                <w:szCs w:val="20"/>
+              </w:rPr>
               <w:t xml:space="preserve">[a definir]</w:t>
             </w:r>
           </w:p>
@@ -2424,7 +2741,7 @@
         <w:tabs>
           <w:tab w:val="left" w:pos="720"/>
         </w:tabs>
-        <w:spacing w:after="120"/>
+        <w:spacing w:after="120" w:line="300"/>
         <w:ind w:left="720" w:hanging="720"/>
         <w:jc w:val="both"/>
       </w:pPr>
@@ -2432,6 +2749,7 @@
         <w:rPr>
           <w:b/>
           <w:bCs/>
+          <w:color w:val="0E5C3D"/>
         </w:rPr>
         <w:t xml:space="preserve">4.7.</w:t>
       </w:r>
@@ -2445,19 +2763,21 @@
     <w:p>
       <w:pPr>
         <w:pStyle w:val="Heading1"/>
+        <w:keepNext/>
         <w:pBdr>
-          <w:bottom w:val="single" w:color="1F3864" w:sz="6" w:space="4"/>
+          <w:bottom w:val="single" w:color="0E5C3D" w:sz="6" w:space="4"/>
         </w:pBdr>
-        <w:spacing w:after="160" w:before="360"/>
+        <w:spacing w:after="200" w:before="360"/>
       </w:pPr>
       <w:r>
         <w:rPr>
           <w:rFonts w:ascii="Calibri" w:cs="Calibri" w:eastAsia="Calibri" w:hAnsi="Calibri"/>
           <w:b/>
           <w:bCs/>
-          <w:color w:val="1F3864"/>
-          <w:sz w:val="26"/>
-          <w:szCs w:val="26"/>
+          <w:color w:val="0E5C3D"/>
+          <w:spacing w:val="20"/>
+          <w:sz w:val="21"/>
+          <w:szCs w:val="21"/>
         </w:rPr>
         <w:t xml:space="preserve">5. UP TRIMESTRAL</w:t>
       </w:r>
@@ -2467,7 +2787,7 @@
         <w:tabs>
           <w:tab w:val="left" w:pos="720"/>
         </w:tabs>
-        <w:spacing w:after="120"/>
+        <w:spacing w:after="120" w:line="300"/>
         <w:ind w:left="720" w:hanging="720"/>
         <w:jc w:val="both"/>
       </w:pPr>
@@ -2475,6 +2795,7 @@
         <w:rPr>
           <w:b/>
           <w:bCs/>
+          <w:color w:val="0E5C3D"/>
         </w:rPr>
         <w:t xml:space="preserve">5.1.</w:t>
       </w:r>
@@ -2490,7 +2811,7 @@
         <w:tabs>
           <w:tab w:val="left" w:pos="720"/>
         </w:tabs>
-        <w:spacing w:after="120"/>
+        <w:spacing w:after="120" w:line="300"/>
         <w:ind w:left="720" w:hanging="720"/>
         <w:jc w:val="both"/>
       </w:pPr>
@@ -2498,6 +2819,7 @@
         <w:rPr>
           <w:b/>
           <w:bCs/>
+          <w:color w:val="0E5C3D"/>
         </w:rPr>
         <w:t xml:space="preserve">5.2.</w:t>
       </w:r>
@@ -2530,7 +2852,7 @@
         <w:tabs>
           <w:tab w:val="left" w:pos="720"/>
         </w:tabs>
-        <w:spacing w:after="120"/>
+        <w:spacing w:after="120" w:line="300"/>
         <w:ind w:left="720" w:hanging="720"/>
         <w:jc w:val="both"/>
       </w:pPr>
@@ -2538,6 +2860,7 @@
         <w:rPr>
           <w:b/>
           <w:bCs/>
+          <w:color w:val="0E5C3D"/>
         </w:rPr>
         <w:t xml:space="preserve">5.3.</w:t>
       </w:r>
@@ -2551,6 +2874,7 @@
     <w:tbl>
       <w:tblPr>
         <w:tblW w:type="dxa" w:w="9638"/>
+        <w:jc w:val="left"/>
         <w:tblBorders>
           <w:top w:val="single" w:color="auto" w:sz="4"/>
           <w:left w:val="single" w:color="auto" w:sz="4"/>
@@ -2573,17 +2897,17 @@
           <w:tcPr>
             <w:tcW w:type="dxa" w:w="1800"/>
             <w:tcBorders>
-              <w:top w:val="single" w:color="8EA9DB" w:sz="4"/>
-              <w:left w:val="single" w:color="8EA9DB" w:sz="4"/>
-              <w:bottom w:val="single" w:color="8EA9DB" w:sz="4"/>
-              <w:right w:val="single" w:color="8EA9DB" w:sz="4"/>
-            </w:tcBorders>
-            <w:shd w:fill="1F3864" w:color="auto" w:val="clear"/>
-            <w:tcMar>
-              <w:top w:type="dxa" w:w="80"/>
-              <w:left w:type="dxa" w:w="120"/>
-              <w:bottom w:type="dxa" w:w="80"/>
-              <w:right w:type="dxa" w:w="120"/>
+              <w:top w:val="single" w:color="BFD3C8" w:sz="4"/>
+              <w:left w:val="single" w:color="BFD3C8" w:sz="4"/>
+              <w:bottom w:val="single" w:color="BFD3C8" w:sz="4"/>
+              <w:right w:val="single" w:color="BFD3C8" w:sz="4"/>
+            </w:tcBorders>
+            <w:shd w:fill="0E5C3D" w:color="auto" w:val="clear"/>
+            <w:tcMar>
+              <w:top w:type="dxa" w:w="90"/>
+              <w:left w:type="dxa" w:w="140"/>
+              <w:bottom w:type="dxa" w:w="90"/>
+              <w:right w:type="dxa" w:w="140"/>
             </w:tcMar>
           </w:tcPr>
           <w:p>
@@ -2592,6 +2916,8 @@
                 <w:b/>
                 <w:bCs/>
                 <w:color w:val="FFFFFF"/>
+                <w:sz w:val="20"/>
+                <w:szCs w:val="20"/>
               </w:rPr>
               <w:t xml:space="preserve">Nível</w:t>
             </w:r>
@@ -2601,17 +2927,17 @@
           <w:tcPr>
             <w:tcW w:type="dxa" w:w="5638"/>
             <w:tcBorders>
-              <w:top w:val="single" w:color="8EA9DB" w:sz="4"/>
-              <w:left w:val="single" w:color="8EA9DB" w:sz="4"/>
-              <w:bottom w:val="single" w:color="8EA9DB" w:sz="4"/>
-              <w:right w:val="single" w:color="8EA9DB" w:sz="4"/>
-            </w:tcBorders>
-            <w:shd w:fill="1F3864" w:color="auto" w:val="clear"/>
-            <w:tcMar>
-              <w:top w:type="dxa" w:w="80"/>
-              <w:left w:type="dxa" w:w="120"/>
-              <w:bottom w:type="dxa" w:w="80"/>
-              <w:right w:type="dxa" w:w="120"/>
+              <w:top w:val="single" w:color="BFD3C8" w:sz="4"/>
+              <w:left w:val="single" w:color="BFD3C8" w:sz="4"/>
+              <w:bottom w:val="single" w:color="BFD3C8" w:sz="4"/>
+              <w:right w:val="single" w:color="BFD3C8" w:sz="4"/>
+            </w:tcBorders>
+            <w:shd w:fill="0E5C3D" w:color="auto" w:val="clear"/>
+            <w:tcMar>
+              <w:top w:type="dxa" w:w="90"/>
+              <w:left w:type="dxa" w:w="140"/>
+              <w:bottom w:type="dxa" w:w="90"/>
+              <w:right w:type="dxa" w:w="140"/>
             </w:tcMar>
           </w:tcPr>
           <w:p>
@@ -2620,6 +2946,8 @@
                 <w:b/>
                 <w:bCs/>
                 <w:color w:val="FFFFFF"/>
+                <w:sz w:val="20"/>
+                <w:szCs w:val="20"/>
               </w:rPr>
               <w:t xml:space="preserve">Faturamento bruto no trimestre</w:t>
             </w:r>
@@ -2629,17 +2957,17 @@
           <w:tcPr>
             <w:tcW w:type="dxa" w:w="2200"/>
             <w:tcBorders>
-              <w:top w:val="single" w:color="8EA9DB" w:sz="4"/>
-              <w:left w:val="single" w:color="8EA9DB" w:sz="4"/>
-              <w:bottom w:val="single" w:color="8EA9DB" w:sz="4"/>
-              <w:right w:val="single" w:color="8EA9DB" w:sz="4"/>
-            </w:tcBorders>
-            <w:shd w:fill="1F3864" w:color="auto" w:val="clear"/>
-            <w:tcMar>
-              <w:top w:type="dxa" w:w="80"/>
-              <w:left w:type="dxa" w:w="120"/>
-              <w:bottom w:type="dxa" w:w="80"/>
-              <w:right w:type="dxa" w:w="120"/>
+              <w:top w:val="single" w:color="BFD3C8" w:sz="4"/>
+              <w:left w:val="single" w:color="BFD3C8" w:sz="4"/>
+              <w:bottom w:val="single" w:color="BFD3C8" w:sz="4"/>
+              <w:right w:val="single" w:color="BFD3C8" w:sz="4"/>
+            </w:tcBorders>
+            <w:shd w:fill="0E5C3D" w:color="auto" w:val="clear"/>
+            <w:tcMar>
+              <w:top w:type="dxa" w:w="90"/>
+              <w:left w:type="dxa" w:w="140"/>
+              <w:bottom w:type="dxa" w:w="90"/>
+              <w:right w:type="dxa" w:w="140"/>
             </w:tcMar>
           </w:tcPr>
           <w:p>
@@ -2648,6 +2976,8 @@
                 <w:b/>
                 <w:bCs/>
                 <w:color w:val="FFFFFF"/>
+                <w:sz w:val="20"/>
+                <w:szCs w:val="20"/>
               </w:rPr>
               <w:t xml:space="preserve">UP</w:t>
             </w:r>
@@ -2655,24 +2985,31 @@
         </w:tc>
       </w:tr>
       <w:tr>
+        <w:trPr>
+          <w:cantSplit/>
+        </w:trPr>
         <w:tc>
           <w:tcPr>
             <w:tcW w:type="dxa" w:w="1800"/>
             <w:tcBorders>
-              <w:top w:val="single" w:color="8EA9DB" w:sz="4"/>
-              <w:left w:val="single" w:color="8EA9DB" w:sz="4"/>
-              <w:bottom w:val="single" w:color="8EA9DB" w:sz="4"/>
-              <w:right w:val="single" w:color="8EA9DB" w:sz="4"/>
-            </w:tcBorders>
-            <w:tcMar>
-              <w:top w:type="dxa" w:w="80"/>
-              <w:left w:type="dxa" w:w="120"/>
-              <w:bottom w:type="dxa" w:w="80"/>
-              <w:right w:type="dxa" w:w="120"/>
-            </w:tcMar>
-          </w:tcPr>
-          <w:p>
-            <w:r>
+              <w:top w:val="single" w:color="BFD3C8" w:sz="4"/>
+              <w:left w:val="single" w:color="BFD3C8" w:sz="4"/>
+              <w:bottom w:val="single" w:color="BFD3C8" w:sz="4"/>
+              <w:right w:val="single" w:color="BFD3C8" w:sz="4"/>
+            </w:tcBorders>
+            <w:tcMar>
+              <w:top w:type="dxa" w:w="90"/>
+              <w:left w:type="dxa" w:w="140"/>
+              <w:bottom w:type="dxa" w:w="90"/>
+              <w:right w:type="dxa" w:w="140"/>
+            </w:tcMar>
+          </w:tcPr>
+          <w:p>
+            <w:r>
+              <w:rPr>
+                <w:sz w:val="20"/>
+                <w:szCs w:val="20"/>
+              </w:rPr>
               <w:t xml:space="preserve">Nível 1</w:t>
             </w:r>
           </w:p>
@@ -2681,26 +3018,32 @@
           <w:tcPr>
             <w:tcW w:type="dxa" w:w="5638"/>
             <w:tcBorders>
-              <w:top w:val="single" w:color="8EA9DB" w:sz="4"/>
-              <w:left w:val="single" w:color="8EA9DB" w:sz="4"/>
-              <w:bottom w:val="single" w:color="8EA9DB" w:sz="4"/>
-              <w:right w:val="single" w:color="8EA9DB" w:sz="4"/>
-            </w:tcBorders>
-            <w:tcMar>
-              <w:top w:type="dxa" w:w="80"/>
-              <w:left w:type="dxa" w:w="120"/>
-              <w:bottom w:type="dxa" w:w="80"/>
-              <w:right w:type="dxa" w:w="120"/>
-            </w:tcMar>
-          </w:tcPr>
-          <w:p>
-            <w:r>
+              <w:top w:val="single" w:color="BFD3C8" w:sz="4"/>
+              <w:left w:val="single" w:color="BFD3C8" w:sz="4"/>
+              <w:bottom w:val="single" w:color="BFD3C8" w:sz="4"/>
+              <w:right w:val="single" w:color="BFD3C8" w:sz="4"/>
+            </w:tcBorders>
+            <w:tcMar>
+              <w:top w:type="dxa" w:w="90"/>
+              <w:left w:type="dxa" w:w="140"/>
+              <w:bottom w:type="dxa" w:w="90"/>
+              <w:right w:type="dxa" w:w="140"/>
+            </w:tcMar>
+          </w:tcPr>
+          <w:p>
+            <w:r>
+              <w:rPr>
+                <w:sz w:val="20"/>
+                <w:szCs w:val="20"/>
+              </w:rPr>
               <w:t xml:space="preserve">a partir de 103% da meta: </w:t>
             </w:r>
             <w:r>
               <w:rPr>
                 <w:b/>
                 <w:bCs/>
+                <w:sz w:val="20"/>
+                <w:szCs w:val="20"/>
               </w:rPr>
               <w:t xml:space="preserve">R$ 1.648.000,00</w:t>
             </w:r>
@@ -2710,44 +3053,56 @@
           <w:tcPr>
             <w:tcW w:type="dxa" w:w="2200"/>
             <w:tcBorders>
-              <w:top w:val="single" w:color="8EA9DB" w:sz="4"/>
-              <w:left w:val="single" w:color="8EA9DB" w:sz="4"/>
-              <w:bottom w:val="single" w:color="8EA9DB" w:sz="4"/>
-              <w:right w:val="single" w:color="8EA9DB" w:sz="4"/>
-            </w:tcBorders>
-            <w:tcMar>
-              <w:top w:type="dxa" w:w="80"/>
-              <w:left w:type="dxa" w:w="120"/>
-              <w:bottom w:type="dxa" w:w="80"/>
-              <w:right w:type="dxa" w:w="120"/>
-            </w:tcMar>
-          </w:tcPr>
-          <w:p>
-            <w:r>
+              <w:top w:val="single" w:color="BFD3C8" w:sz="4"/>
+              <w:left w:val="single" w:color="BFD3C8" w:sz="4"/>
+              <w:bottom w:val="single" w:color="BFD3C8" w:sz="4"/>
+              <w:right w:val="single" w:color="BFD3C8" w:sz="4"/>
+            </w:tcBorders>
+            <w:tcMar>
+              <w:top w:type="dxa" w:w="90"/>
+              <w:left w:type="dxa" w:w="140"/>
+              <w:bottom w:type="dxa" w:w="90"/>
+              <w:right w:type="dxa" w:w="140"/>
+            </w:tcMar>
+          </w:tcPr>
+          <w:p>
+            <w:r>
+              <w:rPr>
+                <w:sz w:val="20"/>
+                <w:szCs w:val="20"/>
+              </w:rPr>
               <w:t xml:space="preserve">R$ 2.000,00</w:t>
             </w:r>
           </w:p>
         </w:tc>
       </w:tr>
       <w:tr>
+        <w:trPr>
+          <w:cantSplit/>
+        </w:trPr>
         <w:tc>
           <w:tcPr>
             <w:tcW w:type="dxa" w:w="1800"/>
             <w:tcBorders>
-              <w:top w:val="single" w:color="8EA9DB" w:sz="4"/>
-              <w:left w:val="single" w:color="8EA9DB" w:sz="4"/>
-              <w:bottom w:val="single" w:color="8EA9DB" w:sz="4"/>
-              <w:right w:val="single" w:color="8EA9DB" w:sz="4"/>
-            </w:tcBorders>
-            <w:tcMar>
-              <w:top w:type="dxa" w:w="80"/>
-              <w:left w:type="dxa" w:w="120"/>
-              <w:bottom w:type="dxa" w:w="80"/>
-              <w:right w:type="dxa" w:w="120"/>
-            </w:tcMar>
-          </w:tcPr>
-          <w:p>
-            <w:r>
+              <w:top w:val="single" w:color="BFD3C8" w:sz="4"/>
+              <w:left w:val="single" w:color="BFD3C8" w:sz="4"/>
+              <w:bottom w:val="single" w:color="BFD3C8" w:sz="4"/>
+              <w:right w:val="single" w:color="BFD3C8" w:sz="4"/>
+            </w:tcBorders>
+            <w:shd w:fill="E8F1EC" w:color="auto" w:val="clear"/>
+            <w:tcMar>
+              <w:top w:type="dxa" w:w="90"/>
+              <w:left w:type="dxa" w:w="140"/>
+              <w:bottom w:type="dxa" w:w="90"/>
+              <w:right w:type="dxa" w:w="140"/>
+            </w:tcMar>
+          </w:tcPr>
+          <w:p>
+            <w:r>
+              <w:rPr>
+                <w:sz w:val="20"/>
+                <w:szCs w:val="20"/>
+              </w:rPr>
               <w:t xml:space="preserve">Nível 2</w:t>
             </w:r>
           </w:p>
@@ -2756,26 +3111,33 @@
           <w:tcPr>
             <w:tcW w:type="dxa" w:w="5638"/>
             <w:tcBorders>
-              <w:top w:val="single" w:color="8EA9DB" w:sz="4"/>
-              <w:left w:val="single" w:color="8EA9DB" w:sz="4"/>
-              <w:bottom w:val="single" w:color="8EA9DB" w:sz="4"/>
-              <w:right w:val="single" w:color="8EA9DB" w:sz="4"/>
-            </w:tcBorders>
-            <w:tcMar>
-              <w:top w:type="dxa" w:w="80"/>
-              <w:left w:type="dxa" w:w="120"/>
-              <w:bottom w:type="dxa" w:w="80"/>
-              <w:right w:type="dxa" w:w="120"/>
-            </w:tcMar>
-          </w:tcPr>
-          <w:p>
-            <w:r>
+              <w:top w:val="single" w:color="BFD3C8" w:sz="4"/>
+              <w:left w:val="single" w:color="BFD3C8" w:sz="4"/>
+              <w:bottom w:val="single" w:color="BFD3C8" w:sz="4"/>
+              <w:right w:val="single" w:color="BFD3C8" w:sz="4"/>
+            </w:tcBorders>
+            <w:shd w:fill="E8F1EC" w:color="auto" w:val="clear"/>
+            <w:tcMar>
+              <w:top w:type="dxa" w:w="90"/>
+              <w:left w:type="dxa" w:w="140"/>
+              <w:bottom w:type="dxa" w:w="90"/>
+              <w:right w:type="dxa" w:w="140"/>
+            </w:tcMar>
+          </w:tcPr>
+          <w:p>
+            <w:r>
+              <w:rPr>
+                <w:sz w:val="20"/>
+                <w:szCs w:val="20"/>
+              </w:rPr>
               <w:t xml:space="preserve">a partir de 105% da meta: </w:t>
             </w:r>
             <w:r>
               <w:rPr>
                 <w:b/>
                 <w:bCs/>
+                <w:sz w:val="20"/>
+                <w:szCs w:val="20"/>
               </w:rPr>
               <w:t xml:space="preserve">R$ 1.680.000,00</w:t>
             </w:r>
@@ -2785,44 +3147,56 @@
           <w:tcPr>
             <w:tcW w:type="dxa" w:w="2200"/>
             <w:tcBorders>
-              <w:top w:val="single" w:color="8EA9DB" w:sz="4"/>
-              <w:left w:val="single" w:color="8EA9DB" w:sz="4"/>
-              <w:bottom w:val="single" w:color="8EA9DB" w:sz="4"/>
-              <w:right w:val="single" w:color="8EA9DB" w:sz="4"/>
-            </w:tcBorders>
-            <w:tcMar>
-              <w:top w:type="dxa" w:w="80"/>
-              <w:left w:type="dxa" w:w="120"/>
-              <w:bottom w:type="dxa" w:w="80"/>
-              <w:right w:type="dxa" w:w="120"/>
-            </w:tcMar>
-          </w:tcPr>
-          <w:p>
-            <w:r>
+              <w:top w:val="single" w:color="BFD3C8" w:sz="4"/>
+              <w:left w:val="single" w:color="BFD3C8" w:sz="4"/>
+              <w:bottom w:val="single" w:color="BFD3C8" w:sz="4"/>
+              <w:right w:val="single" w:color="BFD3C8" w:sz="4"/>
+            </w:tcBorders>
+            <w:shd w:fill="E8F1EC" w:color="auto" w:val="clear"/>
+            <w:tcMar>
+              <w:top w:type="dxa" w:w="90"/>
+              <w:left w:type="dxa" w:w="140"/>
+              <w:bottom w:type="dxa" w:w="90"/>
+              <w:right w:type="dxa" w:w="140"/>
+            </w:tcMar>
+          </w:tcPr>
+          <w:p>
+            <w:r>
+              <w:rPr>
+                <w:sz w:val="20"/>
+                <w:szCs w:val="20"/>
+              </w:rPr>
               <w:t xml:space="preserve">R$ 3.000,00</w:t>
             </w:r>
           </w:p>
         </w:tc>
       </w:tr>
       <w:tr>
+        <w:trPr>
+          <w:cantSplit/>
+        </w:trPr>
         <w:tc>
           <w:tcPr>
             <w:tcW w:type="dxa" w:w="1800"/>
             <w:tcBorders>
-              <w:top w:val="single" w:color="8EA9DB" w:sz="4"/>
-              <w:left w:val="single" w:color="8EA9DB" w:sz="4"/>
-              <w:bottom w:val="single" w:color="8EA9DB" w:sz="4"/>
-              <w:right w:val="single" w:color="8EA9DB" w:sz="4"/>
-            </w:tcBorders>
-            <w:tcMar>
-              <w:top w:type="dxa" w:w="80"/>
-              <w:left w:type="dxa" w:w="120"/>
-              <w:bottom w:type="dxa" w:w="80"/>
-              <w:right w:type="dxa" w:w="120"/>
-            </w:tcMar>
-          </w:tcPr>
-          <w:p>
-            <w:r>
+              <w:top w:val="single" w:color="BFD3C8" w:sz="4"/>
+              <w:left w:val="single" w:color="BFD3C8" w:sz="4"/>
+              <w:bottom w:val="single" w:color="BFD3C8" w:sz="4"/>
+              <w:right w:val="single" w:color="BFD3C8" w:sz="4"/>
+            </w:tcBorders>
+            <w:tcMar>
+              <w:top w:type="dxa" w:w="90"/>
+              <w:left w:type="dxa" w:w="140"/>
+              <w:bottom w:type="dxa" w:w="90"/>
+              <w:right w:type="dxa" w:w="140"/>
+            </w:tcMar>
+          </w:tcPr>
+          <w:p>
+            <w:r>
+              <w:rPr>
+                <w:sz w:val="20"/>
+                <w:szCs w:val="20"/>
+              </w:rPr>
               <w:t xml:space="preserve">Nível 3</w:t>
             </w:r>
           </w:p>
@@ -2831,26 +3205,32 @@
           <w:tcPr>
             <w:tcW w:type="dxa" w:w="5638"/>
             <w:tcBorders>
-              <w:top w:val="single" w:color="8EA9DB" w:sz="4"/>
-              <w:left w:val="single" w:color="8EA9DB" w:sz="4"/>
-              <w:bottom w:val="single" w:color="8EA9DB" w:sz="4"/>
-              <w:right w:val="single" w:color="8EA9DB" w:sz="4"/>
-            </w:tcBorders>
-            <w:tcMar>
-              <w:top w:type="dxa" w:w="80"/>
-              <w:left w:type="dxa" w:w="120"/>
-              <w:bottom w:type="dxa" w:w="80"/>
-              <w:right w:type="dxa" w:w="120"/>
-            </w:tcMar>
-          </w:tcPr>
-          <w:p>
-            <w:r>
+              <w:top w:val="single" w:color="BFD3C8" w:sz="4"/>
+              <w:left w:val="single" w:color="BFD3C8" w:sz="4"/>
+              <w:bottom w:val="single" w:color="BFD3C8" w:sz="4"/>
+              <w:right w:val="single" w:color="BFD3C8" w:sz="4"/>
+            </w:tcBorders>
+            <w:tcMar>
+              <w:top w:type="dxa" w:w="90"/>
+              <w:left w:type="dxa" w:w="140"/>
+              <w:bottom w:type="dxa" w:w="90"/>
+              <w:right w:type="dxa" w:w="140"/>
+            </w:tcMar>
+          </w:tcPr>
+          <w:p>
+            <w:r>
+              <w:rPr>
+                <w:sz w:val="20"/>
+                <w:szCs w:val="20"/>
+              </w:rPr>
               <w:t xml:space="preserve">a partir de 107% da meta: </w:t>
             </w:r>
             <w:r>
               <w:rPr>
                 <w:b/>
                 <w:bCs/>
+                <w:sz w:val="20"/>
+                <w:szCs w:val="20"/>
               </w:rPr>
               <w:t xml:space="preserve">R$ 1.712.000,00</w:t>
             </w:r>
@@ -2860,20 +3240,24 @@
           <w:tcPr>
             <w:tcW w:type="dxa" w:w="2200"/>
             <w:tcBorders>
-              <w:top w:val="single" w:color="8EA9DB" w:sz="4"/>
-              <w:left w:val="single" w:color="8EA9DB" w:sz="4"/>
-              <w:bottom w:val="single" w:color="8EA9DB" w:sz="4"/>
-              <w:right w:val="single" w:color="8EA9DB" w:sz="4"/>
-            </w:tcBorders>
-            <w:tcMar>
-              <w:top w:type="dxa" w:w="80"/>
-              <w:left w:type="dxa" w:w="120"/>
-              <w:bottom w:type="dxa" w:w="80"/>
-              <w:right w:type="dxa" w:w="120"/>
-            </w:tcMar>
-          </w:tcPr>
-          <w:p>
-            <w:r>
+              <w:top w:val="single" w:color="BFD3C8" w:sz="4"/>
+              <w:left w:val="single" w:color="BFD3C8" w:sz="4"/>
+              <w:bottom w:val="single" w:color="BFD3C8" w:sz="4"/>
+              <w:right w:val="single" w:color="BFD3C8" w:sz="4"/>
+            </w:tcBorders>
+            <w:tcMar>
+              <w:top w:type="dxa" w:w="90"/>
+              <w:left w:type="dxa" w:w="140"/>
+              <w:bottom w:type="dxa" w:w="90"/>
+              <w:right w:type="dxa" w:w="140"/>
+            </w:tcMar>
+          </w:tcPr>
+          <w:p>
+            <w:r>
+              <w:rPr>
+                <w:sz w:val="20"/>
+                <w:szCs w:val="20"/>
+              </w:rPr>
               <w:t xml:space="preserve">R$ 4.000,00</w:t>
             </w:r>
           </w:p>
@@ -2890,7 +3274,7 @@
         <w:tabs>
           <w:tab w:val="left" w:pos="720"/>
         </w:tabs>
-        <w:spacing w:after="120"/>
+        <w:spacing w:after="120" w:line="300"/>
         <w:ind w:left="720" w:hanging="720"/>
         <w:jc w:val="both"/>
       </w:pPr>
@@ -2898,6 +3282,7 @@
         <w:rPr>
           <w:b/>
           <w:bCs/>
+          <w:color w:val="0E5C3D"/>
         </w:rPr>
         <w:t xml:space="preserve">5.4.</w:t>
       </w:r>
@@ -2930,7 +3315,7 @@
         <w:tabs>
           <w:tab w:val="left" w:pos="720"/>
         </w:tabs>
-        <w:spacing w:after="120"/>
+        <w:spacing w:after="120" w:line="300"/>
         <w:ind w:left="720" w:hanging="720"/>
         <w:jc w:val="both"/>
       </w:pPr>
@@ -2938,6 +3323,7 @@
         <w:rPr>
           <w:b/>
           <w:bCs/>
+          <w:color w:val="0E5C3D"/>
         </w:rPr>
         <w:t xml:space="preserve">5.5.</w:t>
       </w:r>
@@ -2960,7 +3346,7 @@
         <w:tabs>
           <w:tab w:val="left" w:pos="720"/>
         </w:tabs>
-        <w:spacing w:after="120"/>
+        <w:spacing w:after="120" w:line="300"/>
         <w:ind w:left="720" w:hanging="720"/>
         <w:jc w:val="both"/>
       </w:pPr>
@@ -2968,6 +3354,7 @@
         <w:rPr>
           <w:b/>
           <w:bCs/>
+          <w:color w:val="0E5C3D"/>
         </w:rPr>
         <w:t xml:space="preserve">5.6.</w:t>
       </w:r>
@@ -2989,7 +3376,7 @@
           <w:ilvl w:val="1"/>
           <w:numId w:val="2"/>
         </w:numPr>
-        <w:spacing w:after="60"/>
+        <w:spacing w:after="60" w:line="300"/>
         <w:jc w:val="both"/>
       </w:pPr>
       <w:r>
@@ -3003,7 +3390,7 @@
           <w:ilvl w:val="1"/>
           <w:numId w:val="2"/>
         </w:numPr>
-        <w:spacing w:after="60"/>
+        <w:spacing w:after="60" w:line="300"/>
         <w:jc w:val="both"/>
       </w:pPr>
       <w:r>
@@ -3017,7 +3404,7 @@
           <w:ilvl w:val="1"/>
           <w:numId w:val="2"/>
         </w:numPr>
-        <w:spacing w:after="60"/>
+        <w:spacing w:after="60" w:line="300"/>
         <w:jc w:val="both"/>
       </w:pPr>
       <w:r>
@@ -3031,7 +3418,7 @@
           <w:ilvl w:val="1"/>
           <w:numId w:val="2"/>
         </w:numPr>
-        <w:spacing w:after="60"/>
+        <w:spacing w:after="60" w:line="300"/>
         <w:jc w:val="both"/>
       </w:pPr>
       <w:r>
@@ -3043,7 +3430,7 @@
         <w:tabs>
           <w:tab w:val="left" w:pos="720"/>
         </w:tabs>
-        <w:spacing w:after="120"/>
+        <w:spacing w:after="120" w:line="300"/>
         <w:ind w:left="720" w:hanging="720"/>
         <w:jc w:val="both"/>
       </w:pPr>
@@ -3051,6 +3438,7 @@
         <w:rPr>
           <w:b/>
           <w:bCs/>
+          <w:color w:val="0E5C3D"/>
         </w:rPr>
         <w:t xml:space="preserve">5.7.</w:t>
       </w:r>
@@ -3064,19 +3452,21 @@
     <w:p>
       <w:pPr>
         <w:pStyle w:val="Heading1"/>
+        <w:keepNext/>
         <w:pBdr>
-          <w:bottom w:val="single" w:color="1F3864" w:sz="6" w:space="4"/>
+          <w:bottom w:val="single" w:color="0E5C3D" w:sz="6" w:space="4"/>
         </w:pBdr>
-        <w:spacing w:after="160" w:before="360"/>
+        <w:spacing w:after="200" w:before="360"/>
       </w:pPr>
       <w:r>
         <w:rPr>
           <w:rFonts w:ascii="Calibri" w:cs="Calibri" w:eastAsia="Calibri" w:hAnsi="Calibri"/>
           <w:b/>
           <w:bCs/>
-          <w:color w:val="1F3864"/>
-          <w:sz w:val="26"/>
-          <w:szCs w:val="26"/>
+          <w:color w:val="0E5C3D"/>
+          <w:spacing w:val="20"/>
+          <w:sz w:val="21"/>
+          <w:szCs w:val="21"/>
         </w:rPr>
         <w:t xml:space="preserve">6. CAMPANHAS</w:t>
       </w:r>
@@ -3086,7 +3476,7 @@
         <w:tabs>
           <w:tab w:val="left" w:pos="720"/>
         </w:tabs>
-        <w:spacing w:after="120"/>
+        <w:spacing w:after="120" w:line="300"/>
         <w:ind w:left="720" w:hanging="720"/>
         <w:jc w:val="both"/>
       </w:pPr>
@@ -3094,6 +3484,7 @@
         <w:rPr>
           <w:b/>
           <w:bCs/>
+          <w:color w:val="0E5C3D"/>
         </w:rPr>
         <w:t xml:space="preserve">6.1.</w:t>
       </w:r>
@@ -3109,7 +3500,7 @@
         <w:tabs>
           <w:tab w:val="left" w:pos="720"/>
         </w:tabs>
-        <w:spacing w:after="120"/>
+        <w:spacing w:after="120" w:line="300"/>
         <w:ind w:left="720" w:hanging="720"/>
         <w:jc w:val="both"/>
       </w:pPr>
@@ -3117,6 +3508,7 @@
         <w:rPr>
           <w:b/>
           <w:bCs/>
+          <w:color w:val="0E5C3D"/>
         </w:rPr>
         <w:t xml:space="preserve">6.2.</w:t>
       </w:r>
@@ -3132,7 +3524,7 @@
         <w:tabs>
           <w:tab w:val="left" w:pos="720"/>
         </w:tabs>
-        <w:spacing w:after="120"/>
+        <w:spacing w:after="120" w:line="300"/>
         <w:ind w:left="720" w:hanging="720"/>
         <w:jc w:val="both"/>
       </w:pPr>
@@ -3140,6 +3532,7 @@
         <w:rPr>
           <w:b/>
           <w:bCs/>
+          <w:color w:val="0E5C3D"/>
         </w:rPr>
         <w:t xml:space="preserve">6.3.</w:t>
       </w:r>
@@ -3153,19 +3546,21 @@
     <w:p>
       <w:pPr>
         <w:pStyle w:val="Heading1"/>
+        <w:keepNext/>
         <w:pBdr>
-          <w:bottom w:val="single" w:color="1F3864" w:sz="6" w:space="4"/>
+          <w:bottom w:val="single" w:color="0E5C3D" w:sz="6" w:space="4"/>
         </w:pBdr>
-        <w:spacing w:after="160" w:before="360"/>
+        <w:spacing w:after="200" w:before="360"/>
       </w:pPr>
       <w:r>
         <w:rPr>
           <w:rFonts w:ascii="Calibri" w:cs="Calibri" w:eastAsia="Calibri" w:hAnsi="Calibri"/>
           <w:b/>
           <w:bCs/>
-          <w:color w:val="1F3864"/>
-          <w:sz w:val="26"/>
-          <w:szCs w:val="26"/>
+          <w:color w:val="0E5C3D"/>
+          <w:spacing w:val="20"/>
+          <w:sz w:val="21"/>
+          <w:szCs w:val="21"/>
         </w:rPr>
         <w:t xml:space="preserve">7. VIGÊNCIA, ALTERAÇÃO E CIÊNCIA</w:t>
       </w:r>
@@ -3175,7 +3570,7 @@
         <w:tabs>
           <w:tab w:val="left" w:pos="720"/>
         </w:tabs>
-        <w:spacing w:after="120"/>
+        <w:spacing w:after="120" w:line="300"/>
         <w:ind w:left="720" w:hanging="720"/>
         <w:jc w:val="both"/>
       </w:pPr>
@@ -3183,6 +3578,7 @@
         <w:rPr>
           <w:b/>
           <w:bCs/>
+          <w:color w:val="0E5C3D"/>
         </w:rPr>
         <w:t xml:space="preserve">7.1.</w:t>
       </w:r>
@@ -3198,7 +3594,7 @@
         <w:tabs>
           <w:tab w:val="left" w:pos="720"/>
         </w:tabs>
-        <w:spacing w:after="120"/>
+        <w:spacing w:after="120" w:line="300"/>
         <w:ind w:left="720" w:hanging="720"/>
         <w:jc w:val="both"/>
       </w:pPr>
@@ -3206,6 +3602,7 @@
         <w:rPr>
           <w:b/>
           <w:bCs/>
+          <w:color w:val="0E5C3D"/>
         </w:rPr>
         <w:t xml:space="preserve">7.2.</w:t>
       </w:r>
@@ -3221,7 +3618,7 @@
         <w:tabs>
           <w:tab w:val="left" w:pos="720"/>
         </w:tabs>
-        <w:spacing w:after="120"/>
+        <w:spacing w:after="120" w:line="300"/>
         <w:ind w:left="720" w:hanging="720"/>
         <w:jc w:val="both"/>
       </w:pPr>
@@ -3229,6 +3626,7 @@
         <w:rPr>
           <w:b/>
           <w:bCs/>
+          <w:color w:val="0E5C3D"/>
         </w:rPr>
         <w:t xml:space="preserve">7.3.</w:t>
       </w:r>
@@ -3244,7 +3642,7 @@
         <w:tabs>
           <w:tab w:val="left" w:pos="720"/>
         </w:tabs>
-        <w:spacing w:after="120"/>
+        <w:spacing w:after="120" w:line="300"/>
         <w:ind w:left="720" w:hanging="720"/>
         <w:jc w:val="both"/>
       </w:pPr>
@@ -3252,6 +3650,7 @@
         <w:rPr>
           <w:b/>
           <w:bCs/>
+          <w:color w:val="0E5C3D"/>
         </w:rPr>
         <w:t xml:space="preserve">7.4.</w:t>
       </w:r>
@@ -3270,19 +3669,21 @@
     <w:p>
       <w:pPr>
         <w:pStyle w:val="Heading1"/>
+        <w:keepNext/>
         <w:pBdr>
-          <w:bottom w:val="single" w:color="1F3864" w:sz="6" w:space="4"/>
+          <w:bottom w:val="single" w:color="0E5C3D" w:sz="6" w:space="4"/>
         </w:pBdr>
-        <w:spacing w:after="160" w:before="360"/>
+        <w:spacing w:after="200" w:before="360"/>
       </w:pPr>
       <w:r>
         <w:rPr>
           <w:rFonts w:ascii="Calibri" w:cs="Calibri" w:eastAsia="Calibri" w:hAnsi="Calibri"/>
           <w:b/>
           <w:bCs/>
-          <w:color w:val="1F3864"/>
-          <w:sz w:val="26"/>
-          <w:szCs w:val="26"/>
+          <w:color w:val="0E5C3D"/>
+          <w:spacing w:val="20"/>
+          <w:sz w:val="21"/>
+          <w:szCs w:val="21"/>
         </w:rPr>
         <w:t xml:space="preserve">ANEXO II — CARTEIRA NEXT PRO CONSOLIDADA (Carteira com Nome NEXT PRO)</w:t>
       </w:r>
@@ -3290,6 +3691,7 @@
     <w:p>
       <w:pPr>
         <w:pStyle w:val="Heading2"/>
+        <w:keepNext/>
         <w:spacing w:after="120" w:before="240"/>
       </w:pPr>
       <w:r>
@@ -3297,16 +3699,16 @@
           <w:rFonts w:ascii="Calibri" w:cs="Calibri" w:eastAsia="Calibri" w:hAnsi="Calibri"/>
           <w:b/>
           <w:bCs/>
-          <w:color w:val="1F3864"/>
-          <w:sz w:val="23"/>
-          <w:szCs w:val="23"/>
+          <w:color w:val="262626"/>
+          <w:sz w:val="21"/>
+          <w:szCs w:val="21"/>
         </w:rPr>
         <w:t xml:space="preserve">1. Relação das contas</w:t>
       </w:r>
     </w:p>
     <w:p>
       <w:pPr>
-        <w:spacing w:after="120"/>
+        <w:spacing w:after="120" w:line="300"/>
         <w:jc w:val="both"/>
       </w:pPr>
       <w:r>
@@ -3336,6 +3738,7 @@
     <w:tbl>
       <w:tblPr>
         <w:tblW w:type="dxa" w:w="9638"/>
+        <w:jc w:val="left"/>
         <w:tblBorders>
           <w:top w:val="single" w:color="auto" w:sz="4"/>
           <w:left w:val="single" w:color="auto" w:sz="4"/>
@@ -3360,17 +3763,17 @@
           <w:tcPr>
             <w:tcW w:type="dxa" w:w="700"/>
             <w:tcBorders>
-              <w:top w:val="single" w:color="8EA9DB" w:sz="4"/>
-              <w:left w:val="single" w:color="8EA9DB" w:sz="4"/>
-              <w:bottom w:val="single" w:color="8EA9DB" w:sz="4"/>
-              <w:right w:val="single" w:color="8EA9DB" w:sz="4"/>
-            </w:tcBorders>
-            <w:shd w:fill="1F3864" w:color="auto" w:val="clear"/>
-            <w:tcMar>
-              <w:top w:type="dxa" w:w="80"/>
-              <w:left w:type="dxa" w:w="120"/>
-              <w:bottom w:type="dxa" w:w="80"/>
-              <w:right w:type="dxa" w:w="120"/>
+              <w:top w:val="single" w:color="BFD3C8" w:sz="4"/>
+              <w:left w:val="single" w:color="BFD3C8" w:sz="4"/>
+              <w:bottom w:val="single" w:color="BFD3C8" w:sz="4"/>
+              <w:right w:val="single" w:color="BFD3C8" w:sz="4"/>
+            </w:tcBorders>
+            <w:shd w:fill="0E5C3D" w:color="auto" w:val="clear"/>
+            <w:tcMar>
+              <w:top w:type="dxa" w:w="90"/>
+              <w:left w:type="dxa" w:w="140"/>
+              <w:bottom w:type="dxa" w:w="90"/>
+              <w:right w:type="dxa" w:w="140"/>
             </w:tcMar>
           </w:tcPr>
           <w:p>
@@ -3379,6 +3782,8 @@
                 <w:b/>
                 <w:bCs/>
                 <w:color w:val="FFFFFF"/>
+                <w:sz w:val="20"/>
+                <w:szCs w:val="20"/>
               </w:rPr>
               <w:t xml:space="preserve">Nº</w:t>
             </w:r>
@@ -3388,17 +3793,17 @@
           <w:tcPr>
             <w:tcW w:type="dxa" w:w="1500"/>
             <w:tcBorders>
-              <w:top w:val="single" w:color="8EA9DB" w:sz="4"/>
-              <w:left w:val="single" w:color="8EA9DB" w:sz="4"/>
-              <w:bottom w:val="single" w:color="8EA9DB" w:sz="4"/>
-              <w:right w:val="single" w:color="8EA9DB" w:sz="4"/>
-            </w:tcBorders>
-            <w:shd w:fill="1F3864" w:color="auto" w:val="clear"/>
-            <w:tcMar>
-              <w:top w:type="dxa" w:w="80"/>
-              <w:left w:type="dxa" w:w="120"/>
-              <w:bottom w:type="dxa" w:w="80"/>
-              <w:right w:type="dxa" w:w="120"/>
+              <w:top w:val="single" w:color="BFD3C8" w:sz="4"/>
+              <w:left w:val="single" w:color="BFD3C8" w:sz="4"/>
+              <w:bottom w:val="single" w:color="BFD3C8" w:sz="4"/>
+              <w:right w:val="single" w:color="BFD3C8" w:sz="4"/>
+            </w:tcBorders>
+            <w:shd w:fill="0E5C3D" w:color="auto" w:val="clear"/>
+            <w:tcMar>
+              <w:top w:type="dxa" w:w="90"/>
+              <w:left w:type="dxa" w:w="140"/>
+              <w:bottom w:type="dxa" w:w="90"/>
+              <w:right w:type="dxa" w:w="140"/>
             </w:tcMar>
           </w:tcPr>
           <w:p>
@@ -3407,6 +3812,8 @@
                 <w:b/>
                 <w:bCs/>
                 <w:color w:val="FFFFFF"/>
+                <w:sz w:val="20"/>
+                <w:szCs w:val="20"/>
               </w:rPr>
               <w:t xml:space="preserve">Código ERP</w:t>
             </w:r>
@@ -3416,17 +3823,17 @@
           <w:tcPr>
             <w:tcW w:type="dxa" w:w="3638"/>
             <w:tcBorders>
-              <w:top w:val="single" w:color="8EA9DB" w:sz="4"/>
-              <w:left w:val="single" w:color="8EA9DB" w:sz="4"/>
-              <w:bottom w:val="single" w:color="8EA9DB" w:sz="4"/>
-              <w:right w:val="single" w:color="8EA9DB" w:sz="4"/>
-            </w:tcBorders>
-            <w:shd w:fill="1F3864" w:color="auto" w:val="clear"/>
-            <w:tcMar>
-              <w:top w:type="dxa" w:w="80"/>
-              <w:left w:type="dxa" w:w="120"/>
-              <w:bottom w:type="dxa" w:w="80"/>
-              <w:right w:type="dxa" w:w="120"/>
+              <w:top w:val="single" w:color="BFD3C8" w:sz="4"/>
+              <w:left w:val="single" w:color="BFD3C8" w:sz="4"/>
+              <w:bottom w:val="single" w:color="BFD3C8" w:sz="4"/>
+              <w:right w:val="single" w:color="BFD3C8" w:sz="4"/>
+            </w:tcBorders>
+            <w:shd w:fill="0E5C3D" w:color="auto" w:val="clear"/>
+            <w:tcMar>
+              <w:top w:type="dxa" w:w="90"/>
+              <w:left w:type="dxa" w:w="140"/>
+              <w:bottom w:type="dxa" w:w="90"/>
+              <w:right w:type="dxa" w:w="140"/>
             </w:tcMar>
           </w:tcPr>
           <w:p>
@@ -3435,6 +3842,8 @@
                 <w:b/>
                 <w:bCs/>
                 <w:color w:val="FFFFFF"/>
+                <w:sz w:val="20"/>
+                <w:szCs w:val="20"/>
               </w:rPr>
               <w:t xml:space="preserve">Razão social</w:t>
             </w:r>
@@ -3444,17 +3853,17 @@
           <w:tcPr>
             <w:tcW w:type="dxa" w:w="2200"/>
             <w:tcBorders>
-              <w:top w:val="single" w:color="8EA9DB" w:sz="4"/>
-              <w:left w:val="single" w:color="8EA9DB" w:sz="4"/>
-              <w:bottom w:val="single" w:color="8EA9DB" w:sz="4"/>
-              <w:right w:val="single" w:color="8EA9DB" w:sz="4"/>
-            </w:tcBorders>
-            <w:shd w:fill="1F3864" w:color="auto" w:val="clear"/>
-            <w:tcMar>
-              <w:top w:type="dxa" w:w="80"/>
-              <w:left w:type="dxa" w:w="120"/>
-              <w:bottom w:type="dxa" w:w="80"/>
-              <w:right w:type="dxa" w:w="120"/>
+              <w:top w:val="single" w:color="BFD3C8" w:sz="4"/>
+              <w:left w:val="single" w:color="BFD3C8" w:sz="4"/>
+              <w:bottom w:val="single" w:color="BFD3C8" w:sz="4"/>
+              <w:right w:val="single" w:color="BFD3C8" w:sz="4"/>
+            </w:tcBorders>
+            <w:shd w:fill="0E5C3D" w:color="auto" w:val="clear"/>
+            <w:tcMar>
+              <w:top w:type="dxa" w:w="90"/>
+              <w:left w:type="dxa" w:w="140"/>
+              <w:bottom w:type="dxa" w:w="90"/>
+              <w:right w:type="dxa" w:w="140"/>
             </w:tcMar>
           </w:tcPr>
           <w:p>
@@ -3463,6 +3872,8 @@
                 <w:b/>
                 <w:bCs/>
                 <w:color w:val="FFFFFF"/>
+                <w:sz w:val="20"/>
+                <w:szCs w:val="20"/>
               </w:rPr>
               <w:t xml:space="preserve">CNPJ</w:t>
             </w:r>
@@ -3472,17 +3883,17 @@
           <w:tcPr>
             <w:tcW w:type="dxa" w:w="1600"/>
             <w:tcBorders>
-              <w:top w:val="single" w:color="8EA9DB" w:sz="4"/>
-              <w:left w:val="single" w:color="8EA9DB" w:sz="4"/>
-              <w:bottom w:val="single" w:color="8EA9DB" w:sz="4"/>
-              <w:right w:val="single" w:color="8EA9DB" w:sz="4"/>
-            </w:tcBorders>
-            <w:shd w:fill="1F3864" w:color="auto" w:val="clear"/>
-            <w:tcMar>
-              <w:top w:type="dxa" w:w="80"/>
-              <w:left w:type="dxa" w:w="120"/>
-              <w:bottom w:type="dxa" w:w="80"/>
-              <w:right w:type="dxa" w:w="120"/>
+              <w:top w:val="single" w:color="BFD3C8" w:sz="4"/>
+              <w:left w:val="single" w:color="BFD3C8" w:sz="4"/>
+              <w:bottom w:val="single" w:color="BFD3C8" w:sz="4"/>
+              <w:right w:val="single" w:color="BFD3C8" w:sz="4"/>
+            </w:tcBorders>
+            <w:shd w:fill="0E5C3D" w:color="auto" w:val="clear"/>
+            <w:tcMar>
+              <w:top w:type="dxa" w:w="90"/>
+              <w:left w:type="dxa" w:w="140"/>
+              <w:bottom w:type="dxa" w:w="90"/>
+              <w:right w:type="dxa" w:w="140"/>
             </w:tcMar>
           </w:tcPr>
           <w:p>
@@ -3491,6 +3902,8 @@
                 <w:b/>
                 <w:bCs/>
                 <w:color w:val="FFFFFF"/>
+                <w:sz w:val="20"/>
+                <w:szCs w:val="20"/>
               </w:rPr>
               <w:t xml:space="preserve">Cidade/UF</w:t>
             </w:r>
@@ -3498,24 +3911,31 @@
         </w:tc>
       </w:tr>
       <w:tr>
+        <w:trPr>
+          <w:cantSplit/>
+        </w:trPr>
         <w:tc>
           <w:tcPr>
             <w:tcW w:type="dxa" w:w="700"/>
             <w:tcBorders>
-              <w:top w:val="single" w:color="8EA9DB" w:sz="4"/>
-              <w:left w:val="single" w:color="8EA9DB" w:sz="4"/>
-              <w:bottom w:val="single" w:color="8EA9DB" w:sz="4"/>
-              <w:right w:val="single" w:color="8EA9DB" w:sz="4"/>
-            </w:tcBorders>
-            <w:tcMar>
-              <w:top w:type="dxa" w:w="80"/>
-              <w:left w:type="dxa" w:w="120"/>
-              <w:bottom w:type="dxa" w:w="80"/>
-              <w:right w:type="dxa" w:w="120"/>
-            </w:tcMar>
-          </w:tcPr>
-          <w:p>
-            <w:r>
+              <w:top w:val="single" w:color="BFD3C8" w:sz="4"/>
+              <w:left w:val="single" w:color="BFD3C8" w:sz="4"/>
+              <w:bottom w:val="single" w:color="BFD3C8" w:sz="4"/>
+              <w:right w:val="single" w:color="BFD3C8" w:sz="4"/>
+            </w:tcBorders>
+            <w:tcMar>
+              <w:top w:type="dxa" w:w="90"/>
+              <w:left w:type="dxa" w:w="140"/>
+              <w:bottom w:type="dxa" w:w="90"/>
+              <w:right w:type="dxa" w:w="140"/>
+            </w:tcMar>
+          </w:tcPr>
+          <w:p>
+            <w:r>
+              <w:rPr>
+                <w:sz w:val="20"/>
+                <w:szCs w:val="20"/>
+              </w:rPr>
               <w:t xml:space="preserve">1</w:t>
             </w:r>
           </w:p>
@@ -3524,16 +3944,16 @@
           <w:tcPr>
             <w:tcW w:type="dxa" w:w="1500"/>
             <w:tcBorders>
-              <w:top w:val="single" w:color="8EA9DB" w:sz="4"/>
-              <w:left w:val="single" w:color="8EA9DB" w:sz="4"/>
-              <w:bottom w:val="single" w:color="8EA9DB" w:sz="4"/>
-              <w:right w:val="single" w:color="8EA9DB" w:sz="4"/>
-            </w:tcBorders>
-            <w:tcMar>
-              <w:top w:type="dxa" w:w="80"/>
-              <w:left w:type="dxa" w:w="120"/>
-              <w:bottom w:type="dxa" w:w="80"/>
-              <w:right w:type="dxa" w:w="120"/>
+              <w:top w:val="single" w:color="BFD3C8" w:sz="4"/>
+              <w:left w:val="single" w:color="BFD3C8" w:sz="4"/>
+              <w:bottom w:val="single" w:color="BFD3C8" w:sz="4"/>
+              <w:right w:val="single" w:color="BFD3C8" w:sz="4"/>
+            </w:tcBorders>
+            <w:tcMar>
+              <w:top w:type="dxa" w:w="90"/>
+              <w:left w:type="dxa" w:w="140"/>
+              <w:bottom w:type="dxa" w:w="90"/>
+              <w:right w:type="dxa" w:w="140"/>
             </w:tcMar>
           </w:tcPr>
           <w:p/>
@@ -3542,16 +3962,16 @@
           <w:tcPr>
             <w:tcW w:type="dxa" w:w="3638"/>
             <w:tcBorders>
-              <w:top w:val="single" w:color="8EA9DB" w:sz="4"/>
-              <w:left w:val="single" w:color="8EA9DB" w:sz="4"/>
-              <w:bottom w:val="single" w:color="8EA9DB" w:sz="4"/>
-              <w:right w:val="single" w:color="8EA9DB" w:sz="4"/>
-            </w:tcBorders>
-            <w:tcMar>
-              <w:top w:type="dxa" w:w="80"/>
-              <w:left w:type="dxa" w:w="120"/>
-              <w:bottom w:type="dxa" w:w="80"/>
-              <w:right w:type="dxa" w:w="120"/>
+              <w:top w:val="single" w:color="BFD3C8" w:sz="4"/>
+              <w:left w:val="single" w:color="BFD3C8" w:sz="4"/>
+              <w:bottom w:val="single" w:color="BFD3C8" w:sz="4"/>
+              <w:right w:val="single" w:color="BFD3C8" w:sz="4"/>
+            </w:tcBorders>
+            <w:tcMar>
+              <w:top w:type="dxa" w:w="90"/>
+              <w:left w:type="dxa" w:w="140"/>
+              <w:bottom w:type="dxa" w:w="90"/>
+              <w:right w:type="dxa" w:w="140"/>
             </w:tcMar>
           </w:tcPr>
           <w:p/>
@@ -3560,16 +3980,16 @@
           <w:tcPr>
             <w:tcW w:type="dxa" w:w="2200"/>
             <w:tcBorders>
-              <w:top w:val="single" w:color="8EA9DB" w:sz="4"/>
-              <w:left w:val="single" w:color="8EA9DB" w:sz="4"/>
-              <w:bottom w:val="single" w:color="8EA9DB" w:sz="4"/>
-              <w:right w:val="single" w:color="8EA9DB" w:sz="4"/>
-            </w:tcBorders>
-            <w:tcMar>
-              <w:top w:type="dxa" w:w="80"/>
-              <w:left w:type="dxa" w:w="120"/>
-              <w:bottom w:type="dxa" w:w="80"/>
-              <w:right w:type="dxa" w:w="120"/>
+              <w:top w:val="single" w:color="BFD3C8" w:sz="4"/>
+              <w:left w:val="single" w:color="BFD3C8" w:sz="4"/>
+              <w:bottom w:val="single" w:color="BFD3C8" w:sz="4"/>
+              <w:right w:val="single" w:color="BFD3C8" w:sz="4"/>
+            </w:tcBorders>
+            <w:tcMar>
+              <w:top w:type="dxa" w:w="90"/>
+              <w:left w:type="dxa" w:w="140"/>
+              <w:bottom w:type="dxa" w:w="90"/>
+              <w:right w:type="dxa" w:w="140"/>
             </w:tcMar>
           </w:tcPr>
           <w:p/>
@@ -3578,40 +3998,48 @@
           <w:tcPr>
             <w:tcW w:type="dxa" w:w="1600"/>
             <w:tcBorders>
-              <w:top w:val="single" w:color="8EA9DB" w:sz="4"/>
-              <w:left w:val="single" w:color="8EA9DB" w:sz="4"/>
-              <w:bottom w:val="single" w:color="8EA9DB" w:sz="4"/>
-              <w:right w:val="single" w:color="8EA9DB" w:sz="4"/>
-            </w:tcBorders>
-            <w:tcMar>
-              <w:top w:type="dxa" w:w="80"/>
-              <w:left w:type="dxa" w:w="120"/>
-              <w:bottom w:type="dxa" w:w="80"/>
-              <w:right w:type="dxa" w:w="120"/>
+              <w:top w:val="single" w:color="BFD3C8" w:sz="4"/>
+              <w:left w:val="single" w:color="BFD3C8" w:sz="4"/>
+              <w:bottom w:val="single" w:color="BFD3C8" w:sz="4"/>
+              <w:right w:val="single" w:color="BFD3C8" w:sz="4"/>
+            </w:tcBorders>
+            <w:tcMar>
+              <w:top w:type="dxa" w:w="90"/>
+              <w:left w:type="dxa" w:w="140"/>
+              <w:bottom w:type="dxa" w:w="90"/>
+              <w:right w:type="dxa" w:w="140"/>
             </w:tcMar>
           </w:tcPr>
           <w:p/>
         </w:tc>
       </w:tr>
       <w:tr>
+        <w:trPr>
+          <w:cantSplit/>
+        </w:trPr>
         <w:tc>
           <w:tcPr>
             <w:tcW w:type="dxa" w:w="700"/>
             <w:tcBorders>
-              <w:top w:val="single" w:color="8EA9DB" w:sz="4"/>
-              <w:left w:val="single" w:color="8EA9DB" w:sz="4"/>
-              <w:bottom w:val="single" w:color="8EA9DB" w:sz="4"/>
-              <w:right w:val="single" w:color="8EA9DB" w:sz="4"/>
-            </w:tcBorders>
-            <w:tcMar>
-              <w:top w:type="dxa" w:w="80"/>
-              <w:left w:type="dxa" w:w="120"/>
-              <w:bottom w:type="dxa" w:w="80"/>
-              <w:right w:type="dxa" w:w="120"/>
-            </w:tcMar>
-          </w:tcPr>
-          <w:p>
-            <w:r>
+              <w:top w:val="single" w:color="BFD3C8" w:sz="4"/>
+              <w:left w:val="single" w:color="BFD3C8" w:sz="4"/>
+              <w:bottom w:val="single" w:color="BFD3C8" w:sz="4"/>
+              <w:right w:val="single" w:color="BFD3C8" w:sz="4"/>
+            </w:tcBorders>
+            <w:shd w:fill="E8F1EC" w:color="auto" w:val="clear"/>
+            <w:tcMar>
+              <w:top w:type="dxa" w:w="90"/>
+              <w:left w:type="dxa" w:w="140"/>
+              <w:bottom w:type="dxa" w:w="90"/>
+              <w:right w:type="dxa" w:w="140"/>
+            </w:tcMar>
+          </w:tcPr>
+          <w:p>
+            <w:r>
+              <w:rPr>
+                <w:sz w:val="20"/>
+                <w:szCs w:val="20"/>
+              </w:rPr>
               <w:t xml:space="preserve">2</w:t>
             </w:r>
           </w:p>
@@ -3620,16 +4048,17 @@
           <w:tcPr>
             <w:tcW w:type="dxa" w:w="1500"/>
             <w:tcBorders>
-              <w:top w:val="single" w:color="8EA9DB" w:sz="4"/>
-              <w:left w:val="single" w:color="8EA9DB" w:sz="4"/>
-              <w:bottom w:val="single" w:color="8EA9DB" w:sz="4"/>
-              <w:right w:val="single" w:color="8EA9DB" w:sz="4"/>
-            </w:tcBorders>
-            <w:tcMar>
-              <w:top w:type="dxa" w:w="80"/>
-              <w:left w:type="dxa" w:w="120"/>
-              <w:bottom w:type="dxa" w:w="80"/>
-              <w:right w:type="dxa" w:w="120"/>
+              <w:top w:val="single" w:color="BFD3C8" w:sz="4"/>
+              <w:left w:val="single" w:color="BFD3C8" w:sz="4"/>
+              <w:bottom w:val="single" w:color="BFD3C8" w:sz="4"/>
+              <w:right w:val="single" w:color="BFD3C8" w:sz="4"/>
+            </w:tcBorders>
+            <w:shd w:fill="E8F1EC" w:color="auto" w:val="clear"/>
+            <w:tcMar>
+              <w:top w:type="dxa" w:w="90"/>
+              <w:left w:type="dxa" w:w="140"/>
+              <w:bottom w:type="dxa" w:w="90"/>
+              <w:right w:type="dxa" w:w="140"/>
             </w:tcMar>
           </w:tcPr>
           <w:p/>
@@ -3638,16 +4067,17 @@
           <w:tcPr>
             <w:tcW w:type="dxa" w:w="3638"/>
             <w:tcBorders>
-              <w:top w:val="single" w:color="8EA9DB" w:sz="4"/>
-              <w:left w:val="single" w:color="8EA9DB" w:sz="4"/>
-              <w:bottom w:val="single" w:color="8EA9DB" w:sz="4"/>
-              <w:right w:val="single" w:color="8EA9DB" w:sz="4"/>
-            </w:tcBorders>
-            <w:tcMar>
-              <w:top w:type="dxa" w:w="80"/>
-              <w:left w:type="dxa" w:w="120"/>
-              <w:bottom w:type="dxa" w:w="80"/>
-              <w:right w:type="dxa" w:w="120"/>
+              <w:top w:val="single" w:color="BFD3C8" w:sz="4"/>
+              <w:left w:val="single" w:color="BFD3C8" w:sz="4"/>
+              <w:bottom w:val="single" w:color="BFD3C8" w:sz="4"/>
+              <w:right w:val="single" w:color="BFD3C8" w:sz="4"/>
+            </w:tcBorders>
+            <w:shd w:fill="E8F1EC" w:color="auto" w:val="clear"/>
+            <w:tcMar>
+              <w:top w:type="dxa" w:w="90"/>
+              <w:left w:type="dxa" w:w="140"/>
+              <w:bottom w:type="dxa" w:w="90"/>
+              <w:right w:type="dxa" w:w="140"/>
             </w:tcMar>
           </w:tcPr>
           <w:p/>
@@ -3656,16 +4086,17 @@
           <w:tcPr>
             <w:tcW w:type="dxa" w:w="2200"/>
             <w:tcBorders>
-              <w:top w:val="single" w:color="8EA9DB" w:sz="4"/>
-              <w:left w:val="single" w:color="8EA9DB" w:sz="4"/>
-              <w:bottom w:val="single" w:color="8EA9DB" w:sz="4"/>
-              <w:right w:val="single" w:color="8EA9DB" w:sz="4"/>
-            </w:tcBorders>
-            <w:tcMar>
-              <w:top w:type="dxa" w:w="80"/>
-              <w:left w:type="dxa" w:w="120"/>
-              <w:bottom w:type="dxa" w:w="80"/>
-              <w:right w:type="dxa" w:w="120"/>
+              <w:top w:val="single" w:color="BFD3C8" w:sz="4"/>
+              <w:left w:val="single" w:color="BFD3C8" w:sz="4"/>
+              <w:bottom w:val="single" w:color="BFD3C8" w:sz="4"/>
+              <w:right w:val="single" w:color="BFD3C8" w:sz="4"/>
+            </w:tcBorders>
+            <w:shd w:fill="E8F1EC" w:color="auto" w:val="clear"/>
+            <w:tcMar>
+              <w:top w:type="dxa" w:w="90"/>
+              <w:left w:type="dxa" w:w="140"/>
+              <w:bottom w:type="dxa" w:w="90"/>
+              <w:right w:type="dxa" w:w="140"/>
             </w:tcMar>
           </w:tcPr>
           <w:p/>
@@ -3674,40 +4105,48 @@
           <w:tcPr>
             <w:tcW w:type="dxa" w:w="1600"/>
             <w:tcBorders>
-              <w:top w:val="single" w:color="8EA9DB" w:sz="4"/>
-              <w:left w:val="single" w:color="8EA9DB" w:sz="4"/>
-              <w:bottom w:val="single" w:color="8EA9DB" w:sz="4"/>
-              <w:right w:val="single" w:color="8EA9DB" w:sz="4"/>
-            </w:tcBorders>
-            <w:tcMar>
-              <w:top w:type="dxa" w:w="80"/>
-              <w:left w:type="dxa" w:w="120"/>
-              <w:bottom w:type="dxa" w:w="80"/>
-              <w:right w:type="dxa" w:w="120"/>
+              <w:top w:val="single" w:color="BFD3C8" w:sz="4"/>
+              <w:left w:val="single" w:color="BFD3C8" w:sz="4"/>
+              <w:bottom w:val="single" w:color="BFD3C8" w:sz="4"/>
+              <w:right w:val="single" w:color="BFD3C8" w:sz="4"/>
+            </w:tcBorders>
+            <w:shd w:fill="E8F1EC" w:color="auto" w:val="clear"/>
+            <w:tcMar>
+              <w:top w:type="dxa" w:w="90"/>
+              <w:left w:type="dxa" w:w="140"/>
+              <w:bottom w:type="dxa" w:w="90"/>
+              <w:right w:type="dxa" w:w="140"/>
             </w:tcMar>
           </w:tcPr>
           <w:p/>
         </w:tc>
       </w:tr>
       <w:tr>
+        <w:trPr>
+          <w:cantSplit/>
+        </w:trPr>
         <w:tc>
           <w:tcPr>
             <w:tcW w:type="dxa" w:w="700"/>
             <w:tcBorders>
-              <w:top w:val="single" w:color="8EA9DB" w:sz="4"/>
-              <w:left w:val="single" w:color="8EA9DB" w:sz="4"/>
-              <w:bottom w:val="single" w:color="8EA9DB" w:sz="4"/>
-              <w:right w:val="single" w:color="8EA9DB" w:sz="4"/>
-            </w:tcBorders>
-            <w:tcMar>
-              <w:top w:type="dxa" w:w="80"/>
-              <w:left w:type="dxa" w:w="120"/>
-              <w:bottom w:type="dxa" w:w="80"/>
-              <w:right w:type="dxa" w:w="120"/>
-            </w:tcMar>
-          </w:tcPr>
-          <w:p>
-            <w:r>
+              <w:top w:val="single" w:color="BFD3C8" w:sz="4"/>
+              <w:left w:val="single" w:color="BFD3C8" w:sz="4"/>
+              <w:bottom w:val="single" w:color="BFD3C8" w:sz="4"/>
+              <w:right w:val="single" w:color="BFD3C8" w:sz="4"/>
+            </w:tcBorders>
+            <w:tcMar>
+              <w:top w:type="dxa" w:w="90"/>
+              <w:left w:type="dxa" w:w="140"/>
+              <w:bottom w:type="dxa" w:w="90"/>
+              <w:right w:type="dxa" w:w="140"/>
+            </w:tcMar>
+          </w:tcPr>
+          <w:p>
+            <w:r>
+              <w:rPr>
+                <w:sz w:val="20"/>
+                <w:szCs w:val="20"/>
+              </w:rPr>
               <w:t xml:space="preserve">3</w:t>
             </w:r>
           </w:p>
@@ -3716,16 +4155,16 @@
           <w:tcPr>
             <w:tcW w:type="dxa" w:w="1500"/>
             <w:tcBorders>
-              <w:top w:val="single" w:color="8EA9DB" w:sz="4"/>
-              <w:left w:val="single" w:color="8EA9DB" w:sz="4"/>
-              <w:bottom w:val="single" w:color="8EA9DB" w:sz="4"/>
-              <w:right w:val="single" w:color="8EA9DB" w:sz="4"/>
-            </w:tcBorders>
-            <w:tcMar>
-              <w:top w:type="dxa" w:w="80"/>
-              <w:left w:type="dxa" w:w="120"/>
-              <w:bottom w:type="dxa" w:w="80"/>
-              <w:right w:type="dxa" w:w="120"/>
+              <w:top w:val="single" w:color="BFD3C8" w:sz="4"/>
+              <w:left w:val="single" w:color="BFD3C8" w:sz="4"/>
+              <w:bottom w:val="single" w:color="BFD3C8" w:sz="4"/>
+              <w:right w:val="single" w:color="BFD3C8" w:sz="4"/>
+            </w:tcBorders>
+            <w:tcMar>
+              <w:top w:type="dxa" w:w="90"/>
+              <w:left w:type="dxa" w:w="140"/>
+              <w:bottom w:type="dxa" w:w="90"/>
+              <w:right w:type="dxa" w:w="140"/>
             </w:tcMar>
           </w:tcPr>
           <w:p/>
@@ -3734,16 +4173,16 @@
           <w:tcPr>
             <w:tcW w:type="dxa" w:w="3638"/>
             <w:tcBorders>
-              <w:top w:val="single" w:color="8EA9DB" w:sz="4"/>
-              <w:left w:val="single" w:color="8EA9DB" w:sz="4"/>
-              <w:bottom w:val="single" w:color="8EA9DB" w:sz="4"/>
-              <w:right w:val="single" w:color="8EA9DB" w:sz="4"/>
-            </w:tcBorders>
-            <w:tcMar>
-              <w:top w:type="dxa" w:w="80"/>
-              <w:left w:type="dxa" w:w="120"/>
-              <w:bottom w:type="dxa" w:w="80"/>
-              <w:right w:type="dxa" w:w="120"/>
+              <w:top w:val="single" w:color="BFD3C8" w:sz="4"/>
+              <w:left w:val="single" w:color="BFD3C8" w:sz="4"/>
+              <w:bottom w:val="single" w:color="BFD3C8" w:sz="4"/>
+              <w:right w:val="single" w:color="BFD3C8" w:sz="4"/>
+            </w:tcBorders>
+            <w:tcMar>
+              <w:top w:type="dxa" w:w="90"/>
+              <w:left w:type="dxa" w:w="140"/>
+              <w:bottom w:type="dxa" w:w="90"/>
+              <w:right w:type="dxa" w:w="140"/>
             </w:tcMar>
           </w:tcPr>
           <w:p/>
@@ -3752,16 +4191,16 @@
           <w:tcPr>
             <w:tcW w:type="dxa" w:w="2200"/>
             <w:tcBorders>
-              <w:top w:val="single" w:color="8EA9DB" w:sz="4"/>
-              <w:left w:val="single" w:color="8EA9DB" w:sz="4"/>
-              <w:bottom w:val="single" w:color="8EA9DB" w:sz="4"/>
-              <w:right w:val="single" w:color="8EA9DB" w:sz="4"/>
-            </w:tcBorders>
-            <w:tcMar>
-              <w:top w:type="dxa" w:w="80"/>
-              <w:left w:type="dxa" w:w="120"/>
-              <w:bottom w:type="dxa" w:w="80"/>
-              <w:right w:type="dxa" w:w="120"/>
+              <w:top w:val="single" w:color="BFD3C8" w:sz="4"/>
+              <w:left w:val="single" w:color="BFD3C8" w:sz="4"/>
+              <w:bottom w:val="single" w:color="BFD3C8" w:sz="4"/>
+              <w:right w:val="single" w:color="BFD3C8" w:sz="4"/>
+            </w:tcBorders>
+            <w:tcMar>
+              <w:top w:type="dxa" w:w="90"/>
+              <w:left w:type="dxa" w:w="140"/>
+              <w:bottom w:type="dxa" w:w="90"/>
+              <w:right w:type="dxa" w:w="140"/>
             </w:tcMar>
           </w:tcPr>
           <w:p/>
@@ -3770,40 +4209,48 @@
           <w:tcPr>
             <w:tcW w:type="dxa" w:w="1600"/>
             <w:tcBorders>
-              <w:top w:val="single" w:color="8EA9DB" w:sz="4"/>
-              <w:left w:val="single" w:color="8EA9DB" w:sz="4"/>
-              <w:bottom w:val="single" w:color="8EA9DB" w:sz="4"/>
-              <w:right w:val="single" w:color="8EA9DB" w:sz="4"/>
-            </w:tcBorders>
-            <w:tcMar>
-              <w:top w:type="dxa" w:w="80"/>
-              <w:left w:type="dxa" w:w="120"/>
-              <w:bottom w:type="dxa" w:w="80"/>
-              <w:right w:type="dxa" w:w="120"/>
+              <w:top w:val="single" w:color="BFD3C8" w:sz="4"/>
+              <w:left w:val="single" w:color="BFD3C8" w:sz="4"/>
+              <w:bottom w:val="single" w:color="BFD3C8" w:sz="4"/>
+              <w:right w:val="single" w:color="BFD3C8" w:sz="4"/>
+            </w:tcBorders>
+            <w:tcMar>
+              <w:top w:type="dxa" w:w="90"/>
+              <w:left w:type="dxa" w:w="140"/>
+              <w:bottom w:type="dxa" w:w="90"/>
+              <w:right w:type="dxa" w:w="140"/>
             </w:tcMar>
           </w:tcPr>
           <w:p/>
         </w:tc>
       </w:tr>
       <w:tr>
+        <w:trPr>
+          <w:cantSplit/>
+        </w:trPr>
         <w:tc>
           <w:tcPr>
             <w:tcW w:type="dxa" w:w="700"/>
             <w:tcBorders>
-              <w:top w:val="single" w:color="8EA9DB" w:sz="4"/>
-              <w:left w:val="single" w:color="8EA9DB" w:sz="4"/>
-              <w:bottom w:val="single" w:color="8EA9DB" w:sz="4"/>
-              <w:right w:val="single" w:color="8EA9DB" w:sz="4"/>
-            </w:tcBorders>
-            <w:tcMar>
-              <w:top w:type="dxa" w:w="80"/>
-              <w:left w:type="dxa" w:w="120"/>
-              <w:bottom w:type="dxa" w:w="80"/>
-              <w:right w:type="dxa" w:w="120"/>
-            </w:tcMar>
-          </w:tcPr>
-          <w:p>
-            <w:r>
+              <w:top w:val="single" w:color="BFD3C8" w:sz="4"/>
+              <w:left w:val="single" w:color="BFD3C8" w:sz="4"/>
+              <w:bottom w:val="single" w:color="BFD3C8" w:sz="4"/>
+              <w:right w:val="single" w:color="BFD3C8" w:sz="4"/>
+            </w:tcBorders>
+            <w:shd w:fill="E8F1EC" w:color="auto" w:val="clear"/>
+            <w:tcMar>
+              <w:top w:type="dxa" w:w="90"/>
+              <w:left w:type="dxa" w:w="140"/>
+              <w:bottom w:type="dxa" w:w="90"/>
+              <w:right w:type="dxa" w:w="140"/>
+            </w:tcMar>
+          </w:tcPr>
+          <w:p>
+            <w:r>
+              <w:rPr>
+                <w:sz w:val="20"/>
+                <w:szCs w:val="20"/>
+              </w:rPr>
               <w:t xml:space="preserve">4</w:t>
             </w:r>
           </w:p>
@@ -3812,16 +4259,17 @@
           <w:tcPr>
             <w:tcW w:type="dxa" w:w="1500"/>
             <w:tcBorders>
-              <w:top w:val="single" w:color="8EA9DB" w:sz="4"/>
-              <w:left w:val="single" w:color="8EA9DB" w:sz="4"/>
-              <w:bottom w:val="single" w:color="8EA9DB" w:sz="4"/>
-              <w:right w:val="single" w:color="8EA9DB" w:sz="4"/>
-            </w:tcBorders>
-            <w:tcMar>
-              <w:top w:type="dxa" w:w="80"/>
-              <w:left w:type="dxa" w:w="120"/>
-              <w:bottom w:type="dxa" w:w="80"/>
-              <w:right w:type="dxa" w:w="120"/>
+              <w:top w:val="single" w:color="BFD3C8" w:sz="4"/>
+              <w:left w:val="single" w:color="BFD3C8" w:sz="4"/>
+              <w:bottom w:val="single" w:color="BFD3C8" w:sz="4"/>
+              <w:right w:val="single" w:color="BFD3C8" w:sz="4"/>
+            </w:tcBorders>
+            <w:shd w:fill="E8F1EC" w:color="auto" w:val="clear"/>
+            <w:tcMar>
+              <w:top w:type="dxa" w:w="90"/>
+              <w:left w:type="dxa" w:w="140"/>
+              <w:bottom w:type="dxa" w:w="90"/>
+              <w:right w:type="dxa" w:w="140"/>
             </w:tcMar>
           </w:tcPr>
           <w:p/>
@@ -3830,16 +4278,17 @@
           <w:tcPr>
             <w:tcW w:type="dxa" w:w="3638"/>
             <w:tcBorders>
-              <w:top w:val="single" w:color="8EA9DB" w:sz="4"/>
-              <w:left w:val="single" w:color="8EA9DB" w:sz="4"/>
-              <w:bottom w:val="single" w:color="8EA9DB" w:sz="4"/>
-              <w:right w:val="single" w:color="8EA9DB" w:sz="4"/>
-            </w:tcBorders>
-            <w:tcMar>
-              <w:top w:type="dxa" w:w="80"/>
-              <w:left w:type="dxa" w:w="120"/>
-              <w:bottom w:type="dxa" w:w="80"/>
-              <w:right w:type="dxa" w:w="120"/>
+              <w:top w:val="single" w:color="BFD3C8" w:sz="4"/>
+              <w:left w:val="single" w:color="BFD3C8" w:sz="4"/>
+              <w:bottom w:val="single" w:color="BFD3C8" w:sz="4"/>
+              <w:right w:val="single" w:color="BFD3C8" w:sz="4"/>
+            </w:tcBorders>
+            <w:shd w:fill="E8F1EC" w:color="auto" w:val="clear"/>
+            <w:tcMar>
+              <w:top w:type="dxa" w:w="90"/>
+              <w:left w:type="dxa" w:w="140"/>
+              <w:bottom w:type="dxa" w:w="90"/>
+              <w:right w:type="dxa" w:w="140"/>
             </w:tcMar>
           </w:tcPr>
           <w:p/>
@@ -3848,16 +4297,17 @@
           <w:tcPr>
             <w:tcW w:type="dxa" w:w="2200"/>
             <w:tcBorders>
-              <w:top w:val="single" w:color="8EA9DB" w:sz="4"/>
-              <w:left w:val="single" w:color="8EA9DB" w:sz="4"/>
-              <w:bottom w:val="single" w:color="8EA9DB" w:sz="4"/>
-              <w:right w:val="single" w:color="8EA9DB" w:sz="4"/>
-            </w:tcBorders>
-            <w:tcMar>
-              <w:top w:type="dxa" w:w="80"/>
-              <w:left w:type="dxa" w:w="120"/>
-              <w:bottom w:type="dxa" w:w="80"/>
-              <w:right w:type="dxa" w:w="120"/>
+              <w:top w:val="single" w:color="BFD3C8" w:sz="4"/>
+              <w:left w:val="single" w:color="BFD3C8" w:sz="4"/>
+              <w:bottom w:val="single" w:color="BFD3C8" w:sz="4"/>
+              <w:right w:val="single" w:color="BFD3C8" w:sz="4"/>
+            </w:tcBorders>
+            <w:shd w:fill="E8F1EC" w:color="auto" w:val="clear"/>
+            <w:tcMar>
+              <w:top w:type="dxa" w:w="90"/>
+              <w:left w:type="dxa" w:w="140"/>
+              <w:bottom w:type="dxa" w:w="90"/>
+              <w:right w:type="dxa" w:w="140"/>
             </w:tcMar>
           </w:tcPr>
           <w:p/>
@@ -3866,40 +4316,48 @@
           <w:tcPr>
             <w:tcW w:type="dxa" w:w="1600"/>
             <w:tcBorders>
-              <w:top w:val="single" w:color="8EA9DB" w:sz="4"/>
-              <w:left w:val="single" w:color="8EA9DB" w:sz="4"/>
-              <w:bottom w:val="single" w:color="8EA9DB" w:sz="4"/>
-              <w:right w:val="single" w:color="8EA9DB" w:sz="4"/>
-            </w:tcBorders>
-            <w:tcMar>
-              <w:top w:type="dxa" w:w="80"/>
-              <w:left w:type="dxa" w:w="120"/>
-              <w:bottom w:type="dxa" w:w="80"/>
-              <w:right w:type="dxa" w:w="120"/>
+              <w:top w:val="single" w:color="BFD3C8" w:sz="4"/>
+              <w:left w:val="single" w:color="BFD3C8" w:sz="4"/>
+              <w:bottom w:val="single" w:color="BFD3C8" w:sz="4"/>
+              <w:right w:val="single" w:color="BFD3C8" w:sz="4"/>
+            </w:tcBorders>
+            <w:shd w:fill="E8F1EC" w:color="auto" w:val="clear"/>
+            <w:tcMar>
+              <w:top w:type="dxa" w:w="90"/>
+              <w:left w:type="dxa" w:w="140"/>
+              <w:bottom w:type="dxa" w:w="90"/>
+              <w:right w:type="dxa" w:w="140"/>
             </w:tcMar>
           </w:tcPr>
           <w:p/>
         </w:tc>
       </w:tr>
       <w:tr>
+        <w:trPr>
+          <w:cantSplit/>
+        </w:trPr>
         <w:tc>
           <w:tcPr>
             <w:tcW w:type="dxa" w:w="700"/>
             <w:tcBorders>
-              <w:top w:val="single" w:color="8EA9DB" w:sz="4"/>
-              <w:left w:val="single" w:color="8EA9DB" w:sz="4"/>
-              <w:bottom w:val="single" w:color="8EA9DB" w:sz="4"/>
-              <w:right w:val="single" w:color="8EA9DB" w:sz="4"/>
-            </w:tcBorders>
-            <w:tcMar>
-              <w:top w:type="dxa" w:w="80"/>
-              <w:left w:type="dxa" w:w="120"/>
-              <w:bottom w:type="dxa" w:w="80"/>
-              <w:right w:type="dxa" w:w="120"/>
-            </w:tcMar>
-          </w:tcPr>
-          <w:p>
-            <w:r>
+              <w:top w:val="single" w:color="BFD3C8" w:sz="4"/>
+              <w:left w:val="single" w:color="BFD3C8" w:sz="4"/>
+              <w:bottom w:val="single" w:color="BFD3C8" w:sz="4"/>
+              <w:right w:val="single" w:color="BFD3C8" w:sz="4"/>
+            </w:tcBorders>
+            <w:tcMar>
+              <w:top w:type="dxa" w:w="90"/>
+              <w:left w:type="dxa" w:w="140"/>
+              <w:bottom w:type="dxa" w:w="90"/>
+              <w:right w:type="dxa" w:w="140"/>
+            </w:tcMar>
+          </w:tcPr>
+          <w:p>
+            <w:r>
+              <w:rPr>
+                <w:sz w:val="20"/>
+                <w:szCs w:val="20"/>
+              </w:rPr>
               <w:t xml:space="preserve">5</w:t>
             </w:r>
           </w:p>
@@ -3908,16 +4366,16 @@
           <w:tcPr>
             <w:tcW w:type="dxa" w:w="1500"/>
             <w:tcBorders>
-              <w:top w:val="single" w:color="8EA9DB" w:sz="4"/>
-              <w:left w:val="single" w:color="8EA9DB" w:sz="4"/>
-              <w:bottom w:val="single" w:color="8EA9DB" w:sz="4"/>
-              <w:right w:val="single" w:color="8EA9DB" w:sz="4"/>
-            </w:tcBorders>
-            <w:tcMar>
-              <w:top w:type="dxa" w:w="80"/>
-              <w:left w:type="dxa" w:w="120"/>
-              <w:bottom w:type="dxa" w:w="80"/>
-              <w:right w:type="dxa" w:w="120"/>
+              <w:top w:val="single" w:color="BFD3C8" w:sz="4"/>
+              <w:left w:val="single" w:color="BFD3C8" w:sz="4"/>
+              <w:bottom w:val="single" w:color="BFD3C8" w:sz="4"/>
+              <w:right w:val="single" w:color="BFD3C8" w:sz="4"/>
+            </w:tcBorders>
+            <w:tcMar>
+              <w:top w:type="dxa" w:w="90"/>
+              <w:left w:type="dxa" w:w="140"/>
+              <w:bottom w:type="dxa" w:w="90"/>
+              <w:right w:type="dxa" w:w="140"/>
             </w:tcMar>
           </w:tcPr>
           <w:p/>
@@ -3926,16 +4384,16 @@
           <w:tcPr>
             <w:tcW w:type="dxa" w:w="3638"/>
             <w:tcBorders>
-              <w:top w:val="single" w:color="8EA9DB" w:sz="4"/>
-              <w:left w:val="single" w:color="8EA9DB" w:sz="4"/>
-              <w:bottom w:val="single" w:color="8EA9DB" w:sz="4"/>
-              <w:right w:val="single" w:color="8EA9DB" w:sz="4"/>
-            </w:tcBorders>
-            <w:tcMar>
-              <w:top w:type="dxa" w:w="80"/>
-              <w:left w:type="dxa" w:w="120"/>
-              <w:bottom w:type="dxa" w:w="80"/>
-              <w:right w:type="dxa" w:w="120"/>
+              <w:top w:val="single" w:color="BFD3C8" w:sz="4"/>
+              <w:left w:val="single" w:color="BFD3C8" w:sz="4"/>
+              <w:bottom w:val="single" w:color="BFD3C8" w:sz="4"/>
+              <w:right w:val="single" w:color="BFD3C8" w:sz="4"/>
+            </w:tcBorders>
+            <w:tcMar>
+              <w:top w:type="dxa" w:w="90"/>
+              <w:left w:type="dxa" w:w="140"/>
+              <w:bottom w:type="dxa" w:w="90"/>
+              <w:right w:type="dxa" w:w="140"/>
             </w:tcMar>
           </w:tcPr>
           <w:p/>
@@ -3944,16 +4402,16 @@
           <w:tcPr>
             <w:tcW w:type="dxa" w:w="2200"/>
             <w:tcBorders>
-              <w:top w:val="single" w:color="8EA9DB" w:sz="4"/>
-              <w:left w:val="single" w:color="8EA9DB" w:sz="4"/>
-              <w:bottom w:val="single" w:color="8EA9DB" w:sz="4"/>
-              <w:right w:val="single" w:color="8EA9DB" w:sz="4"/>
-            </w:tcBorders>
-            <w:tcMar>
-              <w:top w:type="dxa" w:w="80"/>
-              <w:left w:type="dxa" w:w="120"/>
-              <w:bottom w:type="dxa" w:w="80"/>
-              <w:right w:type="dxa" w:w="120"/>
+              <w:top w:val="single" w:color="BFD3C8" w:sz="4"/>
+              <w:left w:val="single" w:color="BFD3C8" w:sz="4"/>
+              <w:bottom w:val="single" w:color="BFD3C8" w:sz="4"/>
+              <w:right w:val="single" w:color="BFD3C8" w:sz="4"/>
+            </w:tcBorders>
+            <w:tcMar>
+              <w:top w:type="dxa" w:w="90"/>
+              <w:left w:type="dxa" w:w="140"/>
+              <w:bottom w:type="dxa" w:w="90"/>
+              <w:right w:type="dxa" w:w="140"/>
             </w:tcMar>
           </w:tcPr>
           <w:p/>
@@ -3962,16 +4420,16 @@
           <w:tcPr>
             <w:tcW w:type="dxa" w:w="1600"/>
             <w:tcBorders>
-              <w:top w:val="single" w:color="8EA9DB" w:sz="4"/>
-              <w:left w:val="single" w:color="8EA9DB" w:sz="4"/>
-              <w:bottom w:val="single" w:color="8EA9DB" w:sz="4"/>
-              <w:right w:val="single" w:color="8EA9DB" w:sz="4"/>
-            </w:tcBorders>
-            <w:tcMar>
-              <w:top w:type="dxa" w:w="80"/>
-              <w:left w:type="dxa" w:w="120"/>
-              <w:bottom w:type="dxa" w:w="80"/>
-              <w:right w:type="dxa" w:w="120"/>
+              <w:top w:val="single" w:color="BFD3C8" w:sz="4"/>
+              <w:left w:val="single" w:color="BFD3C8" w:sz="4"/>
+              <w:bottom w:val="single" w:color="BFD3C8" w:sz="4"/>
+              <w:right w:val="single" w:color="BFD3C8" w:sz="4"/>
+            </w:tcBorders>
+            <w:tcMar>
+              <w:top w:type="dxa" w:w="90"/>
+              <w:left w:type="dxa" w:w="140"/>
+              <w:bottom w:type="dxa" w:w="90"/>
+              <w:right w:type="dxa" w:w="140"/>
             </w:tcMar>
           </w:tcPr>
           <w:p/>
@@ -3985,7 +4443,7 @@
     </w:p>
     <w:p>
       <w:pPr>
-        <w:spacing w:after="120"/>
+        <w:spacing w:after="120" w:line="300"/>
         <w:jc w:val="both"/>
       </w:pPr>
       <w:r>
@@ -3995,6 +4453,7 @@
     <w:p>
       <w:pPr>
         <w:pStyle w:val="Heading2"/>
+        <w:keepNext/>
         <w:spacing w:after="120" w:before="240"/>
       </w:pPr>
       <w:r>
@@ -4002,9 +4461,9 @@
           <w:rFonts w:ascii="Calibri" w:cs="Calibri" w:eastAsia="Calibri" w:hAnsi="Calibri"/>
           <w:b/>
           <w:bCs/>
-          <w:color w:val="1F3864"/>
-          <w:sz w:val="23"/>
-          <w:szCs w:val="23"/>
+          <w:color w:val="262626"/>
+          <w:sz w:val="21"/>
+          <w:szCs w:val="21"/>
         </w:rPr>
         <w:t xml:space="preserve">2. Plus trimestral (gatilho de 110%)</w:t>
       </w:r>
@@ -4014,7 +4473,7 @@
         <w:tabs>
           <w:tab w:val="left" w:pos="720"/>
         </w:tabs>
-        <w:spacing w:after="120"/>
+        <w:spacing w:after="120" w:line="300"/>
         <w:ind w:left="720" w:hanging="720"/>
         <w:jc w:val="both"/>
       </w:pPr>
@@ -4022,6 +4481,7 @@
         <w:rPr>
           <w:b/>
           <w:bCs/>
+          <w:color w:val="0E5C3D"/>
         </w:rPr>
         <w:t xml:space="preserve">2.1.</w:t>
       </w:r>
@@ -4054,7 +4514,7 @@
         <w:tabs>
           <w:tab w:val="left" w:pos="720"/>
         </w:tabs>
-        <w:spacing w:after="120"/>
+        <w:spacing w:after="120" w:line="300"/>
         <w:ind w:left="720" w:hanging="720"/>
         <w:jc w:val="both"/>
       </w:pPr>
@@ -4062,6 +4522,7 @@
         <w:rPr>
           <w:b/>
           <w:bCs/>
+          <w:color w:val="0E5C3D"/>
         </w:rPr>
         <w:t xml:space="preserve">2.2.</w:t>
       </w:r>
@@ -4082,6 +4543,7 @@
     <w:tbl>
       <w:tblPr>
         <w:tblW w:type="dxa" w:w="9638"/>
+        <w:jc w:val="left"/>
         <w:tblBorders>
           <w:top w:val="single" w:color="auto" w:sz="4"/>
           <w:left w:val="single" w:color="auto" w:sz="4"/>
@@ -4103,17 +4565,17 @@
           <w:tcPr>
             <w:tcW w:type="dxa" w:w="6638"/>
             <w:tcBorders>
-              <w:top w:val="single" w:color="8EA9DB" w:sz="4"/>
-              <w:left w:val="single" w:color="8EA9DB" w:sz="4"/>
-              <w:bottom w:val="single" w:color="8EA9DB" w:sz="4"/>
-              <w:right w:val="single" w:color="8EA9DB" w:sz="4"/>
-            </w:tcBorders>
-            <w:shd w:fill="1F3864" w:color="auto" w:val="clear"/>
-            <w:tcMar>
-              <w:top w:type="dxa" w:w="80"/>
-              <w:left w:type="dxa" w:w="120"/>
-              <w:bottom w:type="dxa" w:w="80"/>
-              <w:right w:type="dxa" w:w="120"/>
+              <w:top w:val="single" w:color="BFD3C8" w:sz="4"/>
+              <w:left w:val="single" w:color="BFD3C8" w:sz="4"/>
+              <w:bottom w:val="single" w:color="BFD3C8" w:sz="4"/>
+              <w:right w:val="single" w:color="BFD3C8" w:sz="4"/>
+            </w:tcBorders>
+            <w:shd w:fill="0E5C3D" w:color="auto" w:val="clear"/>
+            <w:tcMar>
+              <w:top w:type="dxa" w:w="90"/>
+              <w:left w:type="dxa" w:w="140"/>
+              <w:bottom w:type="dxa" w:w="90"/>
+              <w:right w:type="dxa" w:w="140"/>
             </w:tcMar>
           </w:tcPr>
           <w:p>
@@ -4122,6 +4584,8 @@
                 <w:b/>
                 <w:bCs/>
                 <w:color w:val="FFFFFF"/>
+                <w:sz w:val="20"/>
+                <w:szCs w:val="20"/>
               </w:rPr>
               <w:t xml:space="preserve">Indicador</w:t>
             </w:r>
@@ -4131,17 +4595,17 @@
           <w:tcPr>
             <w:tcW w:type="dxa" w:w="3000"/>
             <w:tcBorders>
-              <w:top w:val="single" w:color="8EA9DB" w:sz="4"/>
-              <w:left w:val="single" w:color="8EA9DB" w:sz="4"/>
-              <w:bottom w:val="single" w:color="8EA9DB" w:sz="4"/>
-              <w:right w:val="single" w:color="8EA9DB" w:sz="4"/>
-            </w:tcBorders>
-            <w:shd w:fill="1F3864" w:color="auto" w:val="clear"/>
-            <w:tcMar>
-              <w:top w:type="dxa" w:w="80"/>
-              <w:left w:type="dxa" w:w="120"/>
-              <w:bottom w:type="dxa" w:w="80"/>
-              <w:right w:type="dxa" w:w="120"/>
+              <w:top w:val="single" w:color="BFD3C8" w:sz="4"/>
+              <w:left w:val="single" w:color="BFD3C8" w:sz="4"/>
+              <w:bottom w:val="single" w:color="BFD3C8" w:sz="4"/>
+              <w:right w:val="single" w:color="BFD3C8" w:sz="4"/>
+            </w:tcBorders>
+            <w:shd w:fill="0E5C3D" w:color="auto" w:val="clear"/>
+            <w:tcMar>
+              <w:top w:type="dxa" w:w="90"/>
+              <w:left w:type="dxa" w:w="140"/>
+              <w:bottom w:type="dxa" w:w="90"/>
+              <w:right w:type="dxa" w:w="140"/>
             </w:tcMar>
           </w:tcPr>
           <w:p>
@@ -4150,6 +4614,8 @@
                 <w:b/>
                 <w:bCs/>
                 <w:color w:val="FFFFFF"/>
+                <w:sz w:val="20"/>
+                <w:szCs w:val="20"/>
               </w:rPr>
               <w:t xml:space="preserve">Valor</w:t>
             </w:r>
@@ -4157,24 +4623,31 @@
         </w:tc>
       </w:tr>
       <w:tr>
+        <w:trPr>
+          <w:cantSplit/>
+        </w:trPr>
         <w:tc>
           <w:tcPr>
             <w:tcW w:type="dxa" w:w="6638"/>
             <w:tcBorders>
-              <w:top w:val="single" w:color="8EA9DB" w:sz="4"/>
-              <w:left w:val="single" w:color="8EA9DB" w:sz="4"/>
-              <w:bottom w:val="single" w:color="8EA9DB" w:sz="4"/>
-              <w:right w:val="single" w:color="8EA9DB" w:sz="4"/>
-            </w:tcBorders>
-            <w:tcMar>
-              <w:top w:type="dxa" w:w="80"/>
-              <w:left w:type="dxa" w:w="120"/>
-              <w:bottom w:type="dxa" w:w="80"/>
-              <w:right w:type="dxa" w:w="120"/>
-            </w:tcMar>
-          </w:tcPr>
-          <w:p>
-            <w:r>
+              <w:top w:val="single" w:color="BFD3C8" w:sz="4"/>
+              <w:left w:val="single" w:color="BFD3C8" w:sz="4"/>
+              <w:bottom w:val="single" w:color="BFD3C8" w:sz="4"/>
+              <w:right w:val="single" w:color="BFD3C8" w:sz="4"/>
+            </w:tcBorders>
+            <w:tcMar>
+              <w:top w:type="dxa" w:w="90"/>
+              <w:left w:type="dxa" w:w="140"/>
+              <w:bottom w:type="dxa" w:w="90"/>
+              <w:right w:type="dxa" w:w="140"/>
+            </w:tcMar>
+          </w:tcPr>
+          <w:p>
+            <w:r>
+              <w:rPr>
+                <w:sz w:val="20"/>
+                <w:szCs w:val="20"/>
+              </w:rPr>
               <w:t xml:space="preserve">Faturamento bruto das contas do Anexo II — out/2025 a set/2026</w:t>
             </w:r>
           </w:p>
@@ -4183,44 +4656,56 @@
           <w:tcPr>
             <w:tcW w:type="dxa" w:w="3000"/>
             <w:tcBorders>
-              <w:top w:val="single" w:color="8EA9DB" w:sz="4"/>
-              <w:left w:val="single" w:color="8EA9DB" w:sz="4"/>
-              <w:bottom w:val="single" w:color="8EA9DB" w:sz="4"/>
-              <w:right w:val="single" w:color="8EA9DB" w:sz="4"/>
-            </w:tcBorders>
-            <w:tcMar>
-              <w:top w:type="dxa" w:w="80"/>
-              <w:left w:type="dxa" w:w="120"/>
-              <w:bottom w:type="dxa" w:w="80"/>
-              <w:right w:type="dxa" w:w="120"/>
-            </w:tcMar>
-          </w:tcPr>
-          <w:p>
-            <w:r>
+              <w:top w:val="single" w:color="BFD3C8" w:sz="4"/>
+              <w:left w:val="single" w:color="BFD3C8" w:sz="4"/>
+              <w:bottom w:val="single" w:color="BFD3C8" w:sz="4"/>
+              <w:right w:val="single" w:color="BFD3C8" w:sz="4"/>
+            </w:tcBorders>
+            <w:tcMar>
+              <w:top w:type="dxa" w:w="90"/>
+              <w:left w:type="dxa" w:w="140"/>
+              <w:bottom w:type="dxa" w:w="90"/>
+              <w:right w:type="dxa" w:w="140"/>
+            </w:tcMar>
+          </w:tcPr>
+          <w:p>
+            <w:r>
+              <w:rPr>
+                <w:sz w:val="20"/>
+                <w:szCs w:val="20"/>
+              </w:rPr>
               <w:t xml:space="preserve">R$ ____________________</w:t>
             </w:r>
           </w:p>
         </w:tc>
       </w:tr>
       <w:tr>
+        <w:trPr>
+          <w:cantSplit/>
+        </w:trPr>
         <w:tc>
           <w:tcPr>
             <w:tcW w:type="dxa" w:w="6638"/>
             <w:tcBorders>
-              <w:top w:val="single" w:color="8EA9DB" w:sz="4"/>
-              <w:left w:val="single" w:color="8EA9DB" w:sz="4"/>
-              <w:bottom w:val="single" w:color="8EA9DB" w:sz="4"/>
-              <w:right w:val="single" w:color="8EA9DB" w:sz="4"/>
-            </w:tcBorders>
-            <w:tcMar>
-              <w:top w:type="dxa" w:w="80"/>
-              <w:left w:type="dxa" w:w="120"/>
-              <w:bottom w:type="dxa" w:w="80"/>
-              <w:right w:type="dxa" w:w="120"/>
-            </w:tcMar>
-          </w:tcPr>
-          <w:p>
-            <w:r>
+              <w:top w:val="single" w:color="BFD3C8" w:sz="4"/>
+              <w:left w:val="single" w:color="BFD3C8" w:sz="4"/>
+              <w:bottom w:val="single" w:color="BFD3C8" w:sz="4"/>
+              <w:right w:val="single" w:color="BFD3C8" w:sz="4"/>
+            </w:tcBorders>
+            <w:shd w:fill="E8F1EC" w:color="auto" w:val="clear"/>
+            <w:tcMar>
+              <w:top w:type="dxa" w:w="90"/>
+              <w:left w:type="dxa" w:w="140"/>
+              <w:bottom w:type="dxa" w:w="90"/>
+              <w:right w:type="dxa" w:w="140"/>
+            </w:tcMar>
+          </w:tcPr>
+          <w:p>
+            <w:r>
+              <w:rPr>
+                <w:sz w:val="20"/>
+                <w:szCs w:val="20"/>
+              </w:rPr>
               <w:t xml:space="preserve">Média trimestral de referência (valor acima ÷ 4)</w:t>
             </w:r>
           </w:p>
@@ -4229,44 +4714,56 @@
           <w:tcPr>
             <w:tcW w:type="dxa" w:w="3000"/>
             <w:tcBorders>
-              <w:top w:val="single" w:color="8EA9DB" w:sz="4"/>
-              <w:left w:val="single" w:color="8EA9DB" w:sz="4"/>
-              <w:bottom w:val="single" w:color="8EA9DB" w:sz="4"/>
-              <w:right w:val="single" w:color="8EA9DB" w:sz="4"/>
-            </w:tcBorders>
-            <w:tcMar>
-              <w:top w:type="dxa" w:w="80"/>
-              <w:left w:type="dxa" w:w="120"/>
-              <w:bottom w:type="dxa" w:w="80"/>
-              <w:right w:type="dxa" w:w="120"/>
-            </w:tcMar>
-          </w:tcPr>
-          <w:p>
-            <w:r>
+              <w:top w:val="single" w:color="BFD3C8" w:sz="4"/>
+              <w:left w:val="single" w:color="BFD3C8" w:sz="4"/>
+              <w:bottom w:val="single" w:color="BFD3C8" w:sz="4"/>
+              <w:right w:val="single" w:color="BFD3C8" w:sz="4"/>
+            </w:tcBorders>
+            <w:shd w:fill="E8F1EC" w:color="auto" w:val="clear"/>
+            <w:tcMar>
+              <w:top w:type="dxa" w:w="90"/>
+              <w:left w:type="dxa" w:w="140"/>
+              <w:bottom w:type="dxa" w:w="90"/>
+              <w:right w:type="dxa" w:w="140"/>
+            </w:tcMar>
+          </w:tcPr>
+          <w:p>
+            <w:r>
+              <w:rPr>
+                <w:sz w:val="20"/>
+                <w:szCs w:val="20"/>
+              </w:rPr>
               <w:t xml:space="preserve">R$ ____________________</w:t>
             </w:r>
           </w:p>
         </w:tc>
       </w:tr>
       <w:tr>
+        <w:trPr>
+          <w:cantSplit/>
+        </w:trPr>
         <w:tc>
           <w:tcPr>
             <w:tcW w:type="dxa" w:w="6638"/>
             <w:tcBorders>
-              <w:top w:val="single" w:color="8EA9DB" w:sz="4"/>
-              <w:left w:val="single" w:color="8EA9DB" w:sz="4"/>
-              <w:bottom w:val="single" w:color="8EA9DB" w:sz="4"/>
-              <w:right w:val="single" w:color="8EA9DB" w:sz="4"/>
-            </w:tcBorders>
-            <w:tcMar>
-              <w:top w:type="dxa" w:w="80"/>
-              <w:left w:type="dxa" w:w="120"/>
-              <w:bottom w:type="dxa" w:w="80"/>
-              <w:right w:type="dxa" w:w="120"/>
-            </w:tcMar>
-          </w:tcPr>
-          <w:p>
-            <w:r>
+              <w:top w:val="single" w:color="BFD3C8" w:sz="4"/>
+              <w:left w:val="single" w:color="BFD3C8" w:sz="4"/>
+              <w:bottom w:val="single" w:color="BFD3C8" w:sz="4"/>
+              <w:right w:val="single" w:color="BFD3C8" w:sz="4"/>
+            </w:tcBorders>
+            <w:tcMar>
+              <w:top w:type="dxa" w:w="90"/>
+              <w:left w:type="dxa" w:w="140"/>
+              <w:bottom w:type="dxa" w:w="90"/>
+              <w:right w:type="dxa" w:w="140"/>
+            </w:tcMar>
+          </w:tcPr>
+          <w:p>
+            <w:r>
+              <w:rPr>
+                <w:sz w:val="20"/>
+                <w:szCs w:val="20"/>
+              </w:rPr>
               <w:t xml:space="preserve">Gatilho do plus: 110% da média trimestral de referência</w:t>
             </w:r>
           </w:p>
@@ -4275,20 +4772,24 @@
           <w:tcPr>
             <w:tcW w:type="dxa" w:w="3000"/>
             <w:tcBorders>
-              <w:top w:val="single" w:color="8EA9DB" w:sz="4"/>
-              <w:left w:val="single" w:color="8EA9DB" w:sz="4"/>
-              <w:bottom w:val="single" w:color="8EA9DB" w:sz="4"/>
-              <w:right w:val="single" w:color="8EA9DB" w:sz="4"/>
-            </w:tcBorders>
-            <w:tcMar>
-              <w:top w:type="dxa" w:w="80"/>
-              <w:left w:type="dxa" w:w="120"/>
-              <w:bottom w:type="dxa" w:w="80"/>
-              <w:right w:type="dxa" w:w="120"/>
-            </w:tcMar>
-          </w:tcPr>
-          <w:p>
-            <w:r>
+              <w:top w:val="single" w:color="BFD3C8" w:sz="4"/>
+              <w:left w:val="single" w:color="BFD3C8" w:sz="4"/>
+              <w:bottom w:val="single" w:color="BFD3C8" w:sz="4"/>
+              <w:right w:val="single" w:color="BFD3C8" w:sz="4"/>
+            </w:tcBorders>
+            <w:tcMar>
+              <w:top w:type="dxa" w:w="90"/>
+              <w:left w:type="dxa" w:w="140"/>
+              <w:bottom w:type="dxa" w:w="90"/>
+              <w:right w:type="dxa" w:w="140"/>
+            </w:tcMar>
+          </w:tcPr>
+          <w:p>
+            <w:r>
+              <w:rPr>
+                <w:sz w:val="20"/>
+                <w:szCs w:val="20"/>
+              </w:rPr>
               <w:t xml:space="preserve">R$ ____________________</w:t>
             </w:r>
           </w:p>
@@ -4305,7 +4806,7 @@
         <w:tabs>
           <w:tab w:val="left" w:pos="720"/>
         </w:tabs>
-        <w:spacing w:after="120"/>
+        <w:spacing w:after="120" w:line="300"/>
         <w:ind w:left="720" w:hanging="720"/>
         <w:jc w:val="both"/>
       </w:pPr>
@@ -4313,6 +4814,7 @@
         <w:rPr>
           <w:b/>
           <w:bCs/>
+          <w:color w:val="0E5C3D"/>
         </w:rPr>
         <w:t xml:space="preserve">2.3.</w:t>
       </w:r>
@@ -4355,7 +4857,7 @@
         <w:tabs>
           <w:tab w:val="left" w:pos="720"/>
         </w:tabs>
-        <w:spacing w:after="120"/>
+        <w:spacing w:after="120" w:line="300"/>
         <w:ind w:left="720" w:hanging="720"/>
         <w:jc w:val="both"/>
       </w:pPr>
@@ -4363,6 +4865,7 @@
         <w:rPr>
           <w:b/>
           <w:bCs/>
+          <w:color w:val="0E5C3D"/>
         </w:rPr>
         <w:t xml:space="preserve">2.4.</w:t>
       </w:r>
@@ -4385,7 +4888,7 @@
         <w:tabs>
           <w:tab w:val="left" w:pos="720"/>
         </w:tabs>
-        <w:spacing w:after="120"/>
+        <w:spacing w:after="120" w:line="300"/>
         <w:ind w:left="720" w:hanging="720"/>
         <w:jc w:val="both"/>
       </w:pPr>
@@ -4393,6 +4896,7 @@
         <w:rPr>
           <w:b/>
           <w:bCs/>
+          <w:color w:val="0E5C3D"/>
         </w:rPr>
         <w:t xml:space="preserve">2.5.</w:t>
       </w:r>
@@ -4415,7 +4919,7 @@
         <w:tabs>
           <w:tab w:val="left" w:pos="720"/>
         </w:tabs>
-        <w:spacing w:after="120"/>
+        <w:spacing w:after="120" w:line="300"/>
         <w:ind w:left="720" w:hanging="720"/>
         <w:jc w:val="both"/>
       </w:pPr>
@@ -4423,6 +4927,7 @@
         <w:rPr>
           <w:b/>
           <w:bCs/>
+          <w:color w:val="0E5C3D"/>
         </w:rPr>
         <w:t xml:space="preserve">2.6.</w:t>
       </w:r>
@@ -4438,7 +4943,7 @@
         <w:tabs>
           <w:tab w:val="left" w:pos="720"/>
         </w:tabs>
-        <w:spacing w:after="120"/>
+        <w:spacing w:after="120" w:line="300"/>
         <w:ind w:left="720" w:hanging="720"/>
         <w:jc w:val="both"/>
       </w:pPr>
@@ -4446,6 +4951,7 @@
         <w:rPr>
           <w:b/>
           <w:bCs/>
+          <w:color w:val="0E5C3D"/>
         </w:rPr>
         <w:t xml:space="preserve">2.7.</w:t>
       </w:r>
@@ -4463,7 +4969,7 @@
     </w:p>
     <w:p>
       <w:pPr>
-        <w:spacing w:after="120"/>
+        <w:spacing w:after="120" w:line="300"/>
         <w:jc w:val="both"/>
       </w:pPr>
       <w:r>
@@ -4478,26 +4984,28 @@
     <w:p>
       <w:pPr>
         <w:pStyle w:val="Heading1"/>
+        <w:keepNext/>
         <w:pBdr>
-          <w:bottom w:val="single" w:color="1F3864" w:sz="6" w:space="4"/>
+          <w:bottom w:val="single" w:color="0E5C3D" w:sz="6" w:space="4"/>
         </w:pBdr>
-        <w:spacing w:after="160" w:before="360"/>
+        <w:spacing w:after="200" w:before="360"/>
       </w:pPr>
       <w:r>
         <w:rPr>
           <w:rFonts w:ascii="Calibri" w:cs="Calibri" w:eastAsia="Calibri" w:hAnsi="Calibri"/>
           <w:b/>
           <w:bCs/>
-          <w:color w:val="1F3864"/>
-          <w:sz w:val="26"/>
-          <w:szCs w:val="26"/>
+          <w:color w:val="0E5C3D"/>
+          <w:spacing w:val="20"/>
+          <w:sz w:val="21"/>
+          <w:szCs w:val="21"/>
         </w:rPr>
         <w:t xml:space="preserve">TERMO DE CIÊNCIA</w:t>
       </w:r>
     </w:p>
     <w:p>
       <w:pPr>
-        <w:spacing w:after="120"/>
+        <w:spacing w:after="120" w:line="300"/>
         <w:jc w:val="both"/>
       </w:pPr>
       <w:r>
@@ -4511,7 +5019,7 @@
           <w:ilvl w:val="0"/>
           <w:numId w:val="2"/>
         </w:numPr>
-        <w:spacing w:after="60"/>
+        <w:spacing w:after="60" w:line="300"/>
         <w:jc w:val="both"/>
       </w:pPr>
       <w:r>
@@ -4535,7 +5043,7 @@
           <w:ilvl w:val="0"/>
           <w:numId w:val="2"/>
         </w:numPr>
-        <w:spacing w:after="60"/>
+        <w:spacing w:after="60" w:line="300"/>
         <w:jc w:val="both"/>
       </w:pPr>
       <w:r>
@@ -4559,7 +5067,7 @@
           <w:ilvl w:val="0"/>
           <w:numId w:val="2"/>
         </w:numPr>
-        <w:spacing w:after="60"/>
+        <w:spacing w:after="60" w:line="300"/>
         <w:jc w:val="both"/>
       </w:pPr>
       <w:r>
@@ -4573,7 +5081,7 @@
           <w:ilvl w:val="0"/>
           <w:numId w:val="2"/>
         </w:numPr>
-        <w:spacing w:after="60"/>
+        <w:spacing w:after="60" w:line="300"/>
         <w:jc w:val="both"/>
       </w:pPr>
       <w:r>
@@ -4587,7 +5095,7 @@
           <w:ilvl w:val="0"/>
           <w:numId w:val="2"/>
         </w:numPr>
-        <w:spacing w:after="60"/>
+        <w:spacing w:after="60" w:line="300"/>
         <w:jc w:val="both"/>
       </w:pPr>
       <w:r>
@@ -4601,7 +5109,7 @@
           <w:ilvl w:val="0"/>
           <w:numId w:val="2"/>
         </w:numPr>
-        <w:spacing w:after="60"/>
+        <w:spacing w:after="60" w:line="300"/>
         <w:jc w:val="both"/>
       </w:pPr>
       <w:r>
@@ -4610,7 +5118,7 @@
     </w:p>
     <w:p>
       <w:pPr>
-        <w:spacing w:after="120"/>
+        <w:spacing w:after="120" w:line="300"/>
         <w:jc w:val="both"/>
       </w:pPr>
       <w:r>
@@ -4731,15 +5239,15 @@
     </w:pPr>
     <w:r>
       <w:rPr>
-        <w:color w:val="808080"/>
+        <w:color w:val="7F7F7F"/>
         <w:sz w:val="16"/>
         <w:szCs w:val="16"/>
       </w:rPr>
-      <w:t xml:space="preserve">Política de Comissionamento e Metas · Versão 2 · Página </w:t>
+      <w:t xml:space="preserve">Política de Comissionamento e Metas · Versão 02 · Página </w:t>
     </w:r>
     <w:r>
       <w:rPr>
-        <w:color w:val="808080"/>
+        <w:color w:val="7F7F7F"/>
         <w:sz w:val="16"/>
         <w:szCs w:val="16"/>
       </w:rPr>
@@ -4750,7 +5258,7 @@
     </w:r>
     <w:r>
       <w:rPr>
-        <w:color w:val="808080"/>
+        <w:color w:val="7F7F7F"/>
         <w:sz w:val="16"/>
         <w:szCs w:val="16"/>
       </w:rPr>
@@ -4758,7 +5266,7 @@
     </w:r>
     <w:r>
       <w:rPr>
-        <w:color w:val="808080"/>
+        <w:color w:val="7F7F7F"/>
         <w:sz w:val="16"/>
         <w:szCs w:val="16"/>
       </w:rPr>
@@ -4812,15 +5320,31 @@
 <w:hdr xmlns:wpc="http://schemas.microsoft.com/office/word/2010/wordprocessingCanvas" xmlns:mc="http://schemas.openxmlformats.org/markup-compatibility/2006" xmlns:o="urn:schemas-microsoft-com:office:office" xmlns:r="http://schemas.openxmlformats.org/officeDocument/2006/relationships" xmlns:m="http://schemas.openxmlformats.org/officeDocument/2006/math" xmlns:v="urn:schemas-microsoft-com:vml" xmlns:wp14="http://schemas.microsoft.com/office/word/2010/wordprocessingDrawing" xmlns:wp="http://schemas.openxmlformats.org/drawingml/2006/wordprocessingDrawing" xmlns:w10="urn:schemas-microsoft-com:office:word" xmlns:w="http://schemas.openxmlformats.org/wordprocessingml/2006/main" xmlns:w14="http://schemas.microsoft.com/office/word/2010/wordml" xmlns:w15="http://schemas.microsoft.com/office/word/2012/wordml" xmlns:wpg="http://schemas.microsoft.com/office/word/2010/wordprocessingGroup" xmlns:wpi="http://schemas.microsoft.com/office/word/2010/wordprocessingInk" xmlns:wne="http://schemas.microsoft.com/office/word/2006/wordml" xmlns:wps="http://schemas.microsoft.com/office/word/2010/wordprocessingShape" xmlns:cx="http://schemas.microsoft.com/office/drawing/2014/chartex" xmlns:cx1="http://schemas.microsoft.com/office/drawing/2015/9/8/chartex" xmlns:cx2="http://schemas.microsoft.com/office/drawing/2015/10/21/chartex" xmlns:cx3="http://schemas.microsoft.com/office/drawing/2016/5/9/chartex" xmlns:cx4="http://schemas.microsoft.com/office/drawing/2016/5/10/chartex" xmlns:cx5="http://schemas.microsoft.com/office/drawing/2016/5/11/chartex" xmlns:cx6="http://schemas.microsoft.com/office/drawing/2016/5/12/chartex" xmlns:cx7="http://schemas.microsoft.com/office/drawing/2016/5/13/chartex" xmlns:cx8="http://schemas.microsoft.com/office/drawing/2016/5/14/chartex" xmlns:w16cid="http://schemas.microsoft.com/office/word/2016/wordml/cid" xmlns:w16se="http://schemas.microsoft.com/office/word/2015/wordml/symex">
   <w:p>
     <w:pPr>
-      <w:jc w:val="right"/>
+      <w:pBdr>
+        <w:bottom w:val="single" w:color="C9C9C9" w:sz="4" w:space="6"/>
+      </w:pBdr>
+      <w:tabs>
+        <w:tab w:val="right" w:pos="9638"/>
+      </w:tabs>
     </w:pPr>
     <w:r>
       <w:rPr>
-        <w:color w:val="808080"/>
+        <w:b/>
+        <w:bCs/>
+        <w:color w:val="6E9E8A"/>
+        <w:spacing w:val="60"/>
         <w:sz w:val="16"/>
         <w:szCs w:val="16"/>
       </w:rPr>
-      <w:t xml:space="preserve">Amplificadores Next Pro · Documento interno</w:t>
+      <w:t xml:space="preserve">NEXT PRO</w:t>
+    </w:r>
+    <w:r>
+      <w:rPr>
+        <w:color w:val="7F7F7F"/>
+        <w:sz w:val="15"/>
+        <w:szCs w:val="15"/>
+      </w:rPr>
+      <w:t xml:space="preserve">	Política de Comissionamento e Metas · Versão 02</w:t>
     </w:r>
   </w:p>
 </w:hdr>
@@ -4954,6 +5478,7 @@
     <w:rPrDefault>
       <w:rPr>
         <w:rFonts w:ascii="Calibri" w:cs="Calibri" w:eastAsia="Calibri" w:hAnsi="Calibri"/>
+        <w:color w:val="262626"/>
         <w:sz w:val="21"/>
         <w:szCs w:val="21"/>
       </w:rPr>
